--- a/zht/docx/098.content.docx
+++ b/zht/docx/098.content.docx
@@ -150,26 +150,6 @@
           <w:lang w:val="zh_TW" w:bidi="zh_TW"/>
         </w:rPr>
         <w:t>yi</w:t>
-      </w:r>
-      <w:r>
-        <w:rPr>
-          <w:lang w:val="zh_TW" w:bidi="zh_TW"/>
-        </w:rPr>
-      </w:r>
-    </w:p>
-    <w:p>
-      <w:pPr/>
-      <w:r>
-        <w:rPr>
-          <w:lang w:val="zh_TW" w:bidi="zh_TW"/>
-        </w:rPr>
-      </w:r>
-      <w:r>
-        <w:rPr>
-          <w:i/>
-          <w:lang w:val="zh_TW" w:bidi="zh_TW"/>
-        </w:rPr>
-        <w:t>一切都是「煙霧」, 一同吃飯, 依賴人的力量, 以賽亞書中的救恩, 以賽亞書中的信靠神, 以色列地理中的神學意義, 以色列的聖者, 以神的話語為中心, 異象, 義人受苦</w:t>
       </w:r>
       <w:r>
         <w:rPr>

--- a/zht/docx/098.content.docx
+++ b/zht/docx/098.content.docx
@@ -19,7 +19,7 @@
         <w:rPr>
           <w:lang w:val="zh_TW" w:bidi="zh_TW"/>
         </w:rPr>
-        <w:t>Resource: Study Notes - Themes (Tyndale)</w:t>
+        <w:t>Resource: Tyndale Open Study Notes</w:t>
       </w:r>
       <w:r>
         <w:rPr>
@@ -112,7 +112,7 @@
         <w:rPr>
           <w:lang w:val="zh_TW" w:bidi="zh_TW"/>
         </w:rPr>
-        <w:t>Study Notes - Themes (Tyndale)</w:t>
+        <w:t>Tyndale Open Study Notes</w:t>
       </w:r>
     </w:p>
     <w:p>

--- a/zht/docx/098.content.docx
+++ b/zht/docx/098.content.docx
@@ -19,7 +19,7 @@
         <w:rPr>
           <w:lang w:val="zh_TW" w:bidi="zh_TW"/>
         </w:rPr>
-        <w:t>Resource: Tyndale Open Study Notes</w:t>
+        <w:t>Resource: Aquifer Open Study Notes (Themes)</w:t>
       </w:r>
       <w:r>
         <w:rPr>
@@ -112,7 +112,7 @@
         <w:rPr>
           <w:lang w:val="zh_TW" w:bidi="zh_TW"/>
         </w:rPr>
-        <w:t>Tyndale Open Study Notes</w:t>
+        <w:t>Aquifer Open Study Notes (Themes)</w:t>
       </w:r>
     </w:p>
     <w:p>

--- a/zht/docx/098.content.docx
+++ b/zht/docx/098.content.docx
@@ -286,54 +286,36 @@
         </w:rPr>
         <w:t>在舊約聖經中出現了七十八次，但只有三次明確指向實質的物理現象（</w:t>
       </w:r>
-      <w:hyperlink r:id="rId13">
-        <w:r>
-          <w:rPr>
-            <w:lang w:val="zh_TW" w:bidi="zh_TW"/>
-          </w:rPr>
-          <w:rPr>
-            <w:color w:val="0000EE"/>
-            <w:u w:val="single"/>
-          </w:rPr>
-          <w:t>詩62:9</w:t>
-        </w:r>
-      </w:hyperlink>
+      <w:r>
+        <w:rPr>
+          <w:lang w:val="zh_TW" w:bidi="zh_TW"/>
+        </w:rPr>
+        <w:t>詩62:9</w:t>
+      </w:r>
       <w:r>
         <w:rPr>
           <w:lang w:val="zh_TW" w:bidi="zh_TW"/>
         </w:rPr>
         <w:t>；</w:t>
       </w:r>
-      <w:hyperlink r:id="rId14">
-        <w:r>
-          <w:rPr>
-            <w:lang w:val="zh_TW" w:bidi="zh_TW"/>
-          </w:rPr>
-          <w:rPr>
-            <w:color w:val="0000EE"/>
-            <w:u w:val="single"/>
-          </w:rPr>
-          <w:t>箴21:6</w:t>
-        </w:r>
-      </w:hyperlink>
+      <w:r>
+        <w:rPr>
+          <w:lang w:val="zh_TW" w:bidi="zh_TW"/>
+        </w:rPr>
+        <w:t>箴21:6</w:t>
+      </w:r>
       <w:r>
         <w:rPr>
           <w:lang w:val="zh_TW" w:bidi="zh_TW"/>
         </w:rPr>
         <w:t>；</w:t>
       </w:r>
-      <w:hyperlink r:id="rId15">
-        <w:r>
-          <w:rPr>
-            <w:lang w:val="zh_TW" w:bidi="zh_TW"/>
-          </w:rPr>
-          <w:rPr>
-            <w:color w:val="0000EE"/>
-            <w:u w:val="single"/>
-          </w:rPr>
-          <w:t>賽57:13</w:t>
-        </w:r>
-      </w:hyperlink>
+      <w:r>
+        <w:rPr>
+          <w:lang w:val="zh_TW" w:bidi="zh_TW"/>
+        </w:rPr>
+        <w:t>賽57:13</w:t>
+      </w:r>
       <w:r>
         <w:rPr>
           <w:lang w:val="zh_TW" w:bidi="zh_TW"/>
@@ -354,36 +336,24 @@
         </w:rPr>
         <w:t>這個詞常被用來描述假神的虛無、虛假與虛妄（</w:t>
       </w:r>
-      <w:hyperlink r:id="rId16">
-        <w:r>
-          <w:rPr>
-            <w:lang w:val="zh_TW" w:bidi="zh_TW"/>
-          </w:rPr>
-          <w:rPr>
-            <w:color w:val="0000EE"/>
-            <w:u w:val="single"/>
-          </w:rPr>
-          <w:t>申32:21</w:t>
-        </w:r>
-      </w:hyperlink>
+      <w:r>
+        <w:rPr>
+          <w:lang w:val="zh_TW" w:bidi="zh_TW"/>
+        </w:rPr>
+        <w:t>申32:21</w:t>
+      </w:r>
       <w:r>
         <w:rPr>
           <w:lang w:val="zh_TW" w:bidi="zh_TW"/>
         </w:rPr>
         <w:t>；</w:t>
       </w:r>
-      <w:hyperlink r:id="rId17">
-        <w:r>
-          <w:rPr>
-            <w:lang w:val="zh_TW" w:bidi="zh_TW"/>
-          </w:rPr>
-          <w:rPr>
-            <w:color w:val="0000EE"/>
-            <w:u w:val="single"/>
-          </w:rPr>
-          <w:t>王下17:15</w:t>
-        </w:r>
-      </w:hyperlink>
+      <w:r>
+        <w:rPr>
+          <w:lang w:val="zh_TW" w:bidi="zh_TW"/>
+        </w:rPr>
+        <w:t>王下17:15</w:t>
+      </w:r>
       <w:r>
         <w:rPr>
           <w:lang w:val="zh_TW" w:bidi="zh_TW"/>
@@ -416,84 +386,54 @@
         </w:rPr>
         <w:t xml:space="preserve"> 有時也用來描繪生命是如何的短暫，如同煙霧轉瞬即逝（</w:t>
       </w:r>
-      <w:hyperlink r:id="rId18">
-        <w:r>
-          <w:rPr>
-            <w:lang w:val="zh_TW" w:bidi="zh_TW"/>
-          </w:rPr>
-          <w:rPr>
-            <w:color w:val="0000EE"/>
-            <w:u w:val="single"/>
-          </w:rPr>
-          <w:t>伯7:16</w:t>
-        </w:r>
-      </w:hyperlink>
+      <w:r>
+        <w:rPr>
+          <w:lang w:val="zh_TW" w:bidi="zh_TW"/>
+        </w:rPr>
+        <w:t>伯7:16</w:t>
+      </w:r>
       <w:r>
         <w:rPr>
           <w:lang w:val="zh_TW" w:bidi="zh_TW"/>
         </w:rPr>
         <w:t>；</w:t>
       </w:r>
-      <w:hyperlink r:id="rId19">
-        <w:r>
-          <w:rPr>
-            <w:lang w:val="zh_TW" w:bidi="zh_TW"/>
-          </w:rPr>
-          <w:rPr>
-            <w:color w:val="0000EE"/>
-            <w:u w:val="single"/>
-          </w:rPr>
-          <w:t>詩144:4</w:t>
-        </w:r>
-      </w:hyperlink>
+      <w:r>
+        <w:rPr>
+          <w:lang w:val="zh_TW" w:bidi="zh_TW"/>
+        </w:rPr>
+        <w:t>詩144:4</w:t>
+      </w:r>
       <w:r>
         <w:rPr>
           <w:lang w:val="zh_TW" w:bidi="zh_TW"/>
         </w:rPr>
         <w:t>）。而在另一些經文中，它是指人生的虛空和無奈（</w:t>
       </w:r>
-      <w:hyperlink r:id="rId20">
-        <w:r>
-          <w:rPr>
-            <w:lang w:val="zh_TW" w:bidi="zh_TW"/>
-          </w:rPr>
-          <w:rPr>
-            <w:color w:val="0000EE"/>
-            <w:u w:val="single"/>
-          </w:rPr>
-          <w:t>詩78:33，</w:t>
-        </w:r>
-      </w:hyperlink>
-      <w:hyperlink r:id="rId21">
-        <w:r>
-          <w:rPr>
-            <w:lang w:val="zh_TW" w:bidi="zh_TW"/>
-          </w:rPr>
-          <w:rPr>
-            <w:color w:val="0000EE"/>
-            <w:u w:val="single"/>
-          </w:rPr>
-          <w:t>94:11</w:t>
-        </w:r>
-      </w:hyperlink>
+      <w:r>
+        <w:rPr>
+          <w:lang w:val="zh_TW" w:bidi="zh_TW"/>
+        </w:rPr>
+        <w:t>詩78:33，</w:t>
+      </w:r>
+      <w:r>
+        <w:rPr>
+          <w:lang w:val="zh_TW" w:bidi="zh_TW"/>
+        </w:rPr>
+        <w:t>94:11</w:t>
+      </w:r>
       <w:r>
         <w:rPr>
           <w:lang w:val="zh_TW" w:bidi="zh_TW"/>
         </w:rPr>
         <w:t>；</w:t>
       </w:r>
-      <w:hyperlink r:id="rId22">
-        <w:r>
-          <w:rPr>
-            <w:lang w:val="zh_TW" w:bidi="zh_TW"/>
-          </w:rPr>
-          <w:rPr>
-            <w:color w:val="0000EE"/>
-            <w:u w:val="single"/>
-          </w:rPr>
-          <w:t>賽49:4</w:t>
-        </w:r>
-      </w:hyperlink>
+      <w:r>
+        <w:rPr>
+          <w:lang w:val="zh_TW" w:bidi="zh_TW"/>
+        </w:rPr>
+        <w:t>賽49:4</w:t>
+      </w:r>
       <w:r>
         <w:rPr>
           <w:lang w:val="zh_TW" w:bidi="zh_TW"/>
@@ -634,18 +574,12 @@
         </w:rPr>
         <w:t>在新約聖經中，</w:t>
       </w:r>
-      <w:hyperlink r:id="rId23">
-        <w:r>
-          <w:rPr>
-            <w:lang w:val="zh_TW" w:bidi="zh_TW"/>
-          </w:rPr>
-          <w:rPr>
-            <w:color w:val="0000EE"/>
-            <w:u w:val="single"/>
-          </w:rPr>
-          <w:t>雅各書四章13至15節</w:t>
-        </w:r>
-      </w:hyperlink>
+      <w:r>
+        <w:rPr>
+          <w:lang w:val="zh_TW" w:bidi="zh_TW"/>
+        </w:rPr>
+        <w:t>雅各書四章13至15節</w:t>
+      </w:r>
       <w:r>
         <w:rPr>
           <w:lang w:val="zh_TW" w:bidi="zh_TW"/>
@@ -679,18 +613,12 @@
         </w:rPr>
         <w:t>閱讀傳道書時，要記得這個詞的根源是「氣息」或「煙霧」，這為書中的隱喻鋪陳提供了線索。人生的短暫與種種挑戰，常令人感到沮喪，這些事反而鼓勵我們要努力生活、有智慧地行事，並在可能之時享受人生。我們都曾經歷人生的不公平，例如愚昧人反而成功、不義之事未受審判。唯有當我們記得神掌權時，這些事才更容易理解。因為人所做的事，連一切隱藏的事，無論是善是惡，神都必審問（</w:t>
       </w:r>
-      <w:hyperlink r:id="rId24">
-        <w:r>
-          <w:rPr>
-            <w:lang w:val="zh_TW" w:bidi="zh_TW"/>
-          </w:rPr>
-          <w:rPr>
-            <w:color w:val="0000EE"/>
-            <w:u w:val="single"/>
-          </w:rPr>
-          <w:t>傳12:14</w:t>
-        </w:r>
-      </w:hyperlink>
+      <w:r>
+        <w:rPr>
+          <w:lang w:val="zh_TW" w:bidi="zh_TW"/>
+        </w:rPr>
+        <w:t>傳12:14</w:t>
+      </w:r>
       <w:r>
         <w:rPr>
           <w:lang w:val="zh_TW" w:bidi="zh_TW"/>
@@ -720,180 +648,108 @@
           <w:lang w:val="zh_TW" w:bidi="zh_TW"/>
         </w:rPr>
       </w:r>
-      <w:hyperlink r:id="rId16">
-        <w:r>
-          <w:rPr>
-            <w:lang w:val="zh_TW" w:bidi="zh_TW"/>
-          </w:rPr>
-          <w:rPr>
-            <w:color w:val="0000EE"/>
-            <w:u w:val="single"/>
-          </w:rPr>
-          <w:t>申32:21；</w:t>
-        </w:r>
-      </w:hyperlink>
-      <w:hyperlink r:id="rId17">
-        <w:r>
-          <w:rPr>
-            <w:lang w:val="zh_TW" w:bidi="zh_TW"/>
-          </w:rPr>
-          <w:rPr>
-            <w:color w:val="0000EE"/>
-            <w:u w:val="single"/>
-          </w:rPr>
-          <w:t>王下17:15；</w:t>
-        </w:r>
-      </w:hyperlink>
-      <w:hyperlink r:id="rId18">
-        <w:r>
-          <w:rPr>
-            <w:lang w:val="zh_TW" w:bidi="zh_TW"/>
-          </w:rPr>
-          <w:rPr>
-            <w:color w:val="0000EE"/>
-            <w:u w:val="single"/>
-          </w:rPr>
-          <w:t>伯7:16；</w:t>
-        </w:r>
-      </w:hyperlink>
-      <w:hyperlink r:id="rId13">
-        <w:r>
-          <w:rPr>
-            <w:lang w:val="zh_TW" w:bidi="zh_TW"/>
-          </w:rPr>
-          <w:rPr>
-            <w:color w:val="0000EE"/>
-            <w:u w:val="single"/>
-          </w:rPr>
-          <w:t>詩62:9</w:t>
-        </w:r>
-      </w:hyperlink>
+      <w:r>
+        <w:rPr>
+          <w:lang w:val="zh_TW" w:bidi="zh_TW"/>
+        </w:rPr>
+        <w:t>申32:21；</w:t>
+      </w:r>
+      <w:r>
+        <w:rPr>
+          <w:lang w:val="zh_TW" w:bidi="zh_TW"/>
+        </w:rPr>
+        <w:t>王下17:15；</w:t>
+      </w:r>
+      <w:r>
+        <w:rPr>
+          <w:lang w:val="zh_TW" w:bidi="zh_TW"/>
+        </w:rPr>
+        <w:t>伯7:16；</w:t>
+      </w:r>
+      <w:r>
+        <w:rPr>
+          <w:lang w:val="zh_TW" w:bidi="zh_TW"/>
+        </w:rPr>
+        <w:t>詩62:9</w:t>
+      </w:r>
       <w:r>
         <w:rPr>
           <w:lang w:val="zh_TW" w:bidi="zh_TW"/>
         </w:rPr>
         <w:t>，</w:t>
       </w:r>
-      <w:hyperlink r:id="rId20">
-        <w:r>
-          <w:rPr>
-            <w:lang w:val="zh_TW" w:bidi="zh_TW"/>
-          </w:rPr>
-          <w:rPr>
-            <w:color w:val="0000EE"/>
-            <w:u w:val="single"/>
-          </w:rPr>
-          <w:t>78:33</w:t>
-        </w:r>
-      </w:hyperlink>
+      <w:r>
+        <w:rPr>
+          <w:lang w:val="zh_TW" w:bidi="zh_TW"/>
+        </w:rPr>
+        <w:t>78:33</w:t>
+      </w:r>
       <w:r>
         <w:rPr>
           <w:lang w:val="zh_TW" w:bidi="zh_TW"/>
         </w:rPr>
         <w:t>，</w:t>
       </w:r>
-      <w:hyperlink r:id="rId21">
-        <w:r>
-          <w:rPr>
-            <w:lang w:val="zh_TW" w:bidi="zh_TW"/>
-          </w:rPr>
-          <w:rPr>
-            <w:color w:val="0000EE"/>
-            <w:u w:val="single"/>
-          </w:rPr>
-          <w:t>94:11</w:t>
-        </w:r>
-      </w:hyperlink>
+      <w:r>
+        <w:rPr>
+          <w:lang w:val="zh_TW" w:bidi="zh_TW"/>
+        </w:rPr>
+        <w:t>94:11</w:t>
+      </w:r>
       <w:r>
         <w:rPr>
           <w:lang w:val="zh_TW" w:bidi="zh_TW"/>
         </w:rPr>
         <w:t>，</w:t>
       </w:r>
-      <w:hyperlink r:id="rId19">
-        <w:r>
-          <w:rPr>
-            <w:lang w:val="zh_TW" w:bidi="zh_TW"/>
-          </w:rPr>
-          <w:rPr>
-            <w:color w:val="0000EE"/>
-            <w:u w:val="single"/>
-          </w:rPr>
-          <w:t>144:4；</w:t>
-        </w:r>
-      </w:hyperlink>
-      <w:hyperlink r:id="rId14">
-        <w:r>
-          <w:rPr>
-            <w:lang w:val="zh_TW" w:bidi="zh_TW"/>
-          </w:rPr>
-          <w:rPr>
-            <w:color w:val="0000EE"/>
-            <w:u w:val="single"/>
-          </w:rPr>
-          <w:t>箴21:6；</w:t>
-        </w:r>
-      </w:hyperlink>
-      <w:hyperlink r:id="rId25">
-        <w:r>
-          <w:rPr>
-            <w:lang w:val="zh_TW" w:bidi="zh_TW"/>
-          </w:rPr>
-          <w:rPr>
-            <w:color w:val="0000EE"/>
-            <w:u w:val="single"/>
-          </w:rPr>
-          <w:t>傳1:2；</w:t>
-        </w:r>
-      </w:hyperlink>
-      <w:hyperlink r:id="rId26">
-        <w:r>
-          <w:rPr>
-            <w:lang w:val="zh_TW" w:bidi="zh_TW"/>
-          </w:rPr>
-          <w:rPr>
-            <w:color w:val="0000EE"/>
-            <w:u w:val="single"/>
-          </w:rPr>
-          <w:t>賽30:7</w:t>
-        </w:r>
-      </w:hyperlink>
+      <w:r>
+        <w:rPr>
+          <w:lang w:val="zh_TW" w:bidi="zh_TW"/>
+        </w:rPr>
+        <w:t>144:4；</w:t>
+      </w:r>
+      <w:r>
+        <w:rPr>
+          <w:lang w:val="zh_TW" w:bidi="zh_TW"/>
+        </w:rPr>
+        <w:t>箴21:6；</w:t>
+      </w:r>
+      <w:r>
+        <w:rPr>
+          <w:lang w:val="zh_TW" w:bidi="zh_TW"/>
+        </w:rPr>
+        <w:t>傳1:2；</w:t>
+      </w:r>
+      <w:r>
+        <w:rPr>
+          <w:lang w:val="zh_TW" w:bidi="zh_TW"/>
+        </w:rPr>
+        <w:t>賽30:7</w:t>
+      </w:r>
       <w:r>
         <w:rPr>
           <w:lang w:val="zh_TW" w:bidi="zh_TW"/>
         </w:rPr>
         <w:t>，</w:t>
       </w:r>
-      <w:hyperlink r:id="rId22">
-        <w:r>
-          <w:rPr>
-            <w:lang w:val="zh_TW" w:bidi="zh_TW"/>
-          </w:rPr>
-          <w:rPr>
-            <w:color w:val="0000EE"/>
-            <w:u w:val="single"/>
-          </w:rPr>
-          <w:t>49:4</w:t>
-        </w:r>
-      </w:hyperlink>
+      <w:r>
+        <w:rPr>
+          <w:lang w:val="zh_TW" w:bidi="zh_TW"/>
+        </w:rPr>
+        <w:t>49:4</w:t>
+      </w:r>
       <w:r>
         <w:rPr>
           <w:lang w:val="zh_TW" w:bidi="zh_TW"/>
         </w:rPr>
         <w:t>，</w:t>
       </w:r>
-      <w:hyperlink r:id="rId15">
-        <w:r>
-          <w:rPr>
-            <w:lang w:val="zh_TW" w:bidi="zh_TW"/>
-          </w:rPr>
-          <w:rPr>
-            <w:color w:val="0000EE"/>
-            <w:u w:val="single"/>
-          </w:rPr>
-          <w:t>57:13</w:t>
-        </w:r>
-      </w:hyperlink>
+      <w:r>
+        <w:rPr>
+          <w:lang w:val="zh_TW" w:bidi="zh_TW"/>
+        </w:rPr>
+        <w:t>57:13</w:t>
+      </w:r>
       <w:r>
         <w:rPr>
           <w:lang w:val="zh_TW" w:bidi="zh_TW"/>
@@ -956,132 +812,84 @@
         </w:rPr>
         <w:t>大部分猶太人在大多數情況下都遵守食物律法，耶穌自己也是如此。然而，祂常常刻意與那些在禮儀上不潔淨或不那麼遵守律法的人一起用餐。共享一餐，可以視為有約的關係與社會上的平等（參</w:t>
       </w:r>
-      <w:hyperlink r:id="rId27">
-        <w:r>
-          <w:rPr>
-            <w:lang w:val="zh_TW" w:bidi="zh_TW"/>
-          </w:rPr>
-          <w:rPr>
-            <w:color w:val="0000EE"/>
-            <w:u w:val="single"/>
-          </w:rPr>
-          <w:t>太26:26–29；</w:t>
-        </w:r>
-      </w:hyperlink>
-      <w:hyperlink r:id="rId28">
-        <w:r>
-          <w:rPr>
-            <w:lang w:val="zh_TW" w:bidi="zh_TW"/>
-          </w:rPr>
-          <w:rPr>
-            <w:color w:val="0000EE"/>
-            <w:u w:val="single"/>
-          </w:rPr>
-          <w:t>王下25:27–30</w:t>
-        </w:r>
-      </w:hyperlink>
+      <w:r>
+        <w:rPr>
+          <w:lang w:val="zh_TW" w:bidi="zh_TW"/>
+        </w:rPr>
+        <w:t>太26:26–29；</w:t>
+      </w:r>
+      <w:r>
+        <w:rPr>
+          <w:lang w:val="zh_TW" w:bidi="zh_TW"/>
+        </w:rPr>
+        <w:t>王下25:27–30</w:t>
+      </w:r>
       <w:r>
         <w:rPr>
           <w:lang w:val="zh_TW" w:bidi="zh_TW"/>
         </w:rPr>
         <w:t>）。法利賽人認為要成為義人，就必須遠離這些罪人，因此當耶穌與罪人一同吃飯時，他們感到被冒犯（</w:t>
       </w:r>
-      <w:hyperlink r:id="rId29">
-        <w:r>
-          <w:rPr>
-            <w:lang w:val="zh_TW" w:bidi="zh_TW"/>
-          </w:rPr>
-          <w:rPr>
-            <w:color w:val="0000EE"/>
-            <w:u w:val="single"/>
-          </w:rPr>
-          <w:t>太9:10–11</w:t>
-        </w:r>
-      </w:hyperlink>
+      <w:r>
+        <w:rPr>
+          <w:lang w:val="zh_TW" w:bidi="zh_TW"/>
+        </w:rPr>
+        <w:t>太9:10–11</w:t>
+      </w:r>
       <w:r>
         <w:rPr>
           <w:lang w:val="zh_TW" w:bidi="zh_TW"/>
         </w:rPr>
         <w:t>，</w:t>
       </w:r>
-      <w:hyperlink r:id="rId30">
-        <w:r>
-          <w:rPr>
-            <w:lang w:val="zh_TW" w:bidi="zh_TW"/>
-          </w:rPr>
-          <w:rPr>
-            <w:color w:val="0000EE"/>
-            <w:u w:val="single"/>
-          </w:rPr>
-          <w:t>11:19</w:t>
-        </w:r>
-      </w:hyperlink>
+      <w:r>
+        <w:rPr>
+          <w:lang w:val="zh_TW" w:bidi="zh_TW"/>
+        </w:rPr>
+        <w:t>11:19</w:t>
+      </w:r>
       <w:r>
         <w:rPr>
           <w:lang w:val="zh_TW" w:bidi="zh_TW"/>
         </w:rPr>
         <w:t>，</w:t>
       </w:r>
-      <w:hyperlink r:id="rId31">
-        <w:r>
-          <w:rPr>
-            <w:lang w:val="zh_TW" w:bidi="zh_TW"/>
-          </w:rPr>
-          <w:rPr>
-            <w:color w:val="0000EE"/>
-            <w:u w:val="single"/>
-          </w:rPr>
-          <w:t>21:28–32；</w:t>
-        </w:r>
-      </w:hyperlink>
-      <w:hyperlink r:id="rId32">
-        <w:r>
-          <w:rPr>
-            <w:lang w:val="zh_TW" w:bidi="zh_TW"/>
-          </w:rPr>
-          <w:rPr>
-            <w:color w:val="0000EE"/>
-            <w:u w:val="single"/>
-          </w:rPr>
-          <w:t>路7:36–50</w:t>
-        </w:r>
-      </w:hyperlink>
+      <w:r>
+        <w:rPr>
+          <w:lang w:val="zh_TW" w:bidi="zh_TW"/>
+        </w:rPr>
+        <w:t>21:28–32；</w:t>
+      </w:r>
+      <w:r>
+        <w:rPr>
+          <w:lang w:val="zh_TW" w:bidi="zh_TW"/>
+        </w:rPr>
+        <w:t>路7:36–50</w:t>
+      </w:r>
       <w:r>
         <w:rPr>
           <w:lang w:val="zh_TW" w:bidi="zh_TW"/>
         </w:rPr>
         <w:t>，</w:t>
       </w:r>
-      <w:hyperlink r:id="rId33">
-        <w:r>
-          <w:rPr>
-            <w:lang w:val="zh_TW" w:bidi="zh_TW"/>
-          </w:rPr>
-          <w:rPr>
-            <w:color w:val="0000EE"/>
-            <w:u w:val="single"/>
-          </w:rPr>
-          <w:t>15:1–2</w:t>
-        </w:r>
-      </w:hyperlink>
+      <w:r>
+        <w:rPr>
+          <w:lang w:val="zh_TW" w:bidi="zh_TW"/>
+        </w:rPr>
+        <w:t>15:1–2</w:t>
+      </w:r>
       <w:r>
         <w:rPr>
           <w:lang w:val="zh_TW" w:bidi="zh_TW"/>
         </w:rPr>
         <w:t>，</w:t>
       </w:r>
-      <w:hyperlink r:id="rId34">
-        <w:r>
-          <w:rPr>
-            <w:lang w:val="zh_TW" w:bidi="zh_TW"/>
-          </w:rPr>
-          <w:rPr>
-            <w:color w:val="0000EE"/>
-            <w:u w:val="single"/>
-          </w:rPr>
-          <w:t>19:1–10</w:t>
-        </w:r>
-      </w:hyperlink>
+      <w:r>
+        <w:rPr>
+          <w:lang w:val="zh_TW" w:bidi="zh_TW"/>
+        </w:rPr>
+        <w:t>19:1–10</w:t>
+      </w:r>
       <w:r>
         <w:rPr>
           <w:lang w:val="zh_TW" w:bidi="zh_TW"/>
@@ -1102,72 +910,48 @@
         </w:rPr>
         <w:t>耶穌與罪人同席，是為了顯明神的恩典。祂將神的愛與赦免帶給所有人，邀請所有人加入祂的新群體。耶穌的最後一餐（稱為「最後的晚餐」）預示了天國裡的筵席（</w:t>
       </w:r>
-      <w:hyperlink r:id="rId35">
-        <w:r>
-          <w:rPr>
-            <w:lang w:val="zh_TW" w:bidi="zh_TW"/>
-          </w:rPr>
-          <w:rPr>
-            <w:color w:val="0000EE"/>
-            <w:u w:val="single"/>
-          </w:rPr>
-          <w:t>太26:29</w:t>
-        </w:r>
-      </w:hyperlink>
+      <w:r>
+        <w:rPr>
+          <w:lang w:val="zh_TW" w:bidi="zh_TW"/>
+        </w:rPr>
+        <w:t>太26:29</w:t>
+      </w:r>
       <w:r>
         <w:rPr>
           <w:lang w:val="zh_TW" w:bidi="zh_TW"/>
         </w:rPr>
         <w:t>；見</w:t>
       </w:r>
-      <w:hyperlink r:id="rId36">
-        <w:r>
-          <w:rPr>
-            <w:lang w:val="zh_TW" w:bidi="zh_TW"/>
-          </w:rPr>
-          <w:rPr>
-            <w:color w:val="0000EE"/>
-            <w:u w:val="single"/>
-          </w:rPr>
-          <w:t>8:11–12</w:t>
-        </w:r>
-      </w:hyperlink>
+      <w:r>
+        <w:rPr>
+          <w:lang w:val="zh_TW" w:bidi="zh_TW"/>
+        </w:rPr>
+        <w:t>8:11–12</w:t>
+      </w:r>
       <w:r>
         <w:rPr>
           <w:lang w:val="zh_TW" w:bidi="zh_TW"/>
         </w:rPr>
         <w:t>）。在初代教會中，聖餐聚會也扮演著重要的角色。不僅表達了基督徒之間的團契共融，也是分享主餐的時刻（</w:t>
       </w:r>
-      <w:hyperlink r:id="rId37">
-        <w:r>
-          <w:rPr>
-            <w:lang w:val="zh_TW" w:bidi="zh_TW"/>
-          </w:rPr>
-          <w:rPr>
-            <w:color w:val="0000EE"/>
-            <w:u w:val="single"/>
-          </w:rPr>
-          <w:t>徒2:46</w:t>
-        </w:r>
-      </w:hyperlink>
+      <w:r>
+        <w:rPr>
+          <w:lang w:val="zh_TW" w:bidi="zh_TW"/>
+        </w:rPr>
+        <w:t>徒2:46</w:t>
+      </w:r>
       <w:r>
         <w:rPr>
           <w:lang w:val="zh_TW" w:bidi="zh_TW"/>
         </w:rPr>
         <w:t>；</w:t>
       </w:r>
-      <w:hyperlink r:id="rId38">
-        <w:r>
-          <w:rPr>
-            <w:lang w:val="zh_TW" w:bidi="zh_TW"/>
-          </w:rPr>
-          <w:rPr>
-            <w:color w:val="0000EE"/>
-            <w:u w:val="single"/>
-          </w:rPr>
-          <w:t>林前11:17–34</w:t>
-        </w:r>
-      </w:hyperlink>
+      <w:r>
+        <w:rPr>
+          <w:lang w:val="zh_TW" w:bidi="zh_TW"/>
+        </w:rPr>
+        <w:t>林前11:17–34</w:t>
+      </w:r>
       <w:r>
         <w:rPr>
           <w:lang w:val="zh_TW" w:bidi="zh_TW"/>
@@ -1188,36 +972,24 @@
         </w:rPr>
         <w:t>使徒保羅延續了耶穌的榜樣，在教會中促進猶太人與外邦人（非猶太人）之間的合一（見</w:t>
       </w:r>
-      <w:hyperlink r:id="rId39">
-        <w:r>
-          <w:rPr>
-            <w:lang w:val="zh_TW" w:bidi="zh_TW"/>
-          </w:rPr>
-          <w:rPr>
-            <w:color w:val="0000EE"/>
-            <w:u w:val="single"/>
-          </w:rPr>
-          <w:t>加2:11–21</w:t>
-        </w:r>
-      </w:hyperlink>
+      <w:r>
+        <w:rPr>
+          <w:lang w:val="zh_TW" w:bidi="zh_TW"/>
+        </w:rPr>
+        <w:t>加2:11–21</w:t>
+      </w:r>
       <w:r>
         <w:rPr>
           <w:lang w:val="zh_TW" w:bidi="zh_TW"/>
         </w:rPr>
         <w:t>）。耶穌拆毀了猶太人和外邦人之間的「隔斷的牆」（</w:t>
       </w:r>
-      <w:hyperlink r:id="rId40">
-        <w:r>
-          <w:rPr>
-            <w:lang w:val="zh_TW" w:bidi="zh_TW"/>
-          </w:rPr>
-          <w:rPr>
-            <w:color w:val="0000EE"/>
-            <w:u w:val="single"/>
-          </w:rPr>
-          <w:t>弗2:14–18</w:t>
-        </w:r>
-      </w:hyperlink>
+      <w:r>
+        <w:rPr>
+          <w:lang w:val="zh_TW" w:bidi="zh_TW"/>
+        </w:rPr>
+        <w:t>弗2:14–18</w:t>
+      </w:r>
       <w:r>
         <w:rPr>
           <w:lang w:val="zh_TW" w:bidi="zh_TW"/>
@@ -1247,222 +1019,132 @@
           <w:lang w:val="zh_TW" w:bidi="zh_TW"/>
         </w:rPr>
       </w:r>
-      <w:hyperlink r:id="rId41">
-        <w:r>
-          <w:rPr>
-            <w:lang w:val="zh_TW" w:bidi="zh_TW"/>
-          </w:rPr>
-          <w:rPr>
-            <w:color w:val="0000EE"/>
-            <w:u w:val="single"/>
-          </w:rPr>
-          <w:t>創18:1–8；</w:t>
-        </w:r>
-      </w:hyperlink>
-      <w:hyperlink r:id="rId42">
-        <w:r>
-          <w:rPr>
-            <w:lang w:val="zh_TW" w:bidi="zh_TW"/>
-          </w:rPr>
-          <w:rPr>
-            <w:color w:val="0000EE"/>
-            <w:u w:val="single"/>
-          </w:rPr>
-          <w:t>出24:9–11；</w:t>
-        </w:r>
-      </w:hyperlink>
-      <w:hyperlink r:id="rId28">
-        <w:r>
-          <w:rPr>
-            <w:lang w:val="zh_TW" w:bidi="zh_TW"/>
-          </w:rPr>
-          <w:rPr>
-            <w:color w:val="0000EE"/>
-            <w:u w:val="single"/>
-          </w:rPr>
-          <w:t>王下25:27–30；</w:t>
-        </w:r>
-      </w:hyperlink>
-      <w:hyperlink r:id="rId36">
-        <w:r>
-          <w:rPr>
-            <w:lang w:val="zh_TW" w:bidi="zh_TW"/>
-          </w:rPr>
-          <w:rPr>
-            <w:color w:val="0000EE"/>
-            <w:u w:val="single"/>
-          </w:rPr>
-          <w:t>太8:11–12</w:t>
-        </w:r>
-      </w:hyperlink>
+      <w:r>
+        <w:rPr>
+          <w:lang w:val="zh_TW" w:bidi="zh_TW"/>
+        </w:rPr>
+        <w:t>創18:1–8；</w:t>
+      </w:r>
+      <w:r>
+        <w:rPr>
+          <w:lang w:val="zh_TW" w:bidi="zh_TW"/>
+        </w:rPr>
+        <w:t>出24:9–11；</w:t>
+      </w:r>
+      <w:r>
+        <w:rPr>
+          <w:lang w:val="zh_TW" w:bidi="zh_TW"/>
+        </w:rPr>
+        <w:t>王下25:27–30；</w:t>
+      </w:r>
+      <w:r>
+        <w:rPr>
+          <w:lang w:val="zh_TW" w:bidi="zh_TW"/>
+        </w:rPr>
+        <w:t>太8:11–12</w:t>
+      </w:r>
       <w:r>
         <w:rPr>
           <w:lang w:val="zh_TW" w:bidi="zh_TW"/>
         </w:rPr>
         <w:t>，</w:t>
       </w:r>
-      <w:hyperlink r:id="rId43">
-        <w:r>
-          <w:rPr>
-            <w:lang w:val="zh_TW" w:bidi="zh_TW"/>
-          </w:rPr>
-          <w:rPr>
-            <w:color w:val="0000EE"/>
-            <w:u w:val="single"/>
-          </w:rPr>
-          <w:t>9:10–13</w:t>
-        </w:r>
-      </w:hyperlink>
+      <w:r>
+        <w:rPr>
+          <w:lang w:val="zh_TW" w:bidi="zh_TW"/>
+        </w:rPr>
+        <w:t>9:10–13</w:t>
+      </w:r>
       <w:r>
         <w:rPr>
           <w:lang w:val="zh_TW" w:bidi="zh_TW"/>
         </w:rPr>
         <w:t>，</w:t>
       </w:r>
-      <w:hyperlink r:id="rId30">
-        <w:r>
-          <w:rPr>
-            <w:lang w:val="zh_TW" w:bidi="zh_TW"/>
-          </w:rPr>
-          <w:rPr>
-            <w:color w:val="0000EE"/>
-            <w:u w:val="single"/>
-          </w:rPr>
-          <w:t>11:19</w:t>
-        </w:r>
-      </w:hyperlink>
+      <w:r>
+        <w:rPr>
+          <w:lang w:val="zh_TW" w:bidi="zh_TW"/>
+        </w:rPr>
+        <w:t>11:19</w:t>
+      </w:r>
       <w:r>
         <w:rPr>
           <w:lang w:val="zh_TW" w:bidi="zh_TW"/>
         </w:rPr>
         <w:t>，</w:t>
       </w:r>
-      <w:hyperlink r:id="rId27">
-        <w:r>
-          <w:rPr>
-            <w:lang w:val="zh_TW" w:bidi="zh_TW"/>
-          </w:rPr>
-          <w:rPr>
-            <w:color w:val="0000EE"/>
-            <w:u w:val="single"/>
-          </w:rPr>
-          <w:t>26:26–29；</w:t>
-        </w:r>
-      </w:hyperlink>
-      <w:hyperlink r:id="rId32">
-        <w:r>
-          <w:rPr>
-            <w:lang w:val="zh_TW" w:bidi="zh_TW"/>
-          </w:rPr>
-          <w:rPr>
-            <w:color w:val="0000EE"/>
-            <w:u w:val="single"/>
-          </w:rPr>
-          <w:t>路7:36–50</w:t>
-        </w:r>
-      </w:hyperlink>
+      <w:r>
+        <w:rPr>
+          <w:lang w:val="zh_TW" w:bidi="zh_TW"/>
+        </w:rPr>
+        <w:t>26:26–29；</w:t>
+      </w:r>
+      <w:r>
+        <w:rPr>
+          <w:lang w:val="zh_TW" w:bidi="zh_TW"/>
+        </w:rPr>
+        <w:t>路7:36–50</w:t>
+      </w:r>
       <w:r>
         <w:rPr>
           <w:lang w:val="zh_TW" w:bidi="zh_TW"/>
         </w:rPr>
         <w:t>，</w:t>
       </w:r>
-      <w:hyperlink r:id="rId33">
-        <w:r>
-          <w:rPr>
-            <w:lang w:val="zh_TW" w:bidi="zh_TW"/>
-          </w:rPr>
-          <w:rPr>
-            <w:color w:val="0000EE"/>
-            <w:u w:val="single"/>
-          </w:rPr>
-          <w:t>15:1–2</w:t>
-        </w:r>
-      </w:hyperlink>
+      <w:r>
+        <w:rPr>
+          <w:lang w:val="zh_TW" w:bidi="zh_TW"/>
+        </w:rPr>
+        <w:t>15:1–2</w:t>
+      </w:r>
       <w:r>
         <w:rPr>
           <w:lang w:val="zh_TW" w:bidi="zh_TW"/>
         </w:rPr>
         <w:t>，</w:t>
       </w:r>
-      <w:hyperlink r:id="rId34">
-        <w:r>
-          <w:rPr>
-            <w:lang w:val="zh_TW" w:bidi="zh_TW"/>
-          </w:rPr>
-          <w:rPr>
-            <w:color w:val="0000EE"/>
-            <w:u w:val="single"/>
-          </w:rPr>
-          <w:t>19:1–10</w:t>
-        </w:r>
-      </w:hyperlink>
+      <w:r>
+        <w:rPr>
+          <w:lang w:val="zh_TW" w:bidi="zh_TW"/>
+        </w:rPr>
+        <w:t>19:1–10</w:t>
+      </w:r>
       <w:r>
         <w:rPr>
           <w:lang w:val="zh_TW" w:bidi="zh_TW"/>
         </w:rPr>
         <w:t>，</w:t>
       </w:r>
-      <w:hyperlink r:id="rId44">
-        <w:r>
-          <w:rPr>
-            <w:lang w:val="zh_TW" w:bidi="zh_TW"/>
-          </w:rPr>
-          <w:rPr>
-            <w:color w:val="0000EE"/>
-            <w:u w:val="single"/>
-          </w:rPr>
-          <w:t>22:14–21；</w:t>
-        </w:r>
-      </w:hyperlink>
-      <w:hyperlink r:id="rId45">
-        <w:r>
-          <w:rPr>
-            <w:lang w:val="zh_TW" w:bidi="zh_TW"/>
-          </w:rPr>
-          <w:rPr>
-            <w:color w:val="0000EE"/>
-            <w:u w:val="single"/>
-          </w:rPr>
-          <w:t>徒2:46–47；</w:t>
-        </w:r>
-      </w:hyperlink>
-      <w:hyperlink r:id="rId46">
-        <w:r>
-          <w:rPr>
-            <w:lang w:val="zh_TW" w:bidi="zh_TW"/>
-          </w:rPr>
-          <w:rPr>
-            <w:color w:val="0000EE"/>
-            <w:u w:val="single"/>
-          </w:rPr>
-          <w:t>林前11:20–34；</w:t>
-        </w:r>
-      </w:hyperlink>
-      <w:hyperlink r:id="rId47">
-        <w:r>
-          <w:rPr>
-            <w:lang w:val="zh_TW" w:bidi="zh_TW"/>
-          </w:rPr>
-          <w:rPr>
-            <w:color w:val="0000EE"/>
-            <w:u w:val="single"/>
-          </w:rPr>
-          <w:t>加2:11–16；</w:t>
-        </w:r>
-      </w:hyperlink>
-      <w:hyperlink r:id="rId40">
-        <w:r>
-          <w:rPr>
-            <w:lang w:val="zh_TW" w:bidi="zh_TW"/>
-          </w:rPr>
-          <w:rPr>
-            <w:color w:val="0000EE"/>
-            <w:u w:val="single"/>
-          </w:rPr>
-          <w:t>弗2:14–18</w:t>
-        </w:r>
-      </w:hyperlink>
+      <w:r>
+        <w:rPr>
+          <w:lang w:val="zh_TW" w:bidi="zh_TW"/>
+        </w:rPr>
+        <w:t>22:14–21；</w:t>
+      </w:r>
+      <w:r>
+        <w:rPr>
+          <w:lang w:val="zh_TW" w:bidi="zh_TW"/>
+        </w:rPr>
+        <w:t>徒2:46–47；</w:t>
+      </w:r>
+      <w:r>
+        <w:rPr>
+          <w:lang w:val="zh_TW" w:bidi="zh_TW"/>
+        </w:rPr>
+        <w:t>林前11:20–34；</w:t>
+      </w:r>
+      <w:r>
+        <w:rPr>
+          <w:lang w:val="zh_TW" w:bidi="zh_TW"/>
+        </w:rPr>
+        <w:t>加2:11–16；</w:t>
+      </w:r>
+      <w:r>
+        <w:rPr>
+          <w:lang w:val="zh_TW" w:bidi="zh_TW"/>
+        </w:rPr>
+        <w:t>弗2:14–18</w:t>
+      </w:r>
       <w:r>
         <w:rPr>
           <w:lang w:val="zh_TW" w:bidi="zh_TW"/>
@@ -1539,36 +1221,24 @@
         </w:rPr>
         <w:t>有一次，猶大王亞撒向亞蘭王尋求幫助。亞蘭長期以來是神子民的敵人。亞撒將聖殿和王宮的財寶送給他，好讓他去攻擊以色列王巴沙（</w:t>
       </w:r>
-      <w:hyperlink r:id="rId48">
-        <w:r>
-          <w:rPr>
-            <w:lang w:val="zh_TW" w:bidi="zh_TW"/>
-          </w:rPr>
-          <w:rPr>
-            <w:color w:val="0000EE"/>
-            <w:u w:val="single"/>
-          </w:rPr>
-          <w:t>代下16:1–6</w:t>
-        </w:r>
-      </w:hyperlink>
+      <w:r>
+        <w:rPr>
+          <w:lang w:val="zh_TW" w:bidi="zh_TW"/>
+        </w:rPr>
+        <w:t>代下16:1–6</w:t>
+      </w:r>
       <w:r>
         <w:rPr>
           <w:lang w:val="zh_TW" w:bidi="zh_TW"/>
         </w:rPr>
         <w:t>）。先知哈拿尼斥責亞撒，警告說亞蘭將繼續成為猶大的敵人。過去的戰役經歷顯示亞撒單需仰賴神（</w:t>
       </w:r>
-      <w:hyperlink r:id="rId49">
-        <w:r>
-          <w:rPr>
-            <w:lang w:val="zh_TW" w:bidi="zh_TW"/>
-          </w:rPr>
-          <w:rPr>
-            <w:color w:val="0000EE"/>
-            <w:u w:val="single"/>
-          </w:rPr>
-          <w:t>16:8</w:t>
-        </w:r>
-      </w:hyperlink>
+      <w:r>
+        <w:rPr>
+          <w:lang w:val="zh_TW" w:bidi="zh_TW"/>
+        </w:rPr>
+        <w:t>16:8</w:t>
+      </w:r>
       <w:r>
         <w:rPr>
           <w:lang w:val="zh_TW" w:bidi="zh_TW"/>
@@ -1589,54 +1259,36 @@
         </w:rPr>
         <w:t>亞撒對亞蘭王的依賴顯示出一個更深層的屬靈問題。亞撒忘記了「耶和華的眼目遍察全地」（</w:t>
       </w:r>
-      <w:hyperlink r:id="rId50">
-        <w:r>
-          <w:rPr>
-            <w:lang w:val="zh_TW" w:bidi="zh_TW"/>
-          </w:rPr>
-          <w:rPr>
-            <w:color w:val="0000EE"/>
-            <w:u w:val="single"/>
-          </w:rPr>
-          <w:t>代下16:9</w:t>
-        </w:r>
-      </w:hyperlink>
+      <w:r>
+        <w:rPr>
+          <w:lang w:val="zh_TW" w:bidi="zh_TW"/>
+        </w:rPr>
+        <w:t>代下16:9</w:t>
+      </w:r>
       <w:r>
         <w:rPr>
           <w:lang w:val="zh_TW" w:bidi="zh_TW"/>
         </w:rPr>
         <w:t>；另見</w:t>
       </w:r>
-      <w:hyperlink r:id="rId51">
-        <w:r>
-          <w:rPr>
-            <w:lang w:val="zh_TW" w:bidi="zh_TW"/>
-          </w:rPr>
-          <w:rPr>
-            <w:color w:val="0000EE"/>
-            <w:u w:val="single"/>
-          </w:rPr>
-          <w:t>亞4:10</w:t>
-        </w:r>
-      </w:hyperlink>
+      <w:r>
+        <w:rPr>
+          <w:lang w:val="zh_TW" w:bidi="zh_TW"/>
+        </w:rPr>
+        <w:t>亞4:10</w:t>
+      </w:r>
       <w:r>
         <w:rPr>
           <w:lang w:val="zh_TW" w:bidi="zh_TW"/>
         </w:rPr>
         <w:t>）。當哈拿尼指出亞撒的錯誤時，亞撒馬上將先知關進監獄。這位憤怒的君王也不公平地傷害了子民（</w:t>
       </w:r>
-      <w:hyperlink r:id="rId52">
-        <w:r>
-          <w:rPr>
-            <w:lang w:val="zh_TW" w:bidi="zh_TW"/>
-          </w:rPr>
-          <w:rPr>
-            <w:color w:val="0000EE"/>
-            <w:u w:val="single"/>
-          </w:rPr>
-          <w:t>代下16:10</w:t>
-        </w:r>
-      </w:hyperlink>
+      <w:r>
+        <w:rPr>
+          <w:lang w:val="zh_TW" w:bidi="zh_TW"/>
+        </w:rPr>
+        <w:t>代下16:10</w:t>
+      </w:r>
       <w:r>
         <w:rPr>
           <w:lang w:val="zh_TW" w:bidi="zh_TW"/>
@@ -1657,144 +1309,96 @@
         </w:rPr>
         <w:t>亞撒展示了人們常常依賴自己的資源，並在被糾正時腦羞成怒（見</w:t>
       </w:r>
-      <w:hyperlink r:id="rId53">
-        <w:r>
-          <w:rPr>
-            <w:lang w:val="zh_TW" w:bidi="zh_TW"/>
-          </w:rPr>
-          <w:rPr>
-            <w:color w:val="0000EE"/>
-            <w:u w:val="single"/>
-          </w:rPr>
-          <w:t>箴11:7</w:t>
-        </w:r>
-      </w:hyperlink>
+      <w:r>
+        <w:rPr>
+          <w:lang w:val="zh_TW" w:bidi="zh_TW"/>
+        </w:rPr>
+        <w:t>箴11:7</w:t>
+      </w:r>
       <w:r>
         <w:rPr>
           <w:lang w:val="zh_TW" w:bidi="zh_TW"/>
         </w:rPr>
         <w:t>；</w:t>
       </w:r>
-      <w:hyperlink r:id="rId54">
-        <w:r>
-          <w:rPr>
-            <w:lang w:val="zh_TW" w:bidi="zh_TW"/>
-          </w:rPr>
-          <w:rPr>
-            <w:color w:val="0000EE"/>
-            <w:u w:val="single"/>
-          </w:rPr>
-          <w:t>賽31:1</w:t>
-        </w:r>
-      </w:hyperlink>
+      <w:r>
+        <w:rPr>
+          <w:lang w:val="zh_TW" w:bidi="zh_TW"/>
+        </w:rPr>
+        <w:t>賽31:1</w:t>
+      </w:r>
       <w:r>
         <w:rPr>
           <w:lang w:val="zh_TW" w:bidi="zh_TW"/>
         </w:rPr>
         <w:t>；</w:t>
       </w:r>
-      <w:hyperlink r:id="rId55">
-        <w:r>
-          <w:rPr>
-            <w:lang w:val="zh_TW" w:bidi="zh_TW"/>
-          </w:rPr>
-          <w:rPr>
-            <w:color w:val="0000EE"/>
-            <w:u w:val="single"/>
-          </w:rPr>
-          <w:t>耶17:5–6</w:t>
-        </w:r>
-      </w:hyperlink>
+      <w:r>
+        <w:rPr>
+          <w:lang w:val="zh_TW" w:bidi="zh_TW"/>
+        </w:rPr>
+        <w:t>耶17:5–6</w:t>
+      </w:r>
       <w:r>
         <w:rPr>
           <w:lang w:val="zh_TW" w:bidi="zh_TW"/>
         </w:rPr>
         <w:t>）。即使那些見過耶和華大能的人也可能這樣行事，對於從埃及為奴中被拯救的以色列人來說也是如此。信靠主並接受衪的指引才是更好的選擇（比較</w:t>
       </w:r>
-      <w:hyperlink r:id="rId56">
-        <w:r>
-          <w:rPr>
-            <w:lang w:val="zh_TW" w:bidi="zh_TW"/>
-          </w:rPr>
-          <w:rPr>
-            <w:color w:val="0000EE"/>
-            <w:u w:val="single"/>
-          </w:rPr>
-          <w:t>詩33:18</w:t>
-        </w:r>
-      </w:hyperlink>
+      <w:r>
+        <w:rPr>
+          <w:lang w:val="zh_TW" w:bidi="zh_TW"/>
+        </w:rPr>
+        <w:t>詩33:18</w:t>
+      </w:r>
       <w:r>
         <w:rPr>
           <w:lang w:val="zh_TW" w:bidi="zh_TW"/>
         </w:rPr>
         <w:t>，</w:t>
       </w:r>
-      <w:hyperlink r:id="rId57">
-        <w:r>
-          <w:rPr>
-            <w:lang w:val="zh_TW" w:bidi="zh_TW"/>
-          </w:rPr>
-          <w:rPr>
-            <w:color w:val="0000EE"/>
-            <w:u w:val="single"/>
-          </w:rPr>
-          <w:t>37:7</w:t>
-        </w:r>
-      </w:hyperlink>
+      <w:r>
+        <w:rPr>
+          <w:lang w:val="zh_TW" w:bidi="zh_TW"/>
+        </w:rPr>
+        <w:t>37:7</w:t>
+      </w:r>
       <w:r>
         <w:rPr>
           <w:lang w:val="zh_TW" w:bidi="zh_TW"/>
         </w:rPr>
         <w:t>；</w:t>
       </w:r>
-      <w:hyperlink r:id="rId58">
-        <w:r>
-          <w:rPr>
-            <w:lang w:val="zh_TW" w:bidi="zh_TW"/>
-          </w:rPr>
-          <w:rPr>
-            <w:color w:val="0000EE"/>
-            <w:u w:val="single"/>
-          </w:rPr>
-          <w:t>賽50:10</w:t>
-        </w:r>
-      </w:hyperlink>
+      <w:r>
+        <w:rPr>
+          <w:lang w:val="zh_TW" w:bidi="zh_TW"/>
+        </w:rPr>
+        <w:t>賽50:10</w:t>
+      </w:r>
       <w:r>
         <w:rPr>
           <w:lang w:val="zh_TW" w:bidi="zh_TW"/>
         </w:rPr>
         <w:t>；</w:t>
       </w:r>
-      <w:hyperlink r:id="rId59">
-        <w:r>
-          <w:rPr>
-            <w:lang w:val="zh_TW" w:bidi="zh_TW"/>
-          </w:rPr>
-          <w:rPr>
-            <w:color w:val="0000EE"/>
-            <w:u w:val="single"/>
-          </w:rPr>
-          <w:t>耶17:7–8</w:t>
-        </w:r>
-      </w:hyperlink>
+      <w:r>
+        <w:rPr>
+          <w:lang w:val="zh_TW" w:bidi="zh_TW"/>
+        </w:rPr>
+        <w:t>耶17:7–8</w:t>
+      </w:r>
       <w:r>
         <w:rPr>
           <w:lang w:val="zh_TW" w:bidi="zh_TW"/>
         </w:rPr>
         <w:t>；</w:t>
       </w:r>
-      <w:hyperlink r:id="rId60">
-        <w:r>
-          <w:rPr>
-            <w:lang w:val="zh_TW" w:bidi="zh_TW"/>
-          </w:rPr>
-          <w:rPr>
-            <w:color w:val="0000EE"/>
-            <w:u w:val="single"/>
-          </w:rPr>
-          <w:t>徒13:43</w:t>
-        </w:r>
-      </w:hyperlink>
+      <w:r>
+        <w:rPr>
+          <w:lang w:val="zh_TW" w:bidi="zh_TW"/>
+        </w:rPr>
+        <w:t>徒13:43</w:t>
+      </w:r>
       <w:r>
         <w:rPr>
           <w:lang w:val="zh_TW" w:bidi="zh_TW"/>
@@ -1815,54 +1419,36 @@
         </w:rPr>
         <w:t>生命教導我們要信靠神。我們可能可以從行善和行義開始（</w:t>
       </w:r>
-      <w:hyperlink r:id="rId61">
-        <w:r>
-          <w:rPr>
-            <w:lang w:val="zh_TW" w:bidi="zh_TW"/>
-          </w:rPr>
-          <w:rPr>
-            <w:color w:val="0000EE"/>
-            <w:u w:val="single"/>
-          </w:rPr>
-          <w:t>代下14:1–6</w:t>
-        </w:r>
-      </w:hyperlink>
+      <w:r>
+        <w:rPr>
+          <w:lang w:val="zh_TW" w:bidi="zh_TW"/>
+        </w:rPr>
+        <w:t>代下14:1–6</w:t>
+      </w:r>
       <w:r>
         <w:rPr>
           <w:lang w:val="zh_TW" w:bidi="zh_TW"/>
         </w:rPr>
         <w:t>），但我們的屬靈影響的定局不到最後是不能下定論的（見</w:t>
       </w:r>
-      <w:hyperlink r:id="rId62">
-        <w:r>
-          <w:rPr>
-            <w:lang w:val="zh_TW" w:bidi="zh_TW"/>
-          </w:rPr>
-          <w:rPr>
-            <w:color w:val="0000EE"/>
-            <w:u w:val="single"/>
-          </w:rPr>
-          <w:t>羅2:6–11</w:t>
-        </w:r>
-      </w:hyperlink>
+      <w:r>
+        <w:rPr>
+          <w:lang w:val="zh_TW" w:bidi="zh_TW"/>
+        </w:rPr>
+        <w:t>羅2:6–11</w:t>
+      </w:r>
       <w:r>
         <w:rPr>
           <w:lang w:val="zh_TW" w:bidi="zh_TW"/>
         </w:rPr>
         <w:t>；</w:t>
       </w:r>
-      <w:hyperlink r:id="rId63">
-        <w:r>
-          <w:rPr>
-            <w:lang w:val="zh_TW" w:bidi="zh_TW"/>
-          </w:rPr>
-          <w:rPr>
-            <w:color w:val="0000EE"/>
-            <w:u w:val="single"/>
-          </w:rPr>
-          <w:t>林前4:1–5</w:t>
-        </w:r>
-      </w:hyperlink>
+      <w:r>
+        <w:rPr>
+          <w:lang w:val="zh_TW" w:bidi="zh_TW"/>
+        </w:rPr>
+        <w:t>林前4:1–5</w:t>
+      </w:r>
       <w:r>
         <w:rPr>
           <w:lang w:val="zh_TW" w:bidi="zh_TW"/>
@@ -1892,288 +1478,192 @@
           <w:lang w:val="zh_TW" w:bidi="zh_TW"/>
         </w:rPr>
       </w:r>
-      <w:hyperlink r:id="rId64">
-        <w:r>
-          <w:rPr>
-            <w:lang w:val="zh_TW" w:bidi="zh_TW"/>
-          </w:rPr>
-          <w:rPr>
-            <w:color w:val="0000EE"/>
-            <w:u w:val="single"/>
-          </w:rPr>
-          <w:t>申13:4</w:t>
-        </w:r>
-      </w:hyperlink>
+      <w:r>
+        <w:rPr>
+          <w:lang w:val="zh_TW" w:bidi="zh_TW"/>
+        </w:rPr>
+        <w:t>申13:4</w:t>
+      </w:r>
       <w:r>
         <w:rPr>
           <w:lang w:val="zh_TW" w:bidi="zh_TW"/>
         </w:rPr>
         <w:t>；</w:t>
       </w:r>
-      <w:hyperlink r:id="rId65">
-        <w:r>
-          <w:rPr>
-            <w:lang w:val="zh_TW" w:bidi="zh_TW"/>
-          </w:rPr>
-          <w:rPr>
-            <w:color w:val="0000EE"/>
-            <w:u w:val="single"/>
-          </w:rPr>
-          <w:t>王下6:15–18</w:t>
-        </w:r>
-      </w:hyperlink>
+      <w:r>
+        <w:rPr>
+          <w:lang w:val="zh_TW" w:bidi="zh_TW"/>
+        </w:rPr>
+        <w:t>王下6:15–18</w:t>
+      </w:r>
       <w:r>
         <w:rPr>
           <w:lang w:val="zh_TW" w:bidi="zh_TW"/>
         </w:rPr>
         <w:t>；</w:t>
       </w:r>
-      <w:hyperlink r:id="rId66">
-        <w:r>
-          <w:rPr>
-            <w:lang w:val="zh_TW" w:bidi="zh_TW"/>
-          </w:rPr>
-          <w:rPr>
-            <w:color w:val="0000EE"/>
-            <w:u w:val="single"/>
-          </w:rPr>
-          <w:t>代下16:1–10</w:t>
-        </w:r>
-      </w:hyperlink>
+      <w:r>
+        <w:rPr>
+          <w:lang w:val="zh_TW" w:bidi="zh_TW"/>
+        </w:rPr>
+        <w:t>代下16:1–10</w:t>
+      </w:r>
       <w:r>
         <w:rPr>
           <w:lang w:val="zh_TW" w:bidi="zh_TW"/>
         </w:rPr>
         <w:t>，</w:t>
       </w:r>
-      <w:hyperlink r:id="rId67">
-        <w:r>
-          <w:rPr>
-            <w:lang w:val="zh_TW" w:bidi="zh_TW"/>
-          </w:rPr>
-          <w:rPr>
-            <w:color w:val="0000EE"/>
-            <w:u w:val="single"/>
-          </w:rPr>
-          <w:t>32:7–8</w:t>
-        </w:r>
-      </w:hyperlink>
+      <w:r>
+        <w:rPr>
+          <w:lang w:val="zh_TW" w:bidi="zh_TW"/>
+        </w:rPr>
+        <w:t>32:7–8</w:t>
+      </w:r>
       <w:r>
         <w:rPr>
           <w:lang w:val="zh_TW" w:bidi="zh_TW"/>
         </w:rPr>
         <w:t>；</w:t>
       </w:r>
-      <w:hyperlink r:id="rId68">
-        <w:r>
-          <w:rPr>
-            <w:lang w:val="zh_TW" w:bidi="zh_TW"/>
-          </w:rPr>
-          <w:rPr>
-            <w:color w:val="0000EE"/>
-            <w:u w:val="single"/>
-          </w:rPr>
-          <w:t>詩20:6–8</w:t>
-        </w:r>
-      </w:hyperlink>
+      <w:r>
+        <w:rPr>
+          <w:lang w:val="zh_TW" w:bidi="zh_TW"/>
+        </w:rPr>
+        <w:t>詩20:6–8</w:t>
+      </w:r>
       <w:r>
         <w:rPr>
           <w:lang w:val="zh_TW" w:bidi="zh_TW"/>
         </w:rPr>
         <w:t>，</w:t>
       </w:r>
-      <w:hyperlink r:id="rId69">
-        <w:r>
-          <w:rPr>
-            <w:lang w:val="zh_TW" w:bidi="zh_TW"/>
-          </w:rPr>
-          <w:rPr>
-            <w:color w:val="0000EE"/>
-            <w:u w:val="single"/>
-          </w:rPr>
-          <w:t>37:3–7</w:t>
-        </w:r>
-      </w:hyperlink>
+      <w:r>
+        <w:rPr>
+          <w:lang w:val="zh_TW" w:bidi="zh_TW"/>
+        </w:rPr>
+        <w:t>37:3–7</w:t>
+      </w:r>
       <w:r>
         <w:rPr>
           <w:lang w:val="zh_TW" w:bidi="zh_TW"/>
         </w:rPr>
         <w:t>，</w:t>
       </w:r>
-      <w:hyperlink r:id="rId70">
-        <w:r>
-          <w:rPr>
-            <w:lang w:val="zh_TW" w:bidi="zh_TW"/>
-          </w:rPr>
-          <w:rPr>
-            <w:color w:val="0000EE"/>
-            <w:u w:val="single"/>
-          </w:rPr>
-          <w:t>60:11–12</w:t>
-        </w:r>
-      </w:hyperlink>
+      <w:r>
+        <w:rPr>
+          <w:lang w:val="zh_TW" w:bidi="zh_TW"/>
+        </w:rPr>
+        <w:t>60:11–12</w:t>
+      </w:r>
       <w:r>
         <w:rPr>
           <w:lang w:val="zh_TW" w:bidi="zh_TW"/>
         </w:rPr>
         <w:t>；</w:t>
       </w:r>
-      <w:hyperlink r:id="rId71">
-        <w:r>
-          <w:rPr>
-            <w:lang w:val="zh_TW" w:bidi="zh_TW"/>
-          </w:rPr>
-          <w:rPr>
-            <w:color w:val="0000EE"/>
-            <w:u w:val="single"/>
-          </w:rPr>
-          <w:t>箴11:7–8</w:t>
-        </w:r>
-      </w:hyperlink>
+      <w:r>
+        <w:rPr>
+          <w:lang w:val="zh_TW" w:bidi="zh_TW"/>
+        </w:rPr>
+        <w:t>箴11:7–8</w:t>
+      </w:r>
       <w:r>
         <w:rPr>
           <w:lang w:val="zh_TW" w:bidi="zh_TW"/>
         </w:rPr>
         <w:t>，</w:t>
       </w:r>
-      <w:hyperlink r:id="rId72">
-        <w:r>
-          <w:rPr>
-            <w:lang w:val="zh_TW" w:bidi="zh_TW"/>
-          </w:rPr>
-          <w:rPr>
-            <w:color w:val="0000EE"/>
-            <w:u w:val="single"/>
-          </w:rPr>
-          <w:t>18:10–12</w:t>
-        </w:r>
-      </w:hyperlink>
+      <w:r>
+        <w:rPr>
+          <w:lang w:val="zh_TW" w:bidi="zh_TW"/>
+        </w:rPr>
+        <w:t>18:10–12</w:t>
+      </w:r>
       <w:r>
         <w:rPr>
           <w:lang w:val="zh_TW" w:bidi="zh_TW"/>
         </w:rPr>
         <w:t>；</w:t>
       </w:r>
-      <w:hyperlink r:id="rId73">
-        <w:r>
-          <w:rPr>
-            <w:lang w:val="zh_TW" w:bidi="zh_TW"/>
-          </w:rPr>
-          <w:rPr>
-            <w:color w:val="0000EE"/>
-            <w:u w:val="single"/>
-          </w:rPr>
-          <w:t>傳3:14</w:t>
-        </w:r>
-      </w:hyperlink>
+      <w:r>
+        <w:rPr>
+          <w:lang w:val="zh_TW" w:bidi="zh_TW"/>
+        </w:rPr>
+        <w:t>傳3:14</w:t>
+      </w:r>
       <w:r>
         <w:rPr>
           <w:lang w:val="zh_TW" w:bidi="zh_TW"/>
         </w:rPr>
         <w:t>；</w:t>
       </w:r>
-      <w:hyperlink r:id="rId74">
-        <w:r>
-          <w:rPr>
-            <w:lang w:val="zh_TW" w:bidi="zh_TW"/>
-          </w:rPr>
-          <w:rPr>
-            <w:color w:val="0000EE"/>
-            <w:u w:val="single"/>
-          </w:rPr>
-          <w:t>賽31:1–5</w:t>
-        </w:r>
-      </w:hyperlink>
+      <w:r>
+        <w:rPr>
+          <w:lang w:val="zh_TW" w:bidi="zh_TW"/>
+        </w:rPr>
+        <w:t>賽31:1–5</w:t>
+      </w:r>
       <w:r>
         <w:rPr>
           <w:lang w:val="zh_TW" w:bidi="zh_TW"/>
         </w:rPr>
         <w:t>；</w:t>
       </w:r>
-      <w:hyperlink r:id="rId75">
-        <w:r>
-          <w:rPr>
-            <w:lang w:val="zh_TW" w:bidi="zh_TW"/>
-          </w:rPr>
-          <w:rPr>
-            <w:color w:val="0000EE"/>
-            <w:u w:val="single"/>
-          </w:rPr>
-          <w:t>耶17:5–8</w:t>
-        </w:r>
-      </w:hyperlink>
+      <w:r>
+        <w:rPr>
+          <w:lang w:val="zh_TW" w:bidi="zh_TW"/>
+        </w:rPr>
+        <w:t>耶17:5–8</w:t>
+      </w:r>
       <w:r>
         <w:rPr>
           <w:lang w:val="zh_TW" w:bidi="zh_TW"/>
         </w:rPr>
         <w:t>；</w:t>
       </w:r>
-      <w:hyperlink r:id="rId76">
-        <w:r>
-          <w:rPr>
-            <w:lang w:val="zh_TW" w:bidi="zh_TW"/>
-          </w:rPr>
-          <w:rPr>
-            <w:color w:val="0000EE"/>
-            <w:u w:val="single"/>
-          </w:rPr>
-          <w:t>太10:26–31</w:t>
-        </w:r>
-      </w:hyperlink>
+      <w:r>
+        <w:rPr>
+          <w:lang w:val="zh_TW" w:bidi="zh_TW"/>
+        </w:rPr>
+        <w:t>太10:26–31</w:t>
+      </w:r>
       <w:r>
         <w:rPr>
           <w:lang w:val="zh_TW" w:bidi="zh_TW"/>
         </w:rPr>
         <w:t>；</w:t>
       </w:r>
-      <w:hyperlink r:id="rId62">
-        <w:r>
-          <w:rPr>
-            <w:lang w:val="zh_TW" w:bidi="zh_TW"/>
-          </w:rPr>
-          <w:rPr>
-            <w:color w:val="0000EE"/>
-            <w:u w:val="single"/>
-          </w:rPr>
-          <w:t>羅2:6–11</w:t>
-        </w:r>
-      </w:hyperlink>
+      <w:r>
+        <w:rPr>
+          <w:lang w:val="zh_TW" w:bidi="zh_TW"/>
+        </w:rPr>
+        <w:t>羅2:6–11</w:t>
+      </w:r>
       <w:r>
         <w:rPr>
           <w:lang w:val="zh_TW" w:bidi="zh_TW"/>
         </w:rPr>
         <w:t>；</w:t>
       </w:r>
-      <w:hyperlink r:id="rId63">
-        <w:r>
-          <w:rPr>
-            <w:lang w:val="zh_TW" w:bidi="zh_TW"/>
-          </w:rPr>
-          <w:rPr>
-            <w:color w:val="0000EE"/>
-            <w:u w:val="single"/>
-          </w:rPr>
-          <w:t>林前4:1–5</w:t>
-        </w:r>
-      </w:hyperlink>
+      <w:r>
+        <w:rPr>
+          <w:lang w:val="zh_TW" w:bidi="zh_TW"/>
+        </w:rPr>
+        <w:t>林前4:1–5</w:t>
+      </w:r>
       <w:r>
         <w:rPr>
           <w:lang w:val="zh_TW" w:bidi="zh_TW"/>
         </w:rPr>
         <w:t>；</w:t>
       </w:r>
-      <w:hyperlink r:id="rId77">
-        <w:r>
-          <w:rPr>
-            <w:lang w:val="zh_TW" w:bidi="zh_TW"/>
-          </w:rPr>
-          <w:rPr>
-            <w:color w:val="0000EE"/>
-            <w:u w:val="single"/>
-          </w:rPr>
-          <w:t>啟2:8–11</w:t>
-        </w:r>
-      </w:hyperlink>
+      <w:r>
+        <w:rPr>
+          <w:lang w:val="zh_TW" w:bidi="zh_TW"/>
+        </w:rPr>
+        <w:t>啟2:8–11</w:t>
+      </w:r>
       <w:r>
         <w:rPr>
           <w:lang w:val="zh_TW" w:bidi="zh_TW"/>
@@ -2261,36 +1751,24 @@
         </w:rPr>
         <w:t>並列，表明一種和平有序的狀態，在那裡不再有不義、羞辱與悲哀（</w:t>
       </w:r>
-      <w:hyperlink r:id="rId78">
-        <w:r>
-          <w:rPr>
-            <w:lang w:val="zh_TW" w:bidi="zh_TW"/>
-          </w:rPr>
-          <w:rPr>
-            <w:color w:val="0000EE"/>
-            <w:u w:val="single"/>
-          </w:rPr>
-          <w:t>賽45:8</w:t>
-        </w:r>
-      </w:hyperlink>
+      <w:r>
+        <w:rPr>
+          <w:lang w:val="zh_TW" w:bidi="zh_TW"/>
+        </w:rPr>
+        <w:t>賽45:8</w:t>
+      </w:r>
       <w:r>
         <w:rPr>
           <w:lang w:val="zh_TW" w:bidi="zh_TW"/>
         </w:rPr>
         <w:t>，</w:t>
       </w:r>
-      <w:hyperlink r:id="rId79">
-        <w:r>
-          <w:rPr>
-            <w:lang w:val="zh_TW" w:bidi="zh_TW"/>
-          </w:rPr>
-          <w:rPr>
-            <w:color w:val="0000EE"/>
-            <w:u w:val="single"/>
-          </w:rPr>
-          <w:t>51:8</w:t>
-        </w:r>
-      </w:hyperlink>
+      <w:r>
+        <w:rPr>
+          <w:lang w:val="zh_TW" w:bidi="zh_TW"/>
+        </w:rPr>
+        <w:t>51:8</w:t>
+      </w:r>
       <w:r>
         <w:rPr>
           <w:lang w:val="zh_TW" w:bidi="zh_TW"/>
@@ -2311,90 +1789,60 @@
         </w:rPr>
         <w:t>以賽亞常傳講福音，也就是關於耶穌的好消息：主必親自前來幫助祂的子民（例如，</w:t>
       </w:r>
-      <w:hyperlink r:id="rId80">
-        <w:r>
-          <w:rPr>
-            <w:lang w:val="zh_TW" w:bidi="zh_TW"/>
-          </w:rPr>
-          <w:rPr>
-            <w:color w:val="0000EE"/>
-            <w:u w:val="single"/>
-          </w:rPr>
-          <w:t>4:2–6</w:t>
-        </w:r>
-      </w:hyperlink>
+      <w:r>
+        <w:rPr>
+          <w:lang w:val="zh_TW" w:bidi="zh_TW"/>
+        </w:rPr>
+        <w:t>4:2–6</w:t>
+      </w:r>
       <w:r>
         <w:rPr>
           <w:lang w:val="zh_TW" w:bidi="zh_TW"/>
         </w:rPr>
         <w:t>，</w:t>
       </w:r>
-      <w:hyperlink r:id="rId81">
-        <w:r>
-          <w:rPr>
-            <w:lang w:val="zh_TW" w:bidi="zh_TW"/>
-          </w:rPr>
-          <w:rPr>
-            <w:color w:val="0000EE"/>
-            <w:u w:val="single"/>
-          </w:rPr>
-          <w:t>10:24–34</w:t>
-        </w:r>
-      </w:hyperlink>
+      <w:r>
+        <w:rPr>
+          <w:lang w:val="zh_TW" w:bidi="zh_TW"/>
+        </w:rPr>
+        <w:t>10:24–34</w:t>
+      </w:r>
       <w:r>
         <w:rPr>
           <w:lang w:val="zh_TW" w:bidi="zh_TW"/>
         </w:rPr>
         <w:t>，</w:t>
       </w:r>
-      <w:hyperlink r:id="rId82">
-        <w:r>
-          <w:rPr>
-            <w:lang w:val="zh_TW" w:bidi="zh_TW"/>
-          </w:rPr>
-          <w:rPr>
-            <w:color w:val="0000EE"/>
-            <w:u w:val="single"/>
-          </w:rPr>
-          <w:t>40:9–11</w:t>
-        </w:r>
-      </w:hyperlink>
+      <w:r>
+        <w:rPr>
+          <w:lang w:val="zh_TW" w:bidi="zh_TW"/>
+        </w:rPr>
+        <w:t>40:9–11</w:t>
+      </w:r>
       <w:r>
         <w:rPr>
           <w:lang w:val="zh_TW" w:bidi="zh_TW"/>
         </w:rPr>
         <w:t>）。雖然因以色列人的過犯，神曾應許要施行審判，並使他們被擄到外邦，但祂不會撇棄他們，反而要拯救他們。巴比倫的權勢以及因被擄而經歷的苦難與羞辱，終將結束。這樣的預言先是在第</w:t>
       </w:r>
-      <w:hyperlink r:id="rId83">
-        <w:r>
-          <w:rPr>
-            <w:lang w:val="zh_TW" w:bidi="zh_TW"/>
-          </w:rPr>
-          <w:rPr>
-            <w:color w:val="0000EE"/>
-            <w:u w:val="single"/>
-          </w:rPr>
-          <w:t>一至三十九章</w:t>
-        </w:r>
-      </w:hyperlink>
+      <w:r>
+        <w:rPr>
+          <w:lang w:val="zh_TW" w:bidi="zh_TW"/>
+        </w:rPr>
+        <w:t>一至三十九章</w:t>
+      </w:r>
       <w:r>
         <w:rPr>
           <w:lang w:val="zh_TW" w:bidi="zh_TW"/>
         </w:rPr>
         <w:t>出現，並在第</w:t>
       </w:r>
-      <w:hyperlink r:id="rId84">
-        <w:r>
-          <w:rPr>
-            <w:lang w:val="zh_TW" w:bidi="zh_TW"/>
-          </w:rPr>
-          <w:rPr>
-            <w:color w:val="0000EE"/>
-            <w:u w:val="single"/>
-          </w:rPr>
-          <w:t>四十至六十六章</w:t>
-        </w:r>
-      </w:hyperlink>
+      <w:r>
+        <w:rPr>
+          <w:lang w:val="zh_TW" w:bidi="zh_TW"/>
+        </w:rPr>
+        <w:t>四十至六十六章</w:t>
+      </w:r>
       <w:r>
         <w:rPr>
           <w:lang w:val="zh_TW" w:bidi="zh_TW"/>
@@ -2439,36 +1887,24 @@
         </w:rPr>
         <w:t>與公義（</w:t>
       </w:r>
-      <w:hyperlink r:id="rId85">
-        <w:r>
-          <w:rPr>
-            <w:lang w:val="zh_TW" w:bidi="zh_TW"/>
-          </w:rPr>
-          <w:rPr>
-            <w:color w:val="0000EE"/>
-            <w:u w:val="single"/>
-          </w:rPr>
-          <w:t>11:1–5</w:t>
-        </w:r>
-      </w:hyperlink>
+      <w:r>
+        <w:rPr>
+          <w:lang w:val="zh_TW" w:bidi="zh_TW"/>
+        </w:rPr>
+        <w:t>11:1–5</w:t>
+      </w:r>
       <w:r>
         <w:rPr>
           <w:lang w:val="zh_TW" w:bidi="zh_TW"/>
         </w:rPr>
         <w:t>）；他也提到那位為百姓的罪受苦的神僕（</w:t>
       </w:r>
-      <w:hyperlink r:id="rId86">
-        <w:r>
-          <w:rPr>
-            <w:lang w:val="zh_TW" w:bidi="zh_TW"/>
-          </w:rPr>
-          <w:rPr>
-            <w:color w:val="0000EE"/>
-            <w:u w:val="single"/>
-          </w:rPr>
-          <w:t>52:13–53:12</w:t>
-        </w:r>
-      </w:hyperlink>
+      <w:r>
+        <w:rPr>
+          <w:lang w:val="zh_TW" w:bidi="zh_TW"/>
+        </w:rPr>
+        <w:t>52:13–53:12</w:t>
+      </w:r>
       <w:r>
         <w:rPr>
           <w:lang w:val="zh_TW" w:bidi="zh_TW"/>
@@ -2498,234 +1934,156 @@
           <w:lang w:val="zh_TW" w:bidi="zh_TW"/>
         </w:rPr>
       </w:r>
-      <w:hyperlink r:id="rId87">
-        <w:r>
-          <w:rPr>
-            <w:lang w:val="zh_TW" w:bidi="zh_TW"/>
-          </w:rPr>
-          <w:rPr>
-            <w:color w:val="0000EE"/>
-            <w:u w:val="single"/>
-          </w:rPr>
-          <w:t>詩27:1</w:t>
-        </w:r>
-      </w:hyperlink>
+      <w:r>
+        <w:rPr>
+          <w:lang w:val="zh_TW" w:bidi="zh_TW"/>
+        </w:rPr>
+        <w:t>詩27:1</w:t>
+      </w:r>
       <w:r>
         <w:rPr>
           <w:lang w:val="zh_TW" w:bidi="zh_TW"/>
         </w:rPr>
         <w:t>；</w:t>
       </w:r>
-      <w:hyperlink r:id="rId88">
-        <w:r>
-          <w:rPr>
-            <w:lang w:val="zh_TW" w:bidi="zh_TW"/>
-          </w:rPr>
-          <w:rPr>
-            <w:color w:val="0000EE"/>
-            <w:u w:val="single"/>
-          </w:rPr>
-          <w:t>賽49:8</w:t>
-        </w:r>
-      </w:hyperlink>
+      <w:r>
+        <w:rPr>
+          <w:lang w:val="zh_TW" w:bidi="zh_TW"/>
+        </w:rPr>
+        <w:t>賽49:8</w:t>
+      </w:r>
       <w:r>
         <w:rPr>
           <w:lang w:val="zh_TW" w:bidi="zh_TW"/>
         </w:rPr>
         <w:t>，</w:t>
       </w:r>
-      <w:hyperlink r:id="rId89">
-        <w:r>
-          <w:rPr>
-            <w:lang w:val="zh_TW" w:bidi="zh_TW"/>
-          </w:rPr>
-          <w:rPr>
-            <w:color w:val="0000EE"/>
-            <w:u w:val="single"/>
-          </w:rPr>
-          <w:t>59:15–21</w:t>
-        </w:r>
-      </w:hyperlink>
+      <w:r>
+        <w:rPr>
+          <w:lang w:val="zh_TW" w:bidi="zh_TW"/>
+        </w:rPr>
+        <w:t>59:15–21</w:t>
+      </w:r>
       <w:r>
         <w:rPr>
           <w:lang w:val="zh_TW" w:bidi="zh_TW"/>
         </w:rPr>
         <w:t>，</w:t>
       </w:r>
-      <w:hyperlink r:id="rId90">
-        <w:r>
-          <w:rPr>
-            <w:lang w:val="zh_TW" w:bidi="zh_TW"/>
-          </w:rPr>
-          <w:rPr>
-            <w:color w:val="0000EE"/>
-            <w:u w:val="single"/>
-          </w:rPr>
-          <w:t>61:1–3</w:t>
-        </w:r>
-      </w:hyperlink>
+      <w:r>
+        <w:rPr>
+          <w:lang w:val="zh_TW" w:bidi="zh_TW"/>
+        </w:rPr>
+        <w:t>61:1–3</w:t>
+      </w:r>
       <w:r>
         <w:rPr>
           <w:lang w:val="zh_TW" w:bidi="zh_TW"/>
         </w:rPr>
         <w:t>；</w:t>
       </w:r>
-      <w:hyperlink r:id="rId91">
-        <w:r>
-          <w:rPr>
-            <w:lang w:val="zh_TW" w:bidi="zh_TW"/>
-          </w:rPr>
-          <w:rPr>
-            <w:color w:val="0000EE"/>
-            <w:u w:val="single"/>
-          </w:rPr>
-          <w:t>路4:18–21</w:t>
-        </w:r>
-      </w:hyperlink>
+      <w:r>
+        <w:rPr>
+          <w:lang w:val="zh_TW" w:bidi="zh_TW"/>
+        </w:rPr>
+        <w:t>路4:18–21</w:t>
+      </w:r>
       <w:r>
         <w:rPr>
           <w:lang w:val="zh_TW" w:bidi="zh_TW"/>
         </w:rPr>
         <w:t>；</w:t>
       </w:r>
-      <w:hyperlink r:id="rId92">
-        <w:r>
-          <w:rPr>
-            <w:lang w:val="zh_TW" w:bidi="zh_TW"/>
-          </w:rPr>
-          <w:rPr>
-            <w:color w:val="0000EE"/>
-            <w:u w:val="single"/>
-          </w:rPr>
-          <w:t>約3:16–17</w:t>
-        </w:r>
-      </w:hyperlink>
+      <w:r>
+        <w:rPr>
+          <w:lang w:val="zh_TW" w:bidi="zh_TW"/>
+        </w:rPr>
+        <w:t>約3:16–17</w:t>
+      </w:r>
       <w:r>
         <w:rPr>
           <w:lang w:val="zh_TW" w:bidi="zh_TW"/>
         </w:rPr>
         <w:t>，</w:t>
       </w:r>
-      <w:hyperlink r:id="rId93">
-        <w:r>
-          <w:rPr>
-            <w:lang w:val="zh_TW" w:bidi="zh_TW"/>
-          </w:rPr>
-          <w:rPr>
-            <w:color w:val="0000EE"/>
-            <w:u w:val="single"/>
-          </w:rPr>
-          <w:t>12:47</w:t>
-        </w:r>
-      </w:hyperlink>
+      <w:r>
+        <w:rPr>
+          <w:lang w:val="zh_TW" w:bidi="zh_TW"/>
+        </w:rPr>
+        <w:t>12:47</w:t>
+      </w:r>
       <w:r>
         <w:rPr>
           <w:lang w:val="zh_TW" w:bidi="zh_TW"/>
         </w:rPr>
         <w:t>；</w:t>
       </w:r>
-      <w:hyperlink r:id="rId94">
-        <w:r>
-          <w:rPr>
-            <w:lang w:val="zh_TW" w:bidi="zh_TW"/>
-          </w:rPr>
-          <w:rPr>
-            <w:color w:val="0000EE"/>
-            <w:u w:val="single"/>
-          </w:rPr>
-          <w:t>羅10:9–13</w:t>
-        </w:r>
-      </w:hyperlink>
+      <w:r>
+        <w:rPr>
+          <w:lang w:val="zh_TW" w:bidi="zh_TW"/>
+        </w:rPr>
+        <w:t>羅10:9–13</w:t>
+      </w:r>
       <w:r>
         <w:rPr>
           <w:lang w:val="zh_TW" w:bidi="zh_TW"/>
         </w:rPr>
         <w:t>；</w:t>
       </w:r>
-      <w:hyperlink r:id="rId95">
-        <w:r>
-          <w:rPr>
-            <w:lang w:val="zh_TW" w:bidi="zh_TW"/>
-          </w:rPr>
-          <w:rPr>
-            <w:color w:val="0000EE"/>
-            <w:u w:val="single"/>
-          </w:rPr>
-          <w:t>林後5:18–21</w:t>
-        </w:r>
-      </w:hyperlink>
+      <w:r>
+        <w:rPr>
+          <w:lang w:val="zh_TW" w:bidi="zh_TW"/>
+        </w:rPr>
+        <w:t>林後5:18–21</w:t>
+      </w:r>
       <w:r>
         <w:rPr>
           <w:lang w:val="zh_TW" w:bidi="zh_TW"/>
         </w:rPr>
         <w:t>；</w:t>
       </w:r>
-      <w:hyperlink r:id="rId96">
-        <w:r>
-          <w:rPr>
-            <w:lang w:val="zh_TW" w:bidi="zh_TW"/>
-          </w:rPr>
-          <w:rPr>
-            <w:color w:val="0000EE"/>
-            <w:u w:val="single"/>
-          </w:rPr>
-          <w:t>多2:11–13</w:t>
-        </w:r>
-      </w:hyperlink>
+      <w:r>
+        <w:rPr>
+          <w:lang w:val="zh_TW" w:bidi="zh_TW"/>
+        </w:rPr>
+        <w:t>多2:11–13</w:t>
+      </w:r>
       <w:r>
         <w:rPr>
           <w:lang w:val="zh_TW" w:bidi="zh_TW"/>
         </w:rPr>
         <w:t>；</w:t>
       </w:r>
-      <w:hyperlink r:id="rId97">
-        <w:r>
-          <w:rPr>
-            <w:lang w:val="zh_TW" w:bidi="zh_TW"/>
-          </w:rPr>
-          <w:rPr>
-            <w:color w:val="0000EE"/>
-            <w:u w:val="single"/>
-          </w:rPr>
-          <w:t>來9:27–28</w:t>
-        </w:r>
-      </w:hyperlink>
+      <w:r>
+        <w:rPr>
+          <w:lang w:val="zh_TW" w:bidi="zh_TW"/>
+        </w:rPr>
+        <w:t>來9:27–28</w:t>
+      </w:r>
       <w:r>
         <w:rPr>
           <w:lang w:val="zh_TW" w:bidi="zh_TW"/>
         </w:rPr>
         <w:t>；</w:t>
       </w:r>
-      <w:hyperlink r:id="rId98">
-        <w:r>
-          <w:rPr>
-            <w:lang w:val="zh_TW" w:bidi="zh_TW"/>
-          </w:rPr>
-          <w:rPr>
-            <w:color w:val="0000EE"/>
-            <w:u w:val="single"/>
-          </w:rPr>
-          <w:t>彼前3:18–21</w:t>
-        </w:r>
-      </w:hyperlink>
+      <w:r>
+        <w:rPr>
+          <w:lang w:val="zh_TW" w:bidi="zh_TW"/>
+        </w:rPr>
+        <w:t>彼前3:18–21</w:t>
+      </w:r>
       <w:r>
         <w:rPr>
           <w:lang w:val="zh_TW" w:bidi="zh_TW"/>
         </w:rPr>
         <w:t>；</w:t>
       </w:r>
-      <w:hyperlink r:id="rId99">
-        <w:r>
-          <w:rPr>
-            <w:lang w:val="zh_TW" w:bidi="zh_TW"/>
-          </w:rPr>
-          <w:rPr>
-            <w:color w:val="0000EE"/>
-            <w:u w:val="single"/>
-          </w:rPr>
-          <w:t>啟7:9–10</w:t>
-        </w:r>
-      </w:hyperlink>
+      <w:r>
+        <w:rPr>
+          <w:lang w:val="zh_TW" w:bidi="zh_TW"/>
+        </w:rPr>
+        <w:t>啟7:9–10</w:t>
+      </w:r>
       <w:r>
         <w:rPr>
           <w:lang w:val="zh_TW" w:bidi="zh_TW"/>
@@ -2774,54 +2132,36 @@
         </w:rPr>
         <w:t>先知以賽亞知道世人不可靠（</w:t>
       </w:r>
-      <w:hyperlink r:id="rId100">
-        <w:r>
-          <w:rPr>
-            <w:lang w:val="zh_TW" w:bidi="zh_TW"/>
-          </w:rPr>
-          <w:rPr>
-            <w:color w:val="0000EE"/>
-            <w:u w:val="single"/>
-          </w:rPr>
-          <w:t>賽2:22</w:t>
-        </w:r>
-      </w:hyperlink>
+      <w:r>
+        <w:rPr>
+          <w:lang w:val="zh_TW" w:bidi="zh_TW"/>
+        </w:rPr>
+        <w:t>賽2:22</w:t>
+      </w:r>
       <w:r>
         <w:rPr>
           <w:lang w:val="zh_TW" w:bidi="zh_TW"/>
         </w:rPr>
         <w:t>）。當遇到困難時，猶大人經常向埃及或亞述等其他國家尋求幫助。然而，以賽亞解釋說，猶大的成功和安全取決於信靠神（見</w:t>
       </w:r>
-      <w:hyperlink r:id="rId101">
-        <w:r>
-          <w:rPr>
-            <w:lang w:val="zh_TW" w:bidi="zh_TW"/>
-          </w:rPr>
-          <w:rPr>
-            <w:color w:val="0000EE"/>
-            <w:u w:val="single"/>
-          </w:rPr>
-          <w:t>賽8:9–17</w:t>
-        </w:r>
-      </w:hyperlink>
+      <w:r>
+        <w:rPr>
+          <w:lang w:val="zh_TW" w:bidi="zh_TW"/>
+        </w:rPr>
+        <w:t>賽8:9–17</w:t>
+      </w:r>
       <w:r>
         <w:rPr>
           <w:lang w:val="zh_TW" w:bidi="zh_TW"/>
         </w:rPr>
         <w:t>）。亞述軍隊嘲笑希西家王信靠神，但這份信靠為神的子民帶來了偉大的勝利（</w:t>
       </w:r>
-      <w:hyperlink r:id="rId102">
-        <w:r>
-          <w:rPr>
-            <w:lang w:val="zh_TW" w:bidi="zh_TW"/>
-          </w:rPr>
-          <w:rPr>
-            <w:color w:val="0000EE"/>
-            <w:u w:val="single"/>
-          </w:rPr>
-          <w:t>賽36:1–37:37</w:t>
-        </w:r>
-      </w:hyperlink>
+      <w:r>
+        <w:rPr>
+          <w:lang w:val="zh_TW" w:bidi="zh_TW"/>
+        </w:rPr>
+        <w:t>賽36:1–37:37</w:t>
+      </w:r>
       <w:r>
         <w:rPr>
           <w:lang w:val="zh_TW" w:bidi="zh_TW"/>
@@ -2842,108 +2182,72 @@
         </w:rPr>
         <w:t>那些信靠耶和華的人對祂懷有深深的敬意，並且不懼怕（</w:t>
       </w:r>
-      <w:hyperlink r:id="rId103">
-        <w:r>
-          <w:rPr>
-            <w:lang w:val="zh_TW" w:bidi="zh_TW"/>
-          </w:rPr>
-          <w:rPr>
-            <w:color w:val="0000EE"/>
-            <w:u w:val="single"/>
-          </w:rPr>
-          <w:t>29:23</w:t>
-        </w:r>
-      </w:hyperlink>
+      <w:r>
+        <w:rPr>
+          <w:lang w:val="zh_TW" w:bidi="zh_TW"/>
+        </w:rPr>
+        <w:t>29:23</w:t>
+      </w:r>
       <w:r>
         <w:rPr>
           <w:lang w:val="zh_TW" w:bidi="zh_TW"/>
         </w:rPr>
         <w:t>，</w:t>
       </w:r>
-      <w:hyperlink r:id="rId104">
-        <w:r>
-          <w:rPr>
-            <w:lang w:val="zh_TW" w:bidi="zh_TW"/>
-          </w:rPr>
-          <w:rPr>
-            <w:color w:val="0000EE"/>
-            <w:u w:val="single"/>
-          </w:rPr>
-          <w:t>35:4</w:t>
-        </w:r>
-      </w:hyperlink>
+      <w:r>
+        <w:rPr>
+          <w:lang w:val="zh_TW" w:bidi="zh_TW"/>
+        </w:rPr>
+        <w:t>35:4</w:t>
+      </w:r>
       <w:r>
         <w:rPr>
           <w:lang w:val="zh_TW" w:bidi="zh_TW"/>
         </w:rPr>
         <w:t>），這是因為他們知道耶和華與他們同在（</w:t>
       </w:r>
-      <w:hyperlink r:id="rId105">
-        <w:r>
-          <w:rPr>
-            <w:lang w:val="zh_TW" w:bidi="zh_TW"/>
-          </w:rPr>
-          <w:rPr>
-            <w:color w:val="0000EE"/>
-            <w:u w:val="single"/>
-          </w:rPr>
-          <w:t>51:12</w:t>
-        </w:r>
-      </w:hyperlink>
+      <w:r>
+        <w:rPr>
+          <w:lang w:val="zh_TW" w:bidi="zh_TW"/>
+        </w:rPr>
+        <w:t>51:12</w:t>
+      </w:r>
       <w:r>
         <w:rPr>
           <w:lang w:val="zh_TW" w:bidi="zh_TW"/>
         </w:rPr>
         <w:t>）。他們讚美祂，因為他們信靠祂（</w:t>
       </w:r>
-      <w:hyperlink r:id="rId106">
-        <w:r>
-          <w:rPr>
-            <w:lang w:val="zh_TW" w:bidi="zh_TW"/>
-          </w:rPr>
-          <w:rPr>
-            <w:color w:val="0000EE"/>
-            <w:u w:val="single"/>
-          </w:rPr>
-          <w:t>12:1–2</w:t>
-        </w:r>
-      </w:hyperlink>
+      <w:r>
+        <w:rPr>
+          <w:lang w:val="zh_TW" w:bidi="zh_TW"/>
+        </w:rPr>
+        <w:t>12:1–2</w:t>
+      </w:r>
       <w:r>
         <w:rPr>
           <w:lang w:val="zh_TW" w:bidi="zh_TW"/>
         </w:rPr>
         <w:t>，</w:t>
       </w:r>
-      <w:hyperlink r:id="rId107">
-        <w:r>
-          <w:rPr>
-            <w:lang w:val="zh_TW" w:bidi="zh_TW"/>
-          </w:rPr>
-          <w:rPr>
-            <w:color w:val="0000EE"/>
-            <w:u w:val="single"/>
-          </w:rPr>
-          <w:t>25:9</w:t>
-        </w:r>
-      </w:hyperlink>
+      <w:r>
+        <w:rPr>
+          <w:lang w:val="zh_TW" w:bidi="zh_TW"/>
+        </w:rPr>
+        <w:t>25:9</w:t>
+      </w:r>
       <w:r>
         <w:rPr>
           <w:lang w:val="zh_TW" w:bidi="zh_TW"/>
         </w:rPr>
         <w:t>）。他們藉著順服祂來顯明他們的信靠（</w:t>
       </w:r>
-      <w:hyperlink r:id="rId108">
-        <w:r>
-          <w:rPr>
-            <w:lang w:val="zh_TW" w:bidi="zh_TW"/>
-          </w:rPr>
-          <w:rPr>
-            <w:color w:val="0000EE"/>
-            <w:u w:val="single"/>
-          </w:rPr>
-          <w:t>26:8</w:t>
-        </w:r>
-      </w:hyperlink>
+      <w:r>
+        <w:rPr>
+          <w:lang w:val="zh_TW" w:bidi="zh_TW"/>
+        </w:rPr>
+        <w:t>26:8</w:t>
+      </w:r>
       <w:r>
         <w:rPr>
           <w:lang w:val="zh_TW" w:bidi="zh_TW"/>
@@ -2964,90 +2268,60 @@
         </w:rPr>
         <w:t>神忠實的子民在等待耶和華的救恩時，可能會經歷神對敵人的審判所帶來的影響。然而，他們每天都獲得新的力量（</w:t>
       </w:r>
-      <w:hyperlink r:id="rId109">
-        <w:r>
-          <w:rPr>
-            <w:lang w:val="zh_TW" w:bidi="zh_TW"/>
-          </w:rPr>
-          <w:rPr>
-            <w:color w:val="0000EE"/>
-            <w:u w:val="single"/>
-          </w:rPr>
-          <w:t>40:31</w:t>
-        </w:r>
-      </w:hyperlink>
+      <w:r>
+        <w:rPr>
+          <w:lang w:val="zh_TW" w:bidi="zh_TW"/>
+        </w:rPr>
+        <w:t>40:31</w:t>
+      </w:r>
       <w:r>
         <w:rPr>
           <w:lang w:val="zh_TW" w:bidi="zh_TW"/>
         </w:rPr>
         <w:t>）。他們認為自己是神的城——錫安——的公民（見</w:t>
       </w:r>
-      <w:hyperlink r:id="rId110">
-        <w:r>
-          <w:rPr>
-            <w:lang w:val="zh_TW" w:bidi="zh_TW"/>
-          </w:rPr>
-          <w:rPr>
-            <w:color w:val="0000EE"/>
-            <w:u w:val="single"/>
-          </w:rPr>
-          <w:t>26:1–3</w:t>
-        </w:r>
-      </w:hyperlink>
+      <w:r>
+        <w:rPr>
+          <w:lang w:val="zh_TW" w:bidi="zh_TW"/>
+        </w:rPr>
+        <w:t>26:1–3</w:t>
+      </w:r>
       <w:r>
         <w:rPr>
           <w:lang w:val="zh_TW" w:bidi="zh_TW"/>
         </w:rPr>
         <w:t>）。信靠耶和華的人有真正而持久的內心平安（</w:t>
       </w:r>
-      <w:hyperlink r:id="rId111">
-        <w:r>
-          <w:rPr>
-            <w:lang w:val="zh_TW" w:bidi="zh_TW"/>
-          </w:rPr>
-          <w:rPr>
-            <w:color w:val="0000EE"/>
-            <w:u w:val="single"/>
-          </w:rPr>
-          <w:t>26:3</w:t>
-        </w:r>
-      </w:hyperlink>
+      <w:r>
+        <w:rPr>
+          <w:lang w:val="zh_TW" w:bidi="zh_TW"/>
+        </w:rPr>
+        <w:t>26:3</w:t>
+      </w:r>
       <w:r>
         <w:rPr>
           <w:lang w:val="zh_TW" w:bidi="zh_TW"/>
         </w:rPr>
         <w:t>、</w:t>
       </w:r>
-      <w:hyperlink r:id="rId112">
-        <w:r>
-          <w:rPr>
-            <w:lang w:val="zh_TW" w:bidi="zh_TW"/>
-          </w:rPr>
-          <w:rPr>
-            <w:color w:val="0000EE"/>
-            <w:u w:val="single"/>
-          </w:rPr>
-          <w:t>12</w:t>
-        </w:r>
-      </w:hyperlink>
+      <w:r>
+        <w:rPr>
+          <w:lang w:val="zh_TW" w:bidi="zh_TW"/>
+        </w:rPr>
+        <w:t>12</w:t>
+      </w:r>
       <w:r>
         <w:rPr>
           <w:lang w:val="zh_TW" w:bidi="zh_TW"/>
         </w:rPr>
         <w:t>；</w:t>
       </w:r>
-      <w:hyperlink r:id="rId113">
-        <w:r>
-          <w:rPr>
-            <w:lang w:val="zh_TW" w:bidi="zh_TW"/>
-          </w:rPr>
-          <w:rPr>
-            <w:color w:val="0000EE"/>
-            <w:u w:val="single"/>
-          </w:rPr>
-          <w:t>32:17–18</w:t>
-        </w:r>
-      </w:hyperlink>
+      <w:r>
+        <w:rPr>
+          <w:lang w:val="zh_TW" w:bidi="zh_TW"/>
+        </w:rPr>
+        <w:t>32:17–18</w:t>
+      </w:r>
       <w:r>
         <w:rPr>
           <w:lang w:val="zh_TW" w:bidi="zh_TW"/>
@@ -3077,198 +2351,132 @@
           <w:lang w:val="zh_TW" w:bidi="zh_TW"/>
         </w:rPr>
       </w:r>
-      <w:hyperlink r:id="rId100">
-        <w:r>
-          <w:rPr>
-            <w:lang w:val="zh_TW" w:bidi="zh_TW"/>
-          </w:rPr>
-          <w:rPr>
-            <w:color w:val="0000EE"/>
-            <w:u w:val="single"/>
-          </w:rPr>
-          <w:t>賽2:22</w:t>
-        </w:r>
-      </w:hyperlink>
+      <w:r>
+        <w:rPr>
+          <w:lang w:val="zh_TW" w:bidi="zh_TW"/>
+        </w:rPr>
+        <w:t>賽2:22</w:t>
+      </w:r>
       <w:r>
         <w:rPr>
           <w:lang w:val="zh_TW" w:bidi="zh_TW"/>
         </w:rPr>
         <w:t>，</w:t>
       </w:r>
-      <w:hyperlink r:id="rId114">
-        <w:r>
-          <w:rPr>
-            <w:lang w:val="zh_TW" w:bidi="zh_TW"/>
-          </w:rPr>
-          <w:rPr>
-            <w:color w:val="0000EE"/>
-            <w:u w:val="single"/>
-          </w:rPr>
-          <w:t>7:4–9</w:t>
-        </w:r>
-      </w:hyperlink>
+      <w:r>
+        <w:rPr>
+          <w:lang w:val="zh_TW" w:bidi="zh_TW"/>
+        </w:rPr>
+        <w:t>7:4–9</w:t>
+      </w:r>
       <w:r>
         <w:rPr>
           <w:lang w:val="zh_TW" w:bidi="zh_TW"/>
         </w:rPr>
         <w:t>，</w:t>
       </w:r>
-      <w:hyperlink r:id="rId115">
-        <w:r>
-          <w:rPr>
-            <w:lang w:val="zh_TW" w:bidi="zh_TW"/>
-          </w:rPr>
-          <w:rPr>
-            <w:color w:val="0000EE"/>
-            <w:u w:val="single"/>
-          </w:rPr>
-          <w:t>8:16–20</w:t>
-        </w:r>
-      </w:hyperlink>
+      <w:r>
+        <w:rPr>
+          <w:lang w:val="zh_TW" w:bidi="zh_TW"/>
+        </w:rPr>
+        <w:t>8:16–20</w:t>
+      </w:r>
       <w:r>
         <w:rPr>
           <w:lang w:val="zh_TW" w:bidi="zh_TW"/>
         </w:rPr>
         <w:t>，</w:t>
       </w:r>
-      <w:hyperlink r:id="rId106">
-        <w:r>
-          <w:rPr>
-            <w:lang w:val="zh_TW" w:bidi="zh_TW"/>
-          </w:rPr>
-          <w:rPr>
-            <w:color w:val="0000EE"/>
-            <w:u w:val="single"/>
-          </w:rPr>
-          <w:t>12:1–2</w:t>
-        </w:r>
-      </w:hyperlink>
+      <w:r>
+        <w:rPr>
+          <w:lang w:val="zh_TW" w:bidi="zh_TW"/>
+        </w:rPr>
+        <w:t>12:1–2</w:t>
+      </w:r>
       <w:r>
         <w:rPr>
           <w:lang w:val="zh_TW" w:bidi="zh_TW"/>
         </w:rPr>
         <w:t>，</w:t>
       </w:r>
-      <w:hyperlink r:id="rId116">
-        <w:r>
-          <w:rPr>
-            <w:lang w:val="zh_TW" w:bidi="zh_TW"/>
-          </w:rPr>
-          <w:rPr>
-            <w:color w:val="0000EE"/>
-            <w:u w:val="single"/>
-          </w:rPr>
-          <w:t>26:2–3</w:t>
-        </w:r>
-      </w:hyperlink>
+      <w:r>
+        <w:rPr>
+          <w:lang w:val="zh_TW" w:bidi="zh_TW"/>
+        </w:rPr>
+        <w:t>26:2–3</w:t>
+      </w:r>
       <w:r>
         <w:rPr>
           <w:lang w:val="zh_TW" w:bidi="zh_TW"/>
         </w:rPr>
         <w:t>、</w:t>
       </w:r>
-      <w:hyperlink r:id="rId112">
-        <w:r>
-          <w:rPr>
-            <w:lang w:val="zh_TW" w:bidi="zh_TW"/>
-          </w:rPr>
-          <w:rPr>
-            <w:color w:val="0000EE"/>
-            <w:u w:val="single"/>
-          </w:rPr>
-          <w:t>12</w:t>
-        </w:r>
-      </w:hyperlink>
+      <w:r>
+        <w:rPr>
+          <w:lang w:val="zh_TW" w:bidi="zh_TW"/>
+        </w:rPr>
+        <w:t>12</w:t>
+      </w:r>
       <w:r>
         <w:rPr>
           <w:lang w:val="zh_TW" w:bidi="zh_TW"/>
         </w:rPr>
         <w:t>，</w:t>
       </w:r>
-      <w:hyperlink r:id="rId113">
-        <w:r>
-          <w:rPr>
-            <w:lang w:val="zh_TW" w:bidi="zh_TW"/>
-          </w:rPr>
-          <w:rPr>
-            <w:color w:val="0000EE"/>
-            <w:u w:val="single"/>
-          </w:rPr>
-          <w:t>32:17–18</w:t>
-        </w:r>
-      </w:hyperlink>
+      <w:r>
+        <w:rPr>
+          <w:lang w:val="zh_TW" w:bidi="zh_TW"/>
+        </w:rPr>
+        <w:t>32:17–18</w:t>
+      </w:r>
       <w:r>
         <w:rPr>
           <w:lang w:val="zh_TW" w:bidi="zh_TW"/>
         </w:rPr>
         <w:t>，</w:t>
       </w:r>
-      <w:hyperlink r:id="rId104">
-        <w:r>
-          <w:rPr>
-            <w:lang w:val="zh_TW" w:bidi="zh_TW"/>
-          </w:rPr>
-          <w:rPr>
-            <w:color w:val="0000EE"/>
-            <w:u w:val="single"/>
-          </w:rPr>
-          <w:t>35:4</w:t>
-        </w:r>
-      </w:hyperlink>
+      <w:r>
+        <w:rPr>
+          <w:lang w:val="zh_TW" w:bidi="zh_TW"/>
+        </w:rPr>
+        <w:t>35:4</w:t>
+      </w:r>
       <w:r>
         <w:rPr>
           <w:lang w:val="zh_TW" w:bidi="zh_TW"/>
         </w:rPr>
         <w:t>，</w:t>
       </w:r>
-      <w:hyperlink r:id="rId82">
-        <w:r>
-          <w:rPr>
-            <w:lang w:val="zh_TW" w:bidi="zh_TW"/>
-          </w:rPr>
-          <w:rPr>
-            <w:color w:val="0000EE"/>
-            <w:u w:val="single"/>
-          </w:rPr>
-          <w:t>40:9–11</w:t>
-        </w:r>
-      </w:hyperlink>
+      <w:r>
+        <w:rPr>
+          <w:lang w:val="zh_TW" w:bidi="zh_TW"/>
+        </w:rPr>
+        <w:t>40:9–11</w:t>
+      </w:r>
       <w:r>
         <w:rPr>
           <w:lang w:val="zh_TW" w:bidi="zh_TW"/>
         </w:rPr>
         <w:t>，</w:t>
       </w:r>
-      <w:hyperlink r:id="rId117">
-        <w:r>
-          <w:rPr>
-            <w:lang w:val="zh_TW" w:bidi="zh_TW"/>
-          </w:rPr>
-          <w:rPr>
-            <w:color w:val="0000EE"/>
-            <w:u w:val="single"/>
-          </w:rPr>
-          <w:t>28–31</w:t>
-        </w:r>
-      </w:hyperlink>
+      <w:r>
+        <w:rPr>
+          <w:lang w:val="zh_TW" w:bidi="zh_TW"/>
+        </w:rPr>
+        <w:t>28–31</w:t>
+      </w:r>
       <w:r>
         <w:rPr>
           <w:lang w:val="zh_TW" w:bidi="zh_TW"/>
         </w:rPr>
         <w:t>，</w:t>
       </w:r>
-      <w:hyperlink r:id="rId105">
-        <w:r>
-          <w:rPr>
-            <w:lang w:val="zh_TW" w:bidi="zh_TW"/>
-          </w:rPr>
-          <w:rPr>
-            <w:color w:val="0000EE"/>
-            <w:u w:val="single"/>
-          </w:rPr>
-          <w:t>51:12</w:t>
-        </w:r>
-      </w:hyperlink>
+      <w:r>
+        <w:rPr>
+          <w:lang w:val="zh_TW" w:bidi="zh_TW"/>
+        </w:rPr>
+        <w:t>51:12</w:t>
+      </w:r>
       <w:r>
         <w:rPr>
           <w:lang w:val="zh_TW" w:bidi="zh_TW"/>
@@ -3317,36 +2525,24 @@
         </w:rPr>
         <w:t>在</w:t>
       </w:r>
-      <w:hyperlink r:id="rId118">
-        <w:r>
-          <w:rPr>
-            <w:lang w:val="zh_TW" w:bidi="zh_TW"/>
-          </w:rPr>
-          <w:rPr>
-            <w:color w:val="0000EE"/>
-            <w:u w:val="single"/>
-          </w:rPr>
-          <w:t>以西結書四十七章13節至四十八章35節</w:t>
-        </w:r>
-      </w:hyperlink>
+      <w:r>
+        <w:rPr>
+          <w:lang w:val="zh_TW" w:bidi="zh_TW"/>
+        </w:rPr>
+        <w:t>以西結書四十七章13節至四十八章35節</w:t>
+      </w:r>
       <w:r>
         <w:rPr>
           <w:lang w:val="zh_TW" w:bidi="zh_TW"/>
         </w:rPr>
         <w:t>中，土地的分配結合了屬靈的理想和實際的信息，並呼應了異象前段的主題（</w:t>
       </w:r>
-      <w:hyperlink r:id="rId119">
-        <w:r>
-          <w:rPr>
-            <w:lang w:val="zh_TW" w:bidi="zh_TW"/>
-          </w:rPr>
-          <w:rPr>
-            <w:color w:val="0000EE"/>
-            <w:u w:val="single"/>
-          </w:rPr>
-          <w:t>結40–46章</w:t>
-        </w:r>
-      </w:hyperlink>
+      <w:r>
+        <w:rPr>
+          <w:lang w:val="zh_TW" w:bidi="zh_TW"/>
+        </w:rPr>
+        <w:t>結40–46章</w:t>
+      </w:r>
       <w:r>
         <w:rPr>
           <w:lang w:val="zh_TW" w:bidi="zh_TW"/>
@@ -3389,54 +2585,36 @@
           <w:lang w:val="zh_TW" w:bidi="zh_TW"/>
         </w:rPr>
       </w:r>
-      <w:hyperlink r:id="rId120">
-        <w:r>
-          <w:rPr>
-            <w:lang w:val="zh_TW" w:bidi="zh_TW"/>
-          </w:rPr>
-          <w:rPr>
-            <w:color w:val="0000EE"/>
-            <w:u w:val="single"/>
-          </w:rPr>
-          <w:t>以西結書四十至四十八章</w:t>
-        </w:r>
-      </w:hyperlink>
+      <w:r>
+        <w:rPr>
+          <w:lang w:val="zh_TW" w:bidi="zh_TW"/>
+        </w:rPr>
+        <w:t>以西結書四十至四十八章</w:t>
+      </w:r>
       <w:r>
         <w:rPr>
           <w:lang w:val="zh_TW" w:bidi="zh_TW"/>
         </w:rPr>
         <w:t>中的異象，鼓勵百姓為過去的罪悔改，在艱難中持守忠心，並懷抱盼望，相信神憑祂的大能與恩典會帶來更美好的未來。啟示錄最後的幾章，展示這異象在耶穌基督裡得以應驗（</w:t>
       </w:r>
-      <w:hyperlink r:id="rId121">
-        <w:r>
-          <w:rPr>
-            <w:lang w:val="zh_TW" w:bidi="zh_TW"/>
-          </w:rPr>
-          <w:rPr>
-            <w:color w:val="0000EE"/>
-            <w:u w:val="single"/>
-          </w:rPr>
-          <w:t>啟21–22章</w:t>
-        </w:r>
-      </w:hyperlink>
+      <w:r>
+        <w:rPr>
+          <w:lang w:val="zh_TW" w:bidi="zh_TW"/>
+        </w:rPr>
+        <w:t>啟21–22章</w:t>
+      </w:r>
       <w:r>
         <w:rPr>
           <w:lang w:val="zh_TW" w:bidi="zh_TW"/>
         </w:rPr>
         <w:t>）。耶穌開啟了以西結所描述的屬靈現實。那是一座天上的城，「就是神所經營所建造的」（</w:t>
       </w:r>
-      <w:hyperlink r:id="rId122">
-        <w:r>
-          <w:rPr>
-            <w:lang w:val="zh_TW" w:bidi="zh_TW"/>
-          </w:rPr>
-          <w:rPr>
-            <w:color w:val="0000EE"/>
-            <w:u w:val="single"/>
-          </w:rPr>
-          <w:t>來11:10</w:t>
-        </w:r>
-      </w:hyperlink>
+      <w:r>
+        <w:rPr>
+          <w:lang w:val="zh_TW" w:bidi="zh_TW"/>
+        </w:rPr>
+        <w:t>來11:10</w:t>
+      </w:r>
       <w:r>
         <w:rPr>
           <w:lang w:val="zh_TW" w:bidi="zh_TW"/>
@@ -3466,48 +2644,30 @@
           <w:lang w:val="zh_TW" w:bidi="zh_TW"/>
         </w:rPr>
       </w:r>
-      <w:hyperlink r:id="rId119">
-        <w:r>
-          <w:rPr>
-            <w:lang w:val="zh_TW" w:bidi="zh_TW"/>
-          </w:rPr>
-          <w:rPr>
-            <w:color w:val="0000EE"/>
-            <w:u w:val="single"/>
-          </w:rPr>
-          <w:t>結40:1–46:24，</w:t>
-        </w:r>
-      </w:hyperlink>
-      <w:hyperlink r:id="rId118">
-        <w:r>
-          <w:rPr>
-            <w:lang w:val="zh_TW" w:bidi="zh_TW"/>
-          </w:rPr>
-          <w:rPr>
-            <w:color w:val="0000EE"/>
-            <w:u w:val="single"/>
-          </w:rPr>
-          <w:t>47:13–48:35</w:t>
-        </w:r>
-      </w:hyperlink>
+      <w:r>
+        <w:rPr>
+          <w:lang w:val="zh_TW" w:bidi="zh_TW"/>
+        </w:rPr>
+        <w:t>結40:1–46:24，</w:t>
+      </w:r>
+      <w:r>
+        <w:rPr>
+          <w:lang w:val="zh_TW" w:bidi="zh_TW"/>
+        </w:rPr>
+        <w:t>47:13–48:35</w:t>
+      </w:r>
       <w:r>
         <w:rPr>
           <w:lang w:val="zh_TW" w:bidi="zh_TW"/>
         </w:rPr>
         <w:t>；</w:t>
       </w:r>
-      <w:hyperlink r:id="rId123">
-        <w:r>
-          <w:rPr>
-            <w:lang w:val="zh_TW" w:bidi="zh_TW"/>
-          </w:rPr>
-          <w:rPr>
-            <w:color w:val="0000EE"/>
-            <w:u w:val="single"/>
-          </w:rPr>
-          <w:t>啟22:1–2</w:t>
-        </w:r>
-      </w:hyperlink>
+      <w:r>
+        <w:rPr>
+          <w:lang w:val="zh_TW" w:bidi="zh_TW"/>
+        </w:rPr>
+        <w:t>啟22:1–2</w:t>
+      </w:r>
       <w:r>
         <w:rPr>
           <w:lang w:val="zh_TW" w:bidi="zh_TW"/>
@@ -3569,72 +2729,48 @@
         </w:rPr>
         <w:t>在以賽亞書的預言中，出現了約二十四次。聖者就是「大君王」（</w:t>
       </w:r>
-      <w:hyperlink r:id="rId124">
-        <w:r>
-          <w:rPr>
-            <w:lang w:val="zh_TW" w:bidi="zh_TW"/>
-          </w:rPr>
-          <w:rPr>
-            <w:color w:val="0000EE"/>
-            <w:u w:val="single"/>
-          </w:rPr>
-          <w:t>賽6:5</w:t>
-        </w:r>
-      </w:hyperlink>
+      <w:r>
+        <w:rPr>
+          <w:lang w:val="zh_TW" w:bidi="zh_TW"/>
+        </w:rPr>
+        <w:t>賽6:5</w:t>
+      </w:r>
       <w:r>
         <w:rPr>
           <w:lang w:val="zh_TW" w:bidi="zh_TW"/>
         </w:rPr>
         <w:t>）。這公義和正直的聖者，是無可比擬的神（</w:t>
       </w:r>
-      <w:hyperlink r:id="rId125">
-        <w:r>
-          <w:rPr>
-            <w:lang w:val="zh_TW" w:bidi="zh_TW"/>
-          </w:rPr>
-          <w:rPr>
-            <w:color w:val="0000EE"/>
-            <w:u w:val="single"/>
-          </w:rPr>
-          <w:t>賽26:7</w:t>
-        </w:r>
-      </w:hyperlink>
+      <w:r>
+        <w:rPr>
+          <w:lang w:val="zh_TW" w:bidi="zh_TW"/>
+        </w:rPr>
+        <w:t>賽26:7</w:t>
+      </w:r>
       <w:r>
         <w:rPr>
           <w:lang w:val="zh_TW" w:bidi="zh_TW"/>
         </w:rPr>
         <w:t>，</w:t>
       </w:r>
-      <w:hyperlink r:id="rId126">
-        <w:r>
-          <w:rPr>
-            <w:lang w:val="zh_TW" w:bidi="zh_TW"/>
-          </w:rPr>
-          <w:rPr>
-            <w:color w:val="0000EE"/>
-            <w:u w:val="single"/>
-          </w:rPr>
-          <w:t>40:25</w:t>
-        </w:r>
-      </w:hyperlink>
+      <w:r>
+        <w:rPr>
+          <w:lang w:val="zh_TW" w:bidi="zh_TW"/>
+        </w:rPr>
+        <w:t>40:25</w:t>
+      </w:r>
       <w:r>
         <w:rPr>
           <w:lang w:val="zh_TW" w:bidi="zh_TW"/>
         </w:rPr>
         <w:t>）。祂是祂子民的救贖主（</w:t>
       </w:r>
-      <w:hyperlink r:id="rId127">
-        <w:r>
-          <w:rPr>
-            <w:lang w:val="zh_TW" w:bidi="zh_TW"/>
-          </w:rPr>
-          <w:rPr>
-            <w:color w:val="0000EE"/>
-            <w:u w:val="single"/>
-          </w:rPr>
-          <w:t>賽41:14</w:t>
-        </w:r>
-      </w:hyperlink>
+      <w:r>
+        <w:rPr>
+          <w:lang w:val="zh_TW" w:bidi="zh_TW"/>
+        </w:rPr>
+        <w:t>賽41:14</w:t>
+      </w:r>
       <w:r>
         <w:rPr>
           <w:lang w:val="zh_TW" w:bidi="zh_TW"/>
@@ -3655,90 +2791,60 @@
         </w:rPr>
         <w:t>任何接近聖者的人，都必須以敬畏之心來崇拜祂。聖者將自己與錫安山聯繫起來。它是聖潔的，因為這是祂的象徵居所（見</w:t>
       </w:r>
-      <w:hyperlink r:id="rId128">
-        <w:r>
-          <w:rPr>
-            <w:lang w:val="zh_TW" w:bidi="zh_TW"/>
-          </w:rPr>
-          <w:rPr>
-            <w:color w:val="0000EE"/>
-            <w:u w:val="single"/>
-          </w:rPr>
-          <w:t>18:7</w:t>
-        </w:r>
-      </w:hyperlink>
+      <w:r>
+        <w:rPr>
+          <w:lang w:val="zh_TW" w:bidi="zh_TW"/>
+        </w:rPr>
+        <w:t>18:7</w:t>
+      </w:r>
       <w:r>
         <w:rPr>
           <w:lang w:val="zh_TW" w:bidi="zh_TW"/>
         </w:rPr>
         <w:t>，</w:t>
       </w:r>
-      <w:hyperlink r:id="rId129">
-        <w:r>
-          <w:rPr>
-            <w:lang w:val="zh_TW" w:bidi="zh_TW"/>
-          </w:rPr>
-          <w:rPr>
-            <w:color w:val="0000EE"/>
-            <w:u w:val="single"/>
-          </w:rPr>
-          <w:t>24:23</w:t>
-        </w:r>
-      </w:hyperlink>
+      <w:r>
+        <w:rPr>
+          <w:lang w:val="zh_TW" w:bidi="zh_TW"/>
+        </w:rPr>
+        <w:t>24:23</w:t>
+      </w:r>
       <w:r>
         <w:rPr>
           <w:lang w:val="zh_TW" w:bidi="zh_TW"/>
         </w:rPr>
         <w:t>，</w:t>
       </w:r>
-      <w:hyperlink r:id="rId130">
-        <w:r>
-          <w:rPr>
-            <w:lang w:val="zh_TW" w:bidi="zh_TW"/>
-          </w:rPr>
-          <w:rPr>
-            <w:color w:val="0000EE"/>
-            <w:u w:val="single"/>
-          </w:rPr>
-          <w:t>27:13</w:t>
-        </w:r>
-      </w:hyperlink>
+      <w:r>
+        <w:rPr>
+          <w:lang w:val="zh_TW" w:bidi="zh_TW"/>
+        </w:rPr>
+        <w:t>27:13</w:t>
+      </w:r>
       <w:r>
         <w:rPr>
           <w:lang w:val="zh_TW" w:bidi="zh_TW"/>
         </w:rPr>
         <w:t>，</w:t>
       </w:r>
-      <w:hyperlink r:id="rId131">
-        <w:r>
-          <w:rPr>
-            <w:lang w:val="zh_TW" w:bidi="zh_TW"/>
-          </w:rPr>
-          <w:rPr>
-            <w:color w:val="0000EE"/>
-            <w:u w:val="single"/>
-          </w:rPr>
-          <w:t>56:7</w:t>
-        </w:r>
-      </w:hyperlink>
+      <w:r>
+        <w:rPr>
+          <w:lang w:val="zh_TW" w:bidi="zh_TW"/>
+        </w:rPr>
+        <w:t>56:7</w:t>
+      </w:r>
       <w:r>
         <w:rPr>
           <w:lang w:val="zh_TW" w:bidi="zh_TW"/>
         </w:rPr>
         <w:t>，</w:t>
       </w:r>
-      <w:hyperlink r:id="rId132">
-        <w:r>
-          <w:rPr>
-            <w:lang w:val="zh_TW" w:bidi="zh_TW"/>
-          </w:rPr>
-          <w:rPr>
-            <w:color w:val="0000EE"/>
-            <w:u w:val="single"/>
-          </w:rPr>
-          <w:t>60:1–22</w:t>
-        </w:r>
-      </w:hyperlink>
+      <w:r>
+        <w:rPr>
+          <w:lang w:val="zh_TW" w:bidi="zh_TW"/>
+        </w:rPr>
+        <w:t>60:1–22</w:t>
+      </w:r>
       <w:r>
         <w:rPr>
           <w:lang w:val="zh_TW" w:bidi="zh_TW"/>
@@ -3759,36 +2865,24 @@
         </w:rPr>
         <w:t>以色列的聖者與所有受造物不同，因為祂是道德完美的創造者。罪人無法與祂同住（見</w:t>
       </w:r>
-      <w:hyperlink r:id="rId133">
-        <w:r>
-          <w:rPr>
-            <w:lang w:val="zh_TW" w:bidi="zh_TW"/>
-          </w:rPr>
-          <w:rPr>
-            <w:color w:val="0000EE"/>
-            <w:u w:val="single"/>
-          </w:rPr>
-          <w:t>賽1:4</w:t>
-        </w:r>
-      </w:hyperlink>
+      <w:r>
+        <w:rPr>
+          <w:lang w:val="zh_TW" w:bidi="zh_TW"/>
+        </w:rPr>
+        <w:t>賽1:4</w:t>
+      </w:r>
       <w:r>
         <w:rPr>
           <w:lang w:val="zh_TW" w:bidi="zh_TW"/>
         </w:rPr>
         <w:t>）。神的聖潔要求儀式的純潔和道德的完美。神就像吞滅的永火，要去除任何與祂的聖潔旨意無關的事物（見</w:t>
       </w:r>
-      <w:hyperlink r:id="rId134">
-        <w:r>
-          <w:rPr>
-            <w:lang w:val="zh_TW" w:bidi="zh_TW"/>
-          </w:rPr>
-          <w:rPr>
-            <w:color w:val="0000EE"/>
-            <w:u w:val="single"/>
-          </w:rPr>
-          <w:t>賽33:14</w:t>
-        </w:r>
-      </w:hyperlink>
+      <w:r>
+        <w:rPr>
+          <w:lang w:val="zh_TW" w:bidi="zh_TW"/>
+        </w:rPr>
+        <w:t>賽33:14</w:t>
+      </w:r>
       <w:r>
         <w:rPr>
           <w:lang w:val="zh_TW" w:bidi="zh_TW"/>
@@ -3809,108 +2903,72 @@
         </w:rPr>
         <w:t>然而，以色列的聖者要為自己保留一小群人（</w:t>
       </w:r>
-      <w:hyperlink r:id="rId135">
-        <w:r>
-          <w:rPr>
-            <w:lang w:val="zh_TW" w:bidi="zh_TW"/>
-          </w:rPr>
-          <w:rPr>
-            <w:color w:val="0000EE"/>
-            <w:u w:val="single"/>
-          </w:rPr>
-          <w:t>賽4:2–3</w:t>
-        </w:r>
-      </w:hyperlink>
+      <w:r>
+        <w:rPr>
+          <w:lang w:val="zh_TW" w:bidi="zh_TW"/>
+        </w:rPr>
+        <w:t>賽4:2–3</w:t>
+      </w:r>
       <w:r>
         <w:rPr>
           <w:lang w:val="zh_TW" w:bidi="zh_TW"/>
         </w:rPr>
         <w:t>，</w:t>
       </w:r>
-      <w:hyperlink r:id="rId136">
-        <w:r>
-          <w:rPr>
-            <w:lang w:val="zh_TW" w:bidi="zh_TW"/>
-          </w:rPr>
-          <w:rPr>
-            <w:color w:val="0000EE"/>
-            <w:u w:val="single"/>
-          </w:rPr>
-          <w:t>6:13</w:t>
-        </w:r>
-      </w:hyperlink>
+      <w:r>
+        <w:rPr>
+          <w:lang w:val="zh_TW" w:bidi="zh_TW"/>
+        </w:rPr>
+        <w:t>6:13</w:t>
+      </w:r>
       <w:r>
         <w:rPr>
           <w:lang w:val="zh_TW" w:bidi="zh_TW"/>
         </w:rPr>
         <w:t>）。祂在靈性上潔淨他們，並承諾將與祂所救贖的子民同在（</w:t>
       </w:r>
-      <w:hyperlink r:id="rId137">
-        <w:r>
-          <w:rPr>
-            <w:lang w:val="zh_TW" w:bidi="zh_TW"/>
-          </w:rPr>
-          <w:rPr>
-            <w:color w:val="0000EE"/>
-            <w:u w:val="single"/>
-          </w:rPr>
-          <w:t>12:6</w:t>
-        </w:r>
-      </w:hyperlink>
+      <w:r>
+        <w:rPr>
+          <w:lang w:val="zh_TW" w:bidi="zh_TW"/>
+        </w:rPr>
+        <w:t>12:6</w:t>
+      </w:r>
       <w:r>
         <w:rPr>
           <w:lang w:val="zh_TW" w:bidi="zh_TW"/>
         </w:rPr>
         <w:t>，</w:t>
       </w:r>
-      <w:hyperlink r:id="rId138">
-        <w:r>
-          <w:rPr>
-            <w:lang w:val="zh_TW" w:bidi="zh_TW"/>
-          </w:rPr>
-          <w:rPr>
-            <w:color w:val="0000EE"/>
-            <w:u w:val="single"/>
-          </w:rPr>
-          <w:t>35:8–9</w:t>
-        </w:r>
-      </w:hyperlink>
+      <w:r>
+        <w:rPr>
+          <w:lang w:val="zh_TW" w:bidi="zh_TW"/>
+        </w:rPr>
+        <w:t>35:8–9</w:t>
+      </w:r>
       <w:r>
         <w:rPr>
           <w:lang w:val="zh_TW" w:bidi="zh_TW"/>
         </w:rPr>
         <w:t>，</w:t>
       </w:r>
-      <w:hyperlink r:id="rId139">
-        <w:r>
-          <w:rPr>
-            <w:lang w:val="zh_TW" w:bidi="zh_TW"/>
-          </w:rPr>
-          <w:rPr>
-            <w:color w:val="0000EE"/>
-            <w:u w:val="single"/>
-          </w:rPr>
-          <w:t>62:12</w:t>
-        </w:r>
-      </w:hyperlink>
+      <w:r>
+        <w:rPr>
+          <w:lang w:val="zh_TW" w:bidi="zh_TW"/>
+        </w:rPr>
+        <w:t>62:12</w:t>
+      </w:r>
       <w:r>
         <w:rPr>
           <w:lang w:val="zh_TW" w:bidi="zh_TW"/>
         </w:rPr>
         <w:t>，見</w:t>
       </w:r>
-      <w:hyperlink r:id="rId140">
-        <w:r>
-          <w:rPr>
-            <w:lang w:val="zh_TW" w:bidi="zh_TW"/>
-          </w:rPr>
-          <w:rPr>
-            <w:color w:val="0000EE"/>
-            <w:u w:val="single"/>
-          </w:rPr>
-          <w:t>49:7</w:t>
-        </w:r>
-      </w:hyperlink>
+      <w:r>
+        <w:rPr>
+          <w:lang w:val="zh_TW" w:bidi="zh_TW"/>
+        </w:rPr>
+        <w:t>49:7</w:t>
+      </w:r>
       <w:r>
         <w:rPr>
           <w:lang w:val="zh_TW" w:bidi="zh_TW"/>
@@ -3940,468 +2998,312 @@
           <w:lang w:val="zh_TW" w:bidi="zh_TW"/>
         </w:rPr>
       </w:r>
-      <w:hyperlink r:id="rId141">
-        <w:r>
-          <w:rPr>
-            <w:lang w:val="zh_TW" w:bidi="zh_TW"/>
-          </w:rPr>
-          <w:rPr>
-            <w:color w:val="0000EE"/>
-            <w:u w:val="single"/>
-          </w:rPr>
-          <w:t>詩71:22–23</w:t>
-        </w:r>
-      </w:hyperlink>
+      <w:r>
+        <w:rPr>
+          <w:lang w:val="zh_TW" w:bidi="zh_TW"/>
+        </w:rPr>
+        <w:t>詩71:22–23</w:t>
+      </w:r>
       <w:r>
         <w:rPr>
           <w:lang w:val="zh_TW" w:bidi="zh_TW"/>
         </w:rPr>
         <w:t>，</w:t>
       </w:r>
-      <w:hyperlink r:id="rId142">
-        <w:r>
-          <w:rPr>
-            <w:lang w:val="zh_TW" w:bidi="zh_TW"/>
-          </w:rPr>
-          <w:rPr>
-            <w:color w:val="0000EE"/>
-            <w:u w:val="single"/>
-          </w:rPr>
-          <w:t>78:41</w:t>
-        </w:r>
-      </w:hyperlink>
+      <w:r>
+        <w:rPr>
+          <w:lang w:val="zh_TW" w:bidi="zh_TW"/>
+        </w:rPr>
+        <w:t>78:41</w:t>
+      </w:r>
       <w:r>
         <w:rPr>
           <w:lang w:val="zh_TW" w:bidi="zh_TW"/>
         </w:rPr>
         <w:t>；</w:t>
       </w:r>
-      <w:hyperlink r:id="rId143">
-        <w:r>
-          <w:rPr>
-            <w:lang w:val="zh_TW" w:bidi="zh_TW"/>
-          </w:rPr>
-          <w:rPr>
-            <w:color w:val="0000EE"/>
-            <w:u w:val="single"/>
-          </w:rPr>
-          <w:t>箴9:10</w:t>
-        </w:r>
-      </w:hyperlink>
+      <w:r>
+        <w:rPr>
+          <w:lang w:val="zh_TW" w:bidi="zh_TW"/>
+        </w:rPr>
+        <w:t>箴9:10</w:t>
+      </w:r>
       <w:r>
         <w:rPr>
           <w:lang w:val="zh_TW" w:bidi="zh_TW"/>
         </w:rPr>
         <w:t>；</w:t>
       </w:r>
-      <w:hyperlink r:id="rId144">
-        <w:r>
-          <w:rPr>
-            <w:lang w:val="zh_TW" w:bidi="zh_TW"/>
-          </w:rPr>
-          <w:rPr>
-            <w:color w:val="0000EE"/>
-            <w:u w:val="single"/>
-          </w:rPr>
-          <w:t>賽6:1–5</w:t>
-        </w:r>
-      </w:hyperlink>
+      <w:r>
+        <w:rPr>
+          <w:lang w:val="zh_TW" w:bidi="zh_TW"/>
+        </w:rPr>
+        <w:t>賽6:1–5</w:t>
+      </w:r>
       <w:r>
         <w:rPr>
           <w:lang w:val="zh_TW" w:bidi="zh_TW"/>
         </w:rPr>
         <w:t>，</w:t>
       </w:r>
-      <w:hyperlink r:id="rId145">
-        <w:r>
-          <w:rPr>
-            <w:lang w:val="zh_TW" w:bidi="zh_TW"/>
-          </w:rPr>
-          <w:rPr>
-            <w:color w:val="0000EE"/>
-            <w:u w:val="single"/>
-          </w:rPr>
-          <w:t>10:17</w:t>
-        </w:r>
-      </w:hyperlink>
+      <w:r>
+        <w:rPr>
+          <w:lang w:val="zh_TW" w:bidi="zh_TW"/>
+        </w:rPr>
+        <w:t>10:17</w:t>
+      </w:r>
       <w:r>
         <w:rPr>
           <w:lang w:val="zh_TW" w:bidi="zh_TW"/>
         </w:rPr>
         <w:t>、</w:t>
       </w:r>
-      <w:hyperlink r:id="rId146">
-        <w:r>
-          <w:rPr>
-            <w:lang w:val="zh_TW" w:bidi="zh_TW"/>
-          </w:rPr>
-          <w:rPr>
-            <w:color w:val="0000EE"/>
-            <w:u w:val="single"/>
-          </w:rPr>
-          <w:t>20</w:t>
-        </w:r>
-      </w:hyperlink>
+      <w:r>
+        <w:rPr>
+          <w:lang w:val="zh_TW" w:bidi="zh_TW"/>
+        </w:rPr>
+        <w:t>20</w:t>
+      </w:r>
       <w:r>
         <w:rPr>
           <w:lang w:val="zh_TW" w:bidi="zh_TW"/>
         </w:rPr>
         <w:t>，</w:t>
       </w:r>
-      <w:hyperlink r:id="rId147">
-        <w:r>
-          <w:rPr>
-            <w:lang w:val="zh_TW" w:bidi="zh_TW"/>
-          </w:rPr>
-          <w:rPr>
-            <w:color w:val="0000EE"/>
-            <w:u w:val="single"/>
-          </w:rPr>
-          <w:t>17:7</w:t>
-        </w:r>
-      </w:hyperlink>
+      <w:r>
+        <w:rPr>
+          <w:lang w:val="zh_TW" w:bidi="zh_TW"/>
+        </w:rPr>
+        <w:t>17:7</w:t>
+      </w:r>
       <w:r>
         <w:rPr>
           <w:lang w:val="zh_TW" w:bidi="zh_TW"/>
         </w:rPr>
         <w:t>，</w:t>
       </w:r>
-      <w:hyperlink r:id="rId148">
-        <w:r>
-          <w:rPr>
-            <w:lang w:val="zh_TW" w:bidi="zh_TW"/>
-          </w:rPr>
-          <w:rPr>
-            <w:color w:val="0000EE"/>
-            <w:u w:val="single"/>
-          </w:rPr>
-          <w:t>29:17–24</w:t>
-        </w:r>
-      </w:hyperlink>
+      <w:r>
+        <w:rPr>
+          <w:lang w:val="zh_TW" w:bidi="zh_TW"/>
+        </w:rPr>
+        <w:t>29:17–24</w:t>
+      </w:r>
       <w:r>
         <w:rPr>
           <w:lang w:val="zh_TW" w:bidi="zh_TW"/>
         </w:rPr>
         <w:t>，</w:t>
       </w:r>
-      <w:hyperlink r:id="rId149">
-        <w:r>
-          <w:rPr>
-            <w:lang w:val="zh_TW" w:bidi="zh_TW"/>
-          </w:rPr>
-          <w:rPr>
-            <w:color w:val="0000EE"/>
-            <w:u w:val="single"/>
-          </w:rPr>
-          <w:t>30:15</w:t>
-        </w:r>
-      </w:hyperlink>
+      <w:r>
+        <w:rPr>
+          <w:lang w:val="zh_TW" w:bidi="zh_TW"/>
+        </w:rPr>
+        <w:t>30:15</w:t>
+      </w:r>
       <w:r>
         <w:rPr>
           <w:lang w:val="zh_TW" w:bidi="zh_TW"/>
         </w:rPr>
         <w:t>，</w:t>
       </w:r>
-      <w:hyperlink r:id="rId127">
-        <w:r>
-          <w:rPr>
-            <w:lang w:val="zh_TW" w:bidi="zh_TW"/>
-          </w:rPr>
-          <w:rPr>
-            <w:color w:val="0000EE"/>
-            <w:u w:val="single"/>
-          </w:rPr>
-          <w:t>41:14</w:t>
-        </w:r>
-      </w:hyperlink>
+      <w:r>
+        <w:rPr>
+          <w:lang w:val="zh_TW" w:bidi="zh_TW"/>
+        </w:rPr>
+        <w:t>41:14</w:t>
+      </w:r>
       <w:r>
         <w:rPr>
           <w:lang w:val="zh_TW" w:bidi="zh_TW"/>
         </w:rPr>
         <w:t>、</w:t>
       </w:r>
-      <w:hyperlink r:id="rId150">
-        <w:r>
-          <w:rPr>
-            <w:lang w:val="zh_TW" w:bidi="zh_TW"/>
-          </w:rPr>
-          <w:rPr>
-            <w:color w:val="0000EE"/>
-            <w:u w:val="single"/>
-          </w:rPr>
-          <w:t>17–20</w:t>
-        </w:r>
-      </w:hyperlink>
+      <w:r>
+        <w:rPr>
+          <w:lang w:val="zh_TW" w:bidi="zh_TW"/>
+        </w:rPr>
+        <w:t>17–20</w:t>
+      </w:r>
       <w:r>
         <w:rPr>
           <w:lang w:val="zh_TW" w:bidi="zh_TW"/>
         </w:rPr>
         <w:t>，</w:t>
       </w:r>
-      <w:hyperlink r:id="rId151">
-        <w:r>
-          <w:rPr>
-            <w:lang w:val="zh_TW" w:bidi="zh_TW"/>
-          </w:rPr>
-          <w:rPr>
-            <w:color w:val="0000EE"/>
-            <w:u w:val="single"/>
-          </w:rPr>
-          <w:t>43:1–4</w:t>
-        </w:r>
-      </w:hyperlink>
+      <w:r>
+        <w:rPr>
+          <w:lang w:val="zh_TW" w:bidi="zh_TW"/>
+        </w:rPr>
+        <w:t>43:1–4</w:t>
+      </w:r>
       <w:r>
         <w:rPr>
           <w:lang w:val="zh_TW" w:bidi="zh_TW"/>
         </w:rPr>
         <w:t>、</w:t>
       </w:r>
-      <w:hyperlink r:id="rId152">
-        <w:r>
-          <w:rPr>
-            <w:lang w:val="zh_TW" w:bidi="zh_TW"/>
-          </w:rPr>
-          <w:rPr>
-            <w:color w:val="0000EE"/>
-            <w:u w:val="single"/>
-          </w:rPr>
-          <w:t>10–21</w:t>
-        </w:r>
-      </w:hyperlink>
+      <w:r>
+        <w:rPr>
+          <w:lang w:val="zh_TW" w:bidi="zh_TW"/>
+        </w:rPr>
+        <w:t>10–21</w:t>
+      </w:r>
       <w:r>
         <w:rPr>
           <w:lang w:val="zh_TW" w:bidi="zh_TW"/>
         </w:rPr>
         <w:t>，</w:t>
       </w:r>
-      <w:hyperlink r:id="rId153">
-        <w:r>
-          <w:rPr>
-            <w:lang w:val="zh_TW" w:bidi="zh_TW"/>
-          </w:rPr>
-          <w:rPr>
-            <w:color w:val="0000EE"/>
-            <w:u w:val="single"/>
-          </w:rPr>
-          <w:t>48:17–18</w:t>
-        </w:r>
-      </w:hyperlink>
+      <w:r>
+        <w:rPr>
+          <w:lang w:val="zh_TW" w:bidi="zh_TW"/>
+        </w:rPr>
+        <w:t>48:17–18</w:t>
+      </w:r>
       <w:r>
         <w:rPr>
           <w:lang w:val="zh_TW" w:bidi="zh_TW"/>
         </w:rPr>
         <w:t>，</w:t>
       </w:r>
-      <w:hyperlink r:id="rId154">
-        <w:r>
-          <w:rPr>
-            <w:lang w:val="zh_TW" w:bidi="zh_TW"/>
-          </w:rPr>
-          <w:rPr>
-            <w:color w:val="0000EE"/>
-            <w:u w:val="single"/>
-          </w:rPr>
-          <w:t>54:4–5</w:t>
-        </w:r>
-      </w:hyperlink>
+      <w:r>
+        <w:rPr>
+          <w:lang w:val="zh_TW" w:bidi="zh_TW"/>
+        </w:rPr>
+        <w:t>54:4–5</w:t>
+      </w:r>
       <w:r>
         <w:rPr>
           <w:lang w:val="zh_TW" w:bidi="zh_TW"/>
         </w:rPr>
         <w:t>，</w:t>
       </w:r>
-      <w:hyperlink r:id="rId155">
-        <w:r>
-          <w:rPr>
-            <w:lang w:val="zh_TW" w:bidi="zh_TW"/>
-          </w:rPr>
-          <w:rPr>
-            <w:color w:val="0000EE"/>
-            <w:u w:val="single"/>
-          </w:rPr>
-          <w:t>55:5</w:t>
-        </w:r>
-      </w:hyperlink>
+      <w:r>
+        <w:rPr>
+          <w:lang w:val="zh_TW" w:bidi="zh_TW"/>
+        </w:rPr>
+        <w:t>55:5</w:t>
+      </w:r>
       <w:r>
         <w:rPr>
           <w:lang w:val="zh_TW" w:bidi="zh_TW"/>
         </w:rPr>
         <w:t>，</w:t>
       </w:r>
-      <w:hyperlink r:id="rId156">
-        <w:r>
-          <w:rPr>
-            <w:lang w:val="zh_TW" w:bidi="zh_TW"/>
-          </w:rPr>
-          <w:rPr>
-            <w:color w:val="0000EE"/>
-            <w:u w:val="single"/>
-          </w:rPr>
-          <w:t>57:15</w:t>
-        </w:r>
-      </w:hyperlink>
+      <w:r>
+        <w:rPr>
+          <w:lang w:val="zh_TW" w:bidi="zh_TW"/>
+        </w:rPr>
+        <w:t>57:15</w:t>
+      </w:r>
       <w:r>
         <w:rPr>
           <w:lang w:val="zh_TW" w:bidi="zh_TW"/>
         </w:rPr>
         <w:t>；</w:t>
       </w:r>
-      <w:hyperlink r:id="rId157">
-        <w:r>
-          <w:rPr>
-            <w:lang w:val="zh_TW" w:bidi="zh_TW"/>
-          </w:rPr>
-          <w:rPr>
-            <w:color w:val="0000EE"/>
-            <w:u w:val="single"/>
-          </w:rPr>
-          <w:t>耶50:29</w:t>
-        </w:r>
-      </w:hyperlink>
+      <w:r>
+        <w:rPr>
+          <w:lang w:val="zh_TW" w:bidi="zh_TW"/>
+        </w:rPr>
+        <w:t>耶50:29</w:t>
+      </w:r>
       <w:r>
         <w:rPr>
           <w:lang w:val="zh_TW" w:bidi="zh_TW"/>
         </w:rPr>
         <w:t>，</w:t>
       </w:r>
-      <w:hyperlink r:id="rId158">
-        <w:r>
-          <w:rPr>
-            <w:lang w:val="zh_TW" w:bidi="zh_TW"/>
-          </w:rPr>
-          <w:rPr>
-            <w:color w:val="0000EE"/>
-            <w:u w:val="single"/>
-          </w:rPr>
-          <w:t>51:5</w:t>
-        </w:r>
-      </w:hyperlink>
+      <w:r>
+        <w:rPr>
+          <w:lang w:val="zh_TW" w:bidi="zh_TW"/>
+        </w:rPr>
+        <w:t>51:5</w:t>
+      </w:r>
       <w:r>
         <w:rPr>
           <w:lang w:val="zh_TW" w:bidi="zh_TW"/>
         </w:rPr>
         <w:t>；</w:t>
       </w:r>
-      <w:hyperlink r:id="rId159">
-        <w:r>
-          <w:rPr>
-            <w:lang w:val="zh_TW" w:bidi="zh_TW"/>
-          </w:rPr>
-          <w:rPr>
-            <w:color w:val="0000EE"/>
-            <w:u w:val="single"/>
-          </w:rPr>
-          <w:t>結39:7–8</w:t>
-        </w:r>
-      </w:hyperlink>
+      <w:r>
+        <w:rPr>
+          <w:lang w:val="zh_TW" w:bidi="zh_TW"/>
+        </w:rPr>
+        <w:t>結39:7–8</w:t>
+      </w:r>
       <w:r>
         <w:rPr>
           <w:lang w:val="zh_TW" w:bidi="zh_TW"/>
         </w:rPr>
         <w:t>；</w:t>
       </w:r>
-      <w:hyperlink r:id="rId160">
-        <w:r>
-          <w:rPr>
-            <w:lang w:val="zh_TW" w:bidi="zh_TW"/>
-          </w:rPr>
-          <w:rPr>
-            <w:color w:val="0000EE"/>
-            <w:u w:val="single"/>
-          </w:rPr>
-          <w:t>何11:8–9</w:t>
-        </w:r>
-      </w:hyperlink>
+      <w:r>
+        <w:rPr>
+          <w:lang w:val="zh_TW" w:bidi="zh_TW"/>
+        </w:rPr>
+        <w:t>何11:8–9</w:t>
+      </w:r>
       <w:r>
         <w:rPr>
           <w:lang w:val="zh_TW" w:bidi="zh_TW"/>
         </w:rPr>
         <w:t>；</w:t>
       </w:r>
-      <w:hyperlink r:id="rId161">
-        <w:r>
-          <w:rPr>
-            <w:lang w:val="zh_TW" w:bidi="zh_TW"/>
-          </w:rPr>
-          <w:rPr>
-            <w:color w:val="0000EE"/>
-            <w:u w:val="single"/>
-          </w:rPr>
-          <w:t>哈3:3–6</w:t>
-        </w:r>
-      </w:hyperlink>
+      <w:r>
+        <w:rPr>
+          <w:lang w:val="zh_TW" w:bidi="zh_TW"/>
+        </w:rPr>
+        <w:t>哈3:3–6</w:t>
+      </w:r>
       <w:r>
         <w:rPr>
           <w:lang w:val="zh_TW" w:bidi="zh_TW"/>
         </w:rPr>
         <w:t>；</w:t>
       </w:r>
-      <w:hyperlink r:id="rId162">
-        <w:r>
-          <w:rPr>
-            <w:lang w:val="zh_TW" w:bidi="zh_TW"/>
-          </w:rPr>
-          <w:rPr>
-            <w:color w:val="0000EE"/>
-            <w:u w:val="single"/>
-          </w:rPr>
-          <w:t>約6:66–69</w:t>
-        </w:r>
-      </w:hyperlink>
+      <w:r>
+        <w:rPr>
+          <w:lang w:val="zh_TW" w:bidi="zh_TW"/>
+        </w:rPr>
+        <w:t>約6:66–69</w:t>
+      </w:r>
       <w:r>
         <w:rPr>
           <w:lang w:val="zh_TW" w:bidi="zh_TW"/>
         </w:rPr>
         <w:t>；</w:t>
       </w:r>
-      <w:hyperlink r:id="rId163">
-        <w:r>
-          <w:rPr>
-            <w:lang w:val="zh_TW" w:bidi="zh_TW"/>
-          </w:rPr>
-          <w:rPr>
-            <w:color w:val="0000EE"/>
-            <w:u w:val="single"/>
-          </w:rPr>
-          <w:t>徒2:27</w:t>
-        </w:r>
-      </w:hyperlink>
+      <w:r>
+        <w:rPr>
+          <w:lang w:val="zh_TW" w:bidi="zh_TW"/>
+        </w:rPr>
+        <w:t>徒2:27</w:t>
+      </w:r>
       <w:r>
         <w:rPr>
           <w:lang w:val="zh_TW" w:bidi="zh_TW"/>
         </w:rPr>
         <w:t>，</w:t>
       </w:r>
-      <w:hyperlink r:id="rId164">
-        <w:r>
-          <w:rPr>
-            <w:lang w:val="zh_TW" w:bidi="zh_TW"/>
-          </w:rPr>
-          <w:rPr>
-            <w:color w:val="0000EE"/>
-            <w:u w:val="single"/>
-          </w:rPr>
-          <w:t>13:35</w:t>
-        </w:r>
-      </w:hyperlink>
+      <w:r>
+        <w:rPr>
+          <w:lang w:val="zh_TW" w:bidi="zh_TW"/>
+        </w:rPr>
+        <w:t>13:35</w:t>
+      </w:r>
       <w:r>
         <w:rPr>
           <w:lang w:val="zh_TW" w:bidi="zh_TW"/>
         </w:rPr>
         <w:t>；</w:t>
       </w:r>
-      <w:hyperlink r:id="rId165">
-        <w:r>
-          <w:rPr>
-            <w:lang w:val="zh_TW" w:bidi="zh_TW"/>
-          </w:rPr>
-          <w:rPr>
-            <w:color w:val="0000EE"/>
-            <w:u w:val="single"/>
-          </w:rPr>
-          <w:t>啟16:5–7</w:t>
-        </w:r>
-      </w:hyperlink>
+      <w:r>
+        <w:rPr>
+          <w:lang w:val="zh_TW" w:bidi="zh_TW"/>
+        </w:rPr>
+        <w:t>啟16:5–7</w:t>
+      </w:r>
       <w:r>
         <w:rPr>
           <w:lang w:val="zh_TW" w:bidi="zh_TW"/>
@@ -4450,18 +3352,12 @@
         </w:rPr>
         <w:t>神在西奈山頒布律法給摩西後，祂親自將律法寫在石版上（</w:t>
       </w:r>
-      <w:hyperlink r:id="rId166">
-        <w:r>
-          <w:rPr>
-            <w:lang w:val="zh_TW" w:bidi="zh_TW"/>
-          </w:rPr>
-          <w:rPr>
-            <w:color w:val="0000EE"/>
-            <w:u w:val="single"/>
-          </w:rPr>
-          <w:t>出34:1</w:t>
-        </w:r>
-      </w:hyperlink>
+      <w:r>
+        <w:rPr>
+          <w:lang w:val="zh_TW" w:bidi="zh_TW"/>
+        </w:rPr>
+        <w:t>出34:1</w:t>
+      </w:r>
       <w:r>
         <w:rPr>
           <w:lang w:val="zh_TW" w:bidi="zh_TW"/>
@@ -4480,18 +3376,12 @@
         </w:rPr>
         <w:t>（</w:t>
       </w:r>
-      <w:hyperlink r:id="rId167">
-        <w:r>
-          <w:rPr>
-            <w:lang w:val="zh_TW" w:bidi="zh_TW"/>
-          </w:rPr>
-          <w:rPr>
-            <w:color w:val="0000EE"/>
-            <w:u w:val="single"/>
-          </w:rPr>
-          <w:t>申6:7</w:t>
-        </w:r>
-      </w:hyperlink>
+      <w:r>
+        <w:rPr>
+          <w:lang w:val="zh_TW" w:bidi="zh_TW"/>
+        </w:rPr>
+        <w:t>申6:7</w:t>
+      </w:r>
       <w:r>
         <w:rPr>
           <w:lang w:val="zh_TW" w:bidi="zh_TW"/>
@@ -4510,18 +3400,12 @@
         </w:rPr>
         <w:t>的門框上，以時刻記住神的話（</w:t>
       </w:r>
-      <w:hyperlink r:id="rId168">
-        <w:r>
-          <w:rPr>
-            <w:lang w:val="zh_TW" w:bidi="zh_TW"/>
-          </w:rPr>
-          <w:rPr>
-            <w:color w:val="0000EE"/>
-            <w:u w:val="single"/>
-          </w:rPr>
-          <w:t>申6:8–9</w:t>
-        </w:r>
-      </w:hyperlink>
+      <w:r>
+        <w:rPr>
+          <w:lang w:val="zh_TW" w:bidi="zh_TW"/>
+        </w:rPr>
+        <w:t>申6:8–9</w:t>
+      </w:r>
       <w:r>
         <w:rPr>
           <w:lang w:val="zh_TW" w:bidi="zh_TW"/>
@@ -4554,18 +3438,12 @@
         </w:rPr>
         <w:t>祭司會向百姓誦讀神的律法，使他們不忘記要敬畏神（</w:t>
       </w:r>
-      <w:hyperlink r:id="rId169">
-        <w:r>
-          <w:rPr>
-            <w:lang w:val="zh_TW" w:bidi="zh_TW"/>
-          </w:rPr>
-          <w:rPr>
-            <w:color w:val="0000EE"/>
-            <w:u w:val="single"/>
-          </w:rPr>
-          <w:t>申31:9–13</w:t>
-        </w:r>
-      </w:hyperlink>
+      <w:r>
+        <w:rPr>
+          <w:lang w:val="zh_TW" w:bidi="zh_TW"/>
+        </w:rPr>
+        <w:t>申31:9–13</w:t>
+      </w:r>
       <w:r>
         <w:rPr>
           <w:lang w:val="zh_TW" w:bidi="zh_TW"/>
@@ -4584,72 +3462,48 @@
         </w:rPr>
         <w:t>」（</w:t>
       </w:r>
-      <w:hyperlink r:id="rId170">
-        <w:r>
-          <w:rPr>
-            <w:lang w:val="zh_TW" w:bidi="zh_TW"/>
-          </w:rPr>
-          <w:rPr>
-            <w:color w:val="0000EE"/>
-            <w:u w:val="single"/>
-          </w:rPr>
-          <w:t>書1:7–8</w:t>
-        </w:r>
-      </w:hyperlink>
+      <w:r>
+        <w:rPr>
+          <w:lang w:val="zh_TW" w:bidi="zh_TW"/>
+        </w:rPr>
+        <w:t>書1:7–8</w:t>
+      </w:r>
       <w:r>
         <w:rPr>
           <w:lang w:val="zh_TW" w:bidi="zh_TW"/>
         </w:rPr>
         <w:t>；</w:t>
       </w:r>
-      <w:hyperlink r:id="rId171">
-        <w:r>
-          <w:rPr>
-            <w:lang w:val="zh_TW" w:bidi="zh_TW"/>
-          </w:rPr>
-          <w:rPr>
-            <w:color w:val="0000EE"/>
-            <w:u w:val="single"/>
-          </w:rPr>
-          <w:t>詩1:2</w:t>
-        </w:r>
-      </w:hyperlink>
+      <w:r>
+        <w:rPr>
+          <w:lang w:val="zh_TW" w:bidi="zh_TW"/>
+        </w:rPr>
+        <w:t>詩1:2</w:t>
+      </w:r>
       <w:r>
         <w:rPr>
           <w:lang w:val="zh_TW" w:bidi="zh_TW"/>
         </w:rPr>
         <w:t>，</w:t>
       </w:r>
-      <w:hyperlink r:id="rId172">
-        <w:r>
-          <w:rPr>
-            <w:lang w:val="zh_TW" w:bidi="zh_TW"/>
-          </w:rPr>
-          <w:rPr>
-            <w:color w:val="0000EE"/>
-            <w:u w:val="single"/>
-          </w:rPr>
-          <w:t>119:15</w:t>
-        </w:r>
-      </w:hyperlink>
+      <w:r>
+        <w:rPr>
+          <w:lang w:val="zh_TW" w:bidi="zh_TW"/>
+        </w:rPr>
+        <w:t>119:15</w:t>
+      </w:r>
       <w:r>
         <w:rPr>
           <w:lang w:val="zh_TW" w:bidi="zh_TW"/>
         </w:rPr>
         <w:t>）。比起獻祭，順從神的話更為重要（</w:t>
       </w:r>
-      <w:hyperlink r:id="rId173">
-        <w:r>
-          <w:rPr>
-            <w:lang w:val="zh_TW" w:bidi="zh_TW"/>
-          </w:rPr>
-          <w:rPr>
-            <w:color w:val="0000EE"/>
-            <w:u w:val="single"/>
-          </w:rPr>
-          <w:t>撒上15:22</w:t>
-        </w:r>
-      </w:hyperlink>
+      <w:r>
+        <w:rPr>
+          <w:lang w:val="zh_TW" w:bidi="zh_TW"/>
+        </w:rPr>
+        <w:t>撒上15:22</w:t>
+      </w:r>
       <w:r>
         <w:rPr>
           <w:lang w:val="zh_TW" w:bidi="zh_TW"/>
@@ -4670,18 +3524,12 @@
         </w:rPr>
         <w:t>當神的子民忽略聖經、偏離真理時，他們的生活往往偏離神的心意。約西亞王在位時，甚至連祭司都遺忘律法書。他們在聖殿中尋回律法書時，年輕的王親自誦讀，並撕裂衣服表示哀痛，因他意識到整個國家已經背棄了與神所立的約（</w:t>
       </w:r>
-      <w:hyperlink r:id="rId174">
-        <w:r>
-          <w:rPr>
-            <w:lang w:val="zh_TW" w:bidi="zh_TW"/>
-          </w:rPr>
-          <w:rPr>
-            <w:color w:val="0000EE"/>
-            <w:u w:val="single"/>
-          </w:rPr>
-          <w:t>王下22:8–13</w:t>
-        </w:r>
-      </w:hyperlink>
+      <w:r>
+        <w:rPr>
+          <w:lang w:val="zh_TW" w:bidi="zh_TW"/>
+        </w:rPr>
+        <w:t>王下22:8–13</w:t>
+      </w:r>
       <w:r>
         <w:rPr>
           <w:lang w:val="zh_TW" w:bidi="zh_TW"/>
@@ -4730,54 +3578,36 @@
         </w:rPr>
         <w:t>這些事件深刻提醒我們：神的話語應當在祂子民的生命中居首。聖經是關乎生死的重要指引（</w:t>
       </w:r>
-      <w:hyperlink r:id="rId175">
-        <w:r>
-          <w:rPr>
-            <w:lang w:val="zh_TW" w:bidi="zh_TW"/>
-          </w:rPr>
-          <w:rPr>
-            <w:color w:val="0000EE"/>
-            <w:u w:val="single"/>
-          </w:rPr>
-          <w:t>創2:16–17</w:t>
-        </w:r>
-      </w:hyperlink>
+      <w:r>
+        <w:rPr>
+          <w:lang w:val="zh_TW" w:bidi="zh_TW"/>
+        </w:rPr>
+        <w:t>創2:16–17</w:t>
+      </w:r>
       <w:r>
         <w:rPr>
           <w:lang w:val="zh_TW" w:bidi="zh_TW"/>
         </w:rPr>
         <w:t>）。神的應許必然成就（例如，</w:t>
       </w:r>
-      <w:hyperlink r:id="rId176">
-        <w:r>
-          <w:rPr>
-            <w:lang w:val="zh_TW" w:bidi="zh_TW"/>
-          </w:rPr>
-          <w:rPr>
-            <w:color w:val="0000EE"/>
-            <w:u w:val="single"/>
-          </w:rPr>
-          <w:t>17:15–21</w:t>
-        </w:r>
-      </w:hyperlink>
+      <w:r>
+        <w:rPr>
+          <w:lang w:val="zh_TW" w:bidi="zh_TW"/>
+        </w:rPr>
+        <w:t>17:15–21</w:t>
+      </w:r>
       <w:r>
         <w:rPr>
           <w:lang w:val="zh_TW" w:bidi="zh_TW"/>
         </w:rPr>
         <w:t>，</w:t>
       </w:r>
-      <w:hyperlink r:id="rId177">
-        <w:r>
-          <w:rPr>
-            <w:lang w:val="zh_TW" w:bidi="zh_TW"/>
-          </w:rPr>
-          <w:rPr>
-            <w:color w:val="0000EE"/>
-            <w:u w:val="single"/>
-          </w:rPr>
-          <w:t>18:10–14</w:t>
-        </w:r>
-      </w:hyperlink>
+      <w:r>
+        <w:rPr>
+          <w:lang w:val="zh_TW" w:bidi="zh_TW"/>
+        </w:rPr>
+        <w:t>18:10–14</w:t>
+      </w:r>
       <w:r>
         <w:rPr>
           <w:lang w:val="zh_TW" w:bidi="zh_TW"/>
@@ -4798,144 +3628,96 @@
         </w:rPr>
         <w:t>神的話語完全無瑕，能甦醒人心，使人得智慧，帶來喜樂（</w:t>
       </w:r>
-      <w:hyperlink r:id="rId178">
-        <w:r>
-          <w:rPr>
-            <w:lang w:val="zh_TW" w:bidi="zh_TW"/>
-          </w:rPr>
-          <w:rPr>
-            <w:color w:val="0000EE"/>
-            <w:u w:val="single"/>
-          </w:rPr>
-          <w:t>詩19:7–9</w:t>
-        </w:r>
-      </w:hyperlink>
+      <w:r>
+        <w:rPr>
+          <w:lang w:val="zh_TW" w:bidi="zh_TW"/>
+        </w:rPr>
+        <w:t>詩19:7–9</w:t>
+      </w:r>
       <w:r>
         <w:rPr>
           <w:lang w:val="zh_TW" w:bidi="zh_TW"/>
         </w:rPr>
         <w:t>）。敬虔的人熱愛聖經（</w:t>
       </w:r>
-      <w:hyperlink r:id="rId179">
-        <w:r>
-          <w:rPr>
-            <w:lang w:val="zh_TW" w:bidi="zh_TW"/>
-          </w:rPr>
-          <w:rPr>
-            <w:color w:val="0000EE"/>
-            <w:u w:val="single"/>
-          </w:rPr>
-          <w:t>119:97</w:t>
-        </w:r>
-      </w:hyperlink>
+      <w:r>
+        <w:rPr>
+          <w:lang w:val="zh_TW" w:bidi="zh_TW"/>
+        </w:rPr>
+        <w:t>119:97</w:t>
+      </w:r>
       <w:r>
         <w:rPr>
           <w:lang w:val="zh_TW" w:bidi="zh_TW"/>
         </w:rPr>
         <w:t>）。神的話如同光，照亮人的道路，使人避免犯罪（</w:t>
       </w:r>
-      <w:hyperlink r:id="rId180">
-        <w:r>
-          <w:rPr>
-            <w:lang w:val="zh_TW" w:bidi="zh_TW"/>
-          </w:rPr>
-          <w:rPr>
-            <w:color w:val="0000EE"/>
-            <w:u w:val="single"/>
-          </w:rPr>
-          <w:t>119:105</w:t>
-        </w:r>
-      </w:hyperlink>
+      <w:r>
+        <w:rPr>
+          <w:lang w:val="zh_TW" w:bidi="zh_TW"/>
+        </w:rPr>
+        <w:t>119:105</w:t>
+      </w:r>
       <w:r>
         <w:rPr>
           <w:lang w:val="zh_TW" w:bidi="zh_TW"/>
         </w:rPr>
         <w:t>、</w:t>
       </w:r>
-      <w:hyperlink r:id="rId181">
-        <w:r>
-          <w:rPr>
-            <w:lang w:val="zh_TW" w:bidi="zh_TW"/>
-          </w:rPr>
-          <w:rPr>
-            <w:color w:val="0000EE"/>
-            <w:u w:val="single"/>
-          </w:rPr>
-          <w:t>9</w:t>
-        </w:r>
-      </w:hyperlink>
+      <w:r>
+        <w:rPr>
+          <w:lang w:val="zh_TW" w:bidi="zh_TW"/>
+        </w:rPr>
+        <w:t>9</w:t>
+      </w:r>
       <w:r>
         <w:rPr>
           <w:lang w:val="zh_TW" w:bidi="zh_TW"/>
         </w:rPr>
         <w:t>）。神的話語必成就祂的旨意（</w:t>
       </w:r>
-      <w:hyperlink r:id="rId182">
-        <w:r>
-          <w:rPr>
-            <w:lang w:val="zh_TW" w:bidi="zh_TW"/>
-          </w:rPr>
-          <w:rPr>
-            <w:color w:val="0000EE"/>
-            <w:u w:val="single"/>
-          </w:rPr>
-          <w:t>賽55:11</w:t>
-        </w:r>
-      </w:hyperlink>
+      <w:r>
+        <w:rPr>
+          <w:lang w:val="zh_TW" w:bidi="zh_TW"/>
+        </w:rPr>
+        <w:t>賽55:11</w:t>
+      </w:r>
       <w:r>
         <w:rPr>
           <w:lang w:val="zh_TW" w:bidi="zh_TW"/>
         </w:rPr>
         <w:t>），並且永遠長存（</w:t>
       </w:r>
-      <w:hyperlink r:id="rId183">
-        <w:r>
-          <w:rPr>
-            <w:lang w:val="zh_TW" w:bidi="zh_TW"/>
-          </w:rPr>
-          <w:rPr>
-            <w:color w:val="0000EE"/>
-            <w:u w:val="single"/>
-          </w:rPr>
-          <w:t>太5:17–19</w:t>
-        </w:r>
-      </w:hyperlink>
+      <w:r>
+        <w:rPr>
+          <w:lang w:val="zh_TW" w:bidi="zh_TW"/>
+        </w:rPr>
+        <w:t>太5:17–19</w:t>
+      </w:r>
       <w:r>
         <w:rPr>
           <w:lang w:val="zh_TW" w:bidi="zh_TW"/>
         </w:rPr>
         <w:t>，</w:t>
       </w:r>
-      <w:hyperlink r:id="rId184">
-        <w:r>
-          <w:rPr>
-            <w:lang w:val="zh_TW" w:bidi="zh_TW"/>
-          </w:rPr>
-          <w:rPr>
-            <w:color w:val="0000EE"/>
-            <w:u w:val="single"/>
-          </w:rPr>
-          <w:t>24:35</w:t>
-        </w:r>
-      </w:hyperlink>
+      <w:r>
+        <w:rPr>
+          <w:lang w:val="zh_TW" w:bidi="zh_TW"/>
+        </w:rPr>
+        <w:t>24:35</w:t>
+      </w:r>
       <w:r>
         <w:rPr>
           <w:lang w:val="zh_TW" w:bidi="zh_TW"/>
         </w:rPr>
         <w:t>；</w:t>
       </w:r>
-      <w:hyperlink r:id="rId185">
-        <w:r>
-          <w:rPr>
-            <w:lang w:val="zh_TW" w:bidi="zh_TW"/>
-          </w:rPr>
-          <w:rPr>
-            <w:color w:val="0000EE"/>
-            <w:u w:val="single"/>
-          </w:rPr>
-          <w:t>提後3:14–17</w:t>
-        </w:r>
-      </w:hyperlink>
+      <w:r>
+        <w:rPr>
+          <w:lang w:val="zh_TW" w:bidi="zh_TW"/>
+        </w:rPr>
+        <w:t>提後3:14–17</w:t>
+      </w:r>
       <w:r>
         <w:rPr>
           <w:lang w:val="zh_TW" w:bidi="zh_TW"/>
@@ -4965,360 +3747,240 @@
           <w:lang w:val="zh_TW" w:bidi="zh_TW"/>
         </w:rPr>
       </w:r>
-      <w:hyperlink r:id="rId186">
-        <w:r>
-          <w:rPr>
-            <w:lang w:val="zh_TW" w:bidi="zh_TW"/>
-          </w:rPr>
-          <w:rPr>
-            <w:color w:val="0000EE"/>
-            <w:u w:val="single"/>
-          </w:rPr>
-          <w:t>出24:7</w:t>
-        </w:r>
-      </w:hyperlink>
+      <w:r>
+        <w:rPr>
+          <w:lang w:val="zh_TW" w:bidi="zh_TW"/>
+        </w:rPr>
+        <w:t>出24:7</w:t>
+      </w:r>
       <w:r>
         <w:rPr>
           <w:lang w:val="zh_TW" w:bidi="zh_TW"/>
         </w:rPr>
         <w:t>，</w:t>
       </w:r>
-      <w:hyperlink r:id="rId166">
-        <w:r>
-          <w:rPr>
-            <w:lang w:val="zh_TW" w:bidi="zh_TW"/>
-          </w:rPr>
-          <w:rPr>
-            <w:color w:val="0000EE"/>
-            <w:u w:val="single"/>
-          </w:rPr>
-          <w:t>34:1</w:t>
-        </w:r>
-      </w:hyperlink>
+      <w:r>
+        <w:rPr>
+          <w:lang w:val="zh_TW" w:bidi="zh_TW"/>
+        </w:rPr>
+        <w:t>34:1</w:t>
+      </w:r>
       <w:r>
         <w:rPr>
           <w:lang w:val="zh_TW" w:bidi="zh_TW"/>
         </w:rPr>
         <w:t>；</w:t>
       </w:r>
-      <w:hyperlink r:id="rId187">
-        <w:r>
-          <w:rPr>
-            <w:lang w:val="zh_TW" w:bidi="zh_TW"/>
-          </w:rPr>
-          <w:rPr>
-            <w:color w:val="0000EE"/>
-            <w:u w:val="single"/>
-          </w:rPr>
-          <w:t>申4:2</w:t>
-        </w:r>
-      </w:hyperlink>
+      <w:r>
+        <w:rPr>
+          <w:lang w:val="zh_TW" w:bidi="zh_TW"/>
+        </w:rPr>
+        <w:t>申4:2</w:t>
+      </w:r>
       <w:r>
         <w:rPr>
           <w:lang w:val="zh_TW" w:bidi="zh_TW"/>
         </w:rPr>
         <w:t>，</w:t>
       </w:r>
-      <w:hyperlink r:id="rId188">
-        <w:r>
-          <w:rPr>
-            <w:lang w:val="zh_TW" w:bidi="zh_TW"/>
-          </w:rPr>
-          <w:rPr>
-            <w:color w:val="0000EE"/>
-            <w:u w:val="single"/>
-          </w:rPr>
-          <w:t>6:4–9</w:t>
-        </w:r>
-      </w:hyperlink>
+      <w:r>
+        <w:rPr>
+          <w:lang w:val="zh_TW" w:bidi="zh_TW"/>
+        </w:rPr>
+        <w:t>6:4–9</w:t>
+      </w:r>
       <w:r>
         <w:rPr>
           <w:lang w:val="zh_TW" w:bidi="zh_TW"/>
         </w:rPr>
         <w:t>，</w:t>
       </w:r>
-      <w:hyperlink r:id="rId169">
-        <w:r>
-          <w:rPr>
-            <w:lang w:val="zh_TW" w:bidi="zh_TW"/>
-          </w:rPr>
-          <w:rPr>
-            <w:color w:val="0000EE"/>
-            <w:u w:val="single"/>
-          </w:rPr>
-          <w:t>31:9–13</w:t>
-        </w:r>
-      </w:hyperlink>
+      <w:r>
+        <w:rPr>
+          <w:lang w:val="zh_TW" w:bidi="zh_TW"/>
+        </w:rPr>
+        <w:t>31:9–13</w:t>
+      </w:r>
       <w:r>
         <w:rPr>
           <w:lang w:val="zh_TW" w:bidi="zh_TW"/>
         </w:rPr>
         <w:t>；</w:t>
       </w:r>
-      <w:hyperlink r:id="rId170">
-        <w:r>
-          <w:rPr>
-            <w:lang w:val="zh_TW" w:bidi="zh_TW"/>
-          </w:rPr>
-          <w:rPr>
-            <w:color w:val="0000EE"/>
-            <w:u w:val="single"/>
-          </w:rPr>
-          <w:t>書1:7–8</w:t>
-        </w:r>
-      </w:hyperlink>
+      <w:r>
+        <w:rPr>
+          <w:lang w:val="zh_TW" w:bidi="zh_TW"/>
+        </w:rPr>
+        <w:t>書1:7–8</w:t>
+      </w:r>
       <w:r>
         <w:rPr>
           <w:lang w:val="zh_TW" w:bidi="zh_TW"/>
         </w:rPr>
         <w:t>；</w:t>
       </w:r>
-      <w:hyperlink r:id="rId173">
-        <w:r>
-          <w:rPr>
-            <w:lang w:val="zh_TW" w:bidi="zh_TW"/>
-          </w:rPr>
-          <w:rPr>
-            <w:color w:val="0000EE"/>
-            <w:u w:val="single"/>
-          </w:rPr>
-          <w:t>撒上15:22</w:t>
-        </w:r>
-      </w:hyperlink>
+      <w:r>
+        <w:rPr>
+          <w:lang w:val="zh_TW" w:bidi="zh_TW"/>
+        </w:rPr>
+        <w:t>撒上15:22</w:t>
+      </w:r>
       <w:r>
         <w:rPr>
           <w:lang w:val="zh_TW" w:bidi="zh_TW"/>
         </w:rPr>
         <w:t>；</w:t>
       </w:r>
-      <w:hyperlink r:id="rId189">
-        <w:r>
-          <w:rPr>
-            <w:lang w:val="zh_TW" w:bidi="zh_TW"/>
-          </w:rPr>
-          <w:rPr>
-            <w:color w:val="0000EE"/>
-            <w:u w:val="single"/>
-          </w:rPr>
-          <w:t>尼8:1–10:39</w:t>
-        </w:r>
-      </w:hyperlink>
+      <w:r>
+        <w:rPr>
+          <w:lang w:val="zh_TW" w:bidi="zh_TW"/>
+        </w:rPr>
+        <w:t>尼8:1–10:39</w:t>
+      </w:r>
       <w:r>
         <w:rPr>
           <w:lang w:val="zh_TW" w:bidi="zh_TW"/>
         </w:rPr>
         <w:t>，</w:t>
       </w:r>
-      <w:hyperlink r:id="rId190">
-        <w:r>
-          <w:rPr>
-            <w:lang w:val="zh_TW" w:bidi="zh_TW"/>
-          </w:rPr>
-          <w:rPr>
-            <w:color w:val="0000EE"/>
-            <w:u w:val="single"/>
-          </w:rPr>
-          <w:t>13:1–3</w:t>
-        </w:r>
-      </w:hyperlink>
+      <w:r>
+        <w:rPr>
+          <w:lang w:val="zh_TW" w:bidi="zh_TW"/>
+        </w:rPr>
+        <w:t>13:1–3</w:t>
+      </w:r>
       <w:r>
         <w:rPr>
           <w:lang w:val="zh_TW" w:bidi="zh_TW"/>
         </w:rPr>
         <w:t>；</w:t>
       </w:r>
-      <w:hyperlink r:id="rId191">
-        <w:r>
-          <w:rPr>
-            <w:lang w:val="zh_TW" w:bidi="zh_TW"/>
-          </w:rPr>
-          <w:rPr>
-            <w:color w:val="0000EE"/>
-            <w:u w:val="single"/>
-          </w:rPr>
-          <w:t>詩1:2–3</w:t>
-        </w:r>
-      </w:hyperlink>
+      <w:r>
+        <w:rPr>
+          <w:lang w:val="zh_TW" w:bidi="zh_TW"/>
+        </w:rPr>
+        <w:t>詩1:2–3</w:t>
+      </w:r>
       <w:r>
         <w:rPr>
           <w:lang w:val="zh_TW" w:bidi="zh_TW"/>
         </w:rPr>
         <w:t>，</w:t>
       </w:r>
-      <w:hyperlink r:id="rId178">
-        <w:r>
-          <w:rPr>
-            <w:lang w:val="zh_TW" w:bidi="zh_TW"/>
-          </w:rPr>
-          <w:rPr>
-            <w:color w:val="0000EE"/>
-            <w:u w:val="single"/>
-          </w:rPr>
-          <w:t>19:7–9</w:t>
-        </w:r>
-      </w:hyperlink>
+      <w:r>
+        <w:rPr>
+          <w:lang w:val="zh_TW" w:bidi="zh_TW"/>
+        </w:rPr>
+        <w:t>19:7–9</w:t>
+      </w:r>
       <w:r>
         <w:rPr>
           <w:lang w:val="zh_TW" w:bidi="zh_TW"/>
         </w:rPr>
         <w:t>，</w:t>
       </w:r>
-      <w:hyperlink r:id="rId181">
-        <w:r>
-          <w:rPr>
-            <w:lang w:val="zh_TW" w:bidi="zh_TW"/>
-          </w:rPr>
-          <w:rPr>
-            <w:color w:val="0000EE"/>
-            <w:u w:val="single"/>
-          </w:rPr>
-          <w:t>119:9</w:t>
-        </w:r>
-      </w:hyperlink>
+      <w:r>
+        <w:rPr>
+          <w:lang w:val="zh_TW" w:bidi="zh_TW"/>
+        </w:rPr>
+        <w:t>119:9</w:t>
+      </w:r>
       <w:r>
         <w:rPr>
           <w:lang w:val="zh_TW" w:bidi="zh_TW"/>
         </w:rPr>
         <w:t>、</w:t>
       </w:r>
-      <w:hyperlink r:id="rId172">
-        <w:r>
-          <w:rPr>
-            <w:lang w:val="zh_TW" w:bidi="zh_TW"/>
-          </w:rPr>
-          <w:rPr>
-            <w:color w:val="0000EE"/>
-            <w:u w:val="single"/>
-          </w:rPr>
-          <w:t>15</w:t>
-        </w:r>
-      </w:hyperlink>
+      <w:r>
+        <w:rPr>
+          <w:lang w:val="zh_TW" w:bidi="zh_TW"/>
+        </w:rPr>
+        <w:t>15</w:t>
+      </w:r>
       <w:r>
         <w:rPr>
           <w:lang w:val="zh_TW" w:bidi="zh_TW"/>
         </w:rPr>
         <w:t>、</w:t>
       </w:r>
-      <w:hyperlink r:id="rId179">
-        <w:r>
-          <w:rPr>
-            <w:lang w:val="zh_TW" w:bidi="zh_TW"/>
-          </w:rPr>
-          <w:rPr>
-            <w:color w:val="0000EE"/>
-            <w:u w:val="single"/>
-          </w:rPr>
-          <w:t>97</w:t>
-        </w:r>
-      </w:hyperlink>
+      <w:r>
+        <w:rPr>
+          <w:lang w:val="zh_TW" w:bidi="zh_TW"/>
+        </w:rPr>
+        <w:t>97</w:t>
+      </w:r>
       <w:r>
         <w:rPr>
           <w:lang w:val="zh_TW" w:bidi="zh_TW"/>
         </w:rPr>
         <w:t>、</w:t>
       </w:r>
-      <w:hyperlink r:id="rId180">
-        <w:r>
-          <w:rPr>
-            <w:lang w:val="zh_TW" w:bidi="zh_TW"/>
-          </w:rPr>
-          <w:rPr>
-            <w:color w:val="0000EE"/>
-            <w:u w:val="single"/>
-          </w:rPr>
-          <w:t>105</w:t>
-        </w:r>
-      </w:hyperlink>
+      <w:r>
+        <w:rPr>
+          <w:lang w:val="zh_TW" w:bidi="zh_TW"/>
+        </w:rPr>
+        <w:t>105</w:t>
+      </w:r>
       <w:r>
         <w:rPr>
           <w:lang w:val="zh_TW" w:bidi="zh_TW"/>
         </w:rPr>
         <w:t>；</w:t>
       </w:r>
-      <w:hyperlink r:id="rId192">
-        <w:r>
-          <w:rPr>
-            <w:lang w:val="zh_TW" w:bidi="zh_TW"/>
-          </w:rPr>
-          <w:rPr>
-            <w:color w:val="0000EE"/>
-            <w:u w:val="single"/>
-          </w:rPr>
-          <w:t>賽55:10–11</w:t>
-        </w:r>
-      </w:hyperlink>
+      <w:r>
+        <w:rPr>
+          <w:lang w:val="zh_TW" w:bidi="zh_TW"/>
+        </w:rPr>
+        <w:t>賽55:10–11</w:t>
+      </w:r>
       <w:r>
         <w:rPr>
           <w:lang w:val="zh_TW" w:bidi="zh_TW"/>
         </w:rPr>
         <w:t>；</w:t>
       </w:r>
-      <w:hyperlink r:id="rId183">
-        <w:r>
-          <w:rPr>
-            <w:lang w:val="zh_TW" w:bidi="zh_TW"/>
-          </w:rPr>
-          <w:rPr>
-            <w:color w:val="0000EE"/>
-            <w:u w:val="single"/>
-          </w:rPr>
-          <w:t>太5:17–19</w:t>
-        </w:r>
-      </w:hyperlink>
+      <w:r>
+        <w:rPr>
+          <w:lang w:val="zh_TW" w:bidi="zh_TW"/>
+        </w:rPr>
+        <w:t>太5:17–19</w:t>
+      </w:r>
       <w:r>
         <w:rPr>
           <w:lang w:val="zh_TW" w:bidi="zh_TW"/>
         </w:rPr>
         <w:t>，</w:t>
       </w:r>
-      <w:hyperlink r:id="rId193">
-        <w:r>
-          <w:rPr>
-            <w:lang w:val="zh_TW" w:bidi="zh_TW"/>
-          </w:rPr>
-          <w:rPr>
-            <w:color w:val="0000EE"/>
-            <w:u w:val="single"/>
-          </w:rPr>
-          <w:t>13:3–23</w:t>
-        </w:r>
-      </w:hyperlink>
+      <w:r>
+        <w:rPr>
+          <w:lang w:val="zh_TW" w:bidi="zh_TW"/>
+        </w:rPr>
+        <w:t>13:3–23</w:t>
+      </w:r>
       <w:r>
         <w:rPr>
           <w:lang w:val="zh_TW" w:bidi="zh_TW"/>
         </w:rPr>
         <w:t>，</w:t>
       </w:r>
-      <w:hyperlink r:id="rId184">
-        <w:r>
-          <w:rPr>
-            <w:lang w:val="zh_TW" w:bidi="zh_TW"/>
-          </w:rPr>
-          <w:rPr>
-            <w:color w:val="0000EE"/>
-            <w:u w:val="single"/>
-          </w:rPr>
-          <w:t>24:35</w:t>
-        </w:r>
-      </w:hyperlink>
+      <w:r>
+        <w:rPr>
+          <w:lang w:val="zh_TW" w:bidi="zh_TW"/>
+        </w:rPr>
+        <w:t>24:35</w:t>
+      </w:r>
       <w:r>
         <w:rPr>
           <w:lang w:val="zh_TW" w:bidi="zh_TW"/>
         </w:rPr>
         <w:t>；</w:t>
       </w:r>
-      <w:hyperlink r:id="rId185">
-        <w:r>
-          <w:rPr>
-            <w:lang w:val="zh_TW" w:bidi="zh_TW"/>
-          </w:rPr>
-          <w:rPr>
-            <w:color w:val="0000EE"/>
-            <w:u w:val="single"/>
-          </w:rPr>
-          <w:t>提後3:14–17</w:t>
-        </w:r>
-      </w:hyperlink>
+      <w:r>
+        <w:rPr>
+          <w:lang w:val="zh_TW" w:bidi="zh_TW"/>
+        </w:rPr>
+        <w:t>提後3:14–17</w:t>
+      </w:r>
       <w:r>
         <w:rPr>
           <w:lang w:val="zh_TW" w:bidi="zh_TW"/>
@@ -5367,72 +4029,48 @@
         </w:rPr>
         <w:t>異象類似於神其他啟示的經驗，如夢境（</w:t>
       </w:r>
-      <w:hyperlink r:id="rId194">
-        <w:r>
-          <w:rPr>
-            <w:lang w:val="zh_TW" w:bidi="zh_TW"/>
-          </w:rPr>
-          <w:rPr>
-            <w:color w:val="0000EE"/>
-            <w:u w:val="single"/>
-          </w:rPr>
-          <w:t>創37:5–10</w:t>
-        </w:r>
-      </w:hyperlink>
+      <w:r>
+        <w:rPr>
+          <w:lang w:val="zh_TW" w:bidi="zh_TW"/>
+        </w:rPr>
+        <w:t>創37:5–10</w:t>
+      </w:r>
       <w:r>
         <w:rPr>
           <w:lang w:val="zh_TW" w:bidi="zh_TW"/>
         </w:rPr>
         <w:t>，</w:t>
       </w:r>
-      <w:hyperlink r:id="rId195">
-        <w:r>
-          <w:rPr>
-            <w:lang w:val="zh_TW" w:bidi="zh_TW"/>
-          </w:rPr>
-          <w:rPr>
-            <w:color w:val="0000EE"/>
-            <w:u w:val="single"/>
-          </w:rPr>
-          <w:t>40:5–19</w:t>
-        </w:r>
-      </w:hyperlink>
+      <w:r>
+        <w:rPr>
+          <w:lang w:val="zh_TW" w:bidi="zh_TW"/>
+        </w:rPr>
+        <w:t>40:5–19</w:t>
+      </w:r>
       <w:r>
         <w:rPr>
           <w:lang w:val="zh_TW" w:bidi="zh_TW"/>
         </w:rPr>
         <w:t>）。經典例子包括先知以西結的枯骨谷異象和先知以賽亞的神的寶座異象（</w:t>
       </w:r>
-      <w:hyperlink r:id="rId196">
-        <w:r>
-          <w:rPr>
-            <w:lang w:val="zh_TW" w:bidi="zh_TW"/>
-          </w:rPr>
-          <w:rPr>
-            <w:color w:val="0000EE"/>
-            <w:u w:val="single"/>
-          </w:rPr>
-          <w:t>結37:1–14</w:t>
-        </w:r>
-      </w:hyperlink>
+      <w:r>
+        <w:rPr>
+          <w:lang w:val="zh_TW" w:bidi="zh_TW"/>
+        </w:rPr>
+        <w:t>結37:1–14</w:t>
+      </w:r>
       <w:r>
         <w:rPr>
           <w:lang w:val="zh_TW" w:bidi="zh_TW"/>
         </w:rPr>
         <w:t>；</w:t>
       </w:r>
-      <w:hyperlink r:id="rId197">
-        <w:r>
-          <w:rPr>
-            <w:lang w:val="zh_TW" w:bidi="zh_TW"/>
-          </w:rPr>
-          <w:rPr>
-            <w:color w:val="0000EE"/>
-            <w:u w:val="single"/>
-          </w:rPr>
-          <w:t>賽6</w:t>
-        </w:r>
-      </w:hyperlink>
+      <w:r>
+        <w:rPr>
+          <w:lang w:val="zh_TW" w:bidi="zh_TW"/>
+        </w:rPr>
+        <w:t>賽6</w:t>
+      </w:r>
       <w:r>
         <w:rPr>
           <w:lang w:val="zh_TW" w:bidi="zh_TW"/>
@@ -5453,162 +4091,108 @@
         </w:rPr>
         <w:t>在使徒行傳中，異象是很重要的，並且經常出現於禱告中（</w:t>
       </w:r>
-      <w:hyperlink r:id="rId198">
-        <w:r>
-          <w:rPr>
-            <w:lang w:val="zh_TW" w:bidi="zh_TW"/>
-          </w:rPr>
-          <w:rPr>
-            <w:color w:val="0000EE"/>
-            <w:u w:val="single"/>
-          </w:rPr>
-          <w:t>徒9:10–12</w:t>
-        </w:r>
-      </w:hyperlink>
+      <w:r>
+        <w:rPr>
+          <w:lang w:val="zh_TW" w:bidi="zh_TW"/>
+        </w:rPr>
+        <w:t>徒9:10–12</w:t>
+      </w:r>
       <w:r>
         <w:rPr>
           <w:lang w:val="zh_TW" w:bidi="zh_TW"/>
         </w:rPr>
         <w:t>，</w:t>
       </w:r>
-      <w:hyperlink r:id="rId199">
-        <w:r>
-          <w:rPr>
-            <w:lang w:val="zh_TW" w:bidi="zh_TW"/>
-          </w:rPr>
-          <w:rPr>
-            <w:color w:val="0000EE"/>
-            <w:u w:val="single"/>
-          </w:rPr>
-          <w:t>16:9–10</w:t>
-        </w:r>
-      </w:hyperlink>
+      <w:r>
+        <w:rPr>
+          <w:lang w:val="zh_TW" w:bidi="zh_TW"/>
+        </w:rPr>
+        <w:t>16:9–10</w:t>
+      </w:r>
       <w:r>
         <w:rPr>
           <w:lang w:val="zh_TW" w:bidi="zh_TW"/>
         </w:rPr>
         <w:t>，</w:t>
       </w:r>
-      <w:hyperlink r:id="rId200">
-        <w:r>
-          <w:rPr>
-            <w:lang w:val="zh_TW" w:bidi="zh_TW"/>
-          </w:rPr>
-          <w:rPr>
-            <w:color w:val="0000EE"/>
-            <w:u w:val="single"/>
-          </w:rPr>
-          <w:t>22:17–21</w:t>
-        </w:r>
-      </w:hyperlink>
+      <w:r>
+        <w:rPr>
+          <w:lang w:val="zh_TW" w:bidi="zh_TW"/>
+        </w:rPr>
+        <w:t>22:17–21</w:t>
+      </w:r>
       <w:r>
         <w:rPr>
           <w:lang w:val="zh_TW" w:bidi="zh_TW"/>
         </w:rPr>
         <w:t>，</w:t>
       </w:r>
-      <w:hyperlink r:id="rId201">
-        <w:r>
-          <w:rPr>
-            <w:lang w:val="zh_TW" w:bidi="zh_TW"/>
-          </w:rPr>
-          <w:rPr>
-            <w:color w:val="0000EE"/>
-            <w:u w:val="single"/>
-          </w:rPr>
-          <w:t>23:11</w:t>
-        </w:r>
-      </w:hyperlink>
+      <w:r>
+        <w:rPr>
+          <w:lang w:val="zh_TW" w:bidi="zh_TW"/>
+        </w:rPr>
+        <w:t>23:11</w:t>
+      </w:r>
       <w:r>
         <w:rPr>
           <w:lang w:val="zh_TW" w:bidi="zh_TW"/>
         </w:rPr>
         <w:t>；見</w:t>
       </w:r>
-      <w:hyperlink r:id="rId202">
-        <w:r>
-          <w:rPr>
-            <w:lang w:val="zh_TW" w:bidi="zh_TW"/>
-          </w:rPr>
-          <w:rPr>
-            <w:color w:val="0000EE"/>
-            <w:u w:val="single"/>
-          </w:rPr>
-          <w:t>路1:8–20</w:t>
-        </w:r>
-      </w:hyperlink>
+      <w:r>
+        <w:rPr>
+          <w:lang w:val="zh_TW" w:bidi="zh_TW"/>
+        </w:rPr>
+        <w:t>路1:8–20</w:t>
+      </w:r>
       <w:r>
         <w:rPr>
           <w:lang w:val="zh_TW" w:bidi="zh_TW"/>
         </w:rPr>
         <w:t>）。有一次，天使向一位羅馬軍官哥尼流顯現（</w:t>
       </w:r>
-      <w:hyperlink r:id="rId203">
-        <w:r>
-          <w:rPr>
-            <w:lang w:val="zh_TW" w:bidi="zh_TW"/>
-          </w:rPr>
-          <w:rPr>
-            <w:color w:val="0000EE"/>
-            <w:u w:val="single"/>
-          </w:rPr>
-          <w:t>徒10:1–6</w:t>
-        </w:r>
-      </w:hyperlink>
+      <w:r>
+        <w:rPr>
+          <w:lang w:val="zh_TW" w:bidi="zh_TW"/>
+        </w:rPr>
+        <w:t>徒10:1–6</w:t>
+      </w:r>
       <w:r>
         <w:rPr>
           <w:lang w:val="zh_TW" w:bidi="zh_TW"/>
         </w:rPr>
         <w:t>、</w:t>
       </w:r>
-      <w:hyperlink r:id="rId204">
-        <w:r>
-          <w:rPr>
-            <w:lang w:val="zh_TW" w:bidi="zh_TW"/>
-          </w:rPr>
-          <w:rPr>
-            <w:color w:val="0000EE"/>
-            <w:u w:val="single"/>
-          </w:rPr>
-          <w:t>30–32</w:t>
-        </w:r>
-      </w:hyperlink>
+      <w:r>
+        <w:rPr>
+          <w:lang w:val="zh_TW" w:bidi="zh_TW"/>
+        </w:rPr>
+        <w:t>30–32</w:t>
+      </w:r>
       <w:r>
         <w:rPr>
           <w:lang w:val="zh_TW" w:bidi="zh_TW"/>
         </w:rPr>
         <w:t>），天使讓他派人去尋找使徒彼得。第二天，當彼得禱告時，他看見了一個異象（</w:t>
       </w:r>
-      <w:hyperlink r:id="rId205">
-        <w:r>
-          <w:rPr>
-            <w:lang w:val="zh_TW" w:bidi="zh_TW"/>
-          </w:rPr>
-          <w:rPr>
-            <w:color w:val="0000EE"/>
-            <w:u w:val="single"/>
-          </w:rPr>
-          <w:t>10:9–16</w:t>
-        </w:r>
-      </w:hyperlink>
+      <w:r>
+        <w:rPr>
+          <w:lang w:val="zh_TW" w:bidi="zh_TW"/>
+        </w:rPr>
+        <w:t>10:9–16</w:t>
+      </w:r>
       <w:r>
         <w:rPr>
           <w:lang w:val="zh_TW" w:bidi="zh_TW"/>
         </w:rPr>
         <w:t>；見</w:t>
       </w:r>
-      <w:hyperlink r:id="rId206">
-        <w:r>
-          <w:rPr>
-            <w:lang w:val="zh_TW" w:bidi="zh_TW"/>
-          </w:rPr>
-          <w:rPr>
-            <w:color w:val="0000EE"/>
-            <w:u w:val="single"/>
-          </w:rPr>
-          <w:t>11:5–10</w:t>
-        </w:r>
-      </w:hyperlink>
+      <w:r>
+        <w:rPr>
+          <w:lang w:val="zh_TW" w:bidi="zh_TW"/>
+        </w:rPr>
+        <w:t>11:5–10</w:t>
+      </w:r>
       <w:r>
         <w:rPr>
           <w:lang w:val="zh_TW" w:bidi="zh_TW"/>
@@ -5629,36 +4213,24 @@
         </w:rPr>
         <w:t>在使徒行傳九章，使徒保羅和亞拿尼亞的異象也顯示了神在他們生命中的角色（</w:t>
       </w:r>
-      <w:hyperlink r:id="rId207">
-        <w:r>
-          <w:rPr>
-            <w:lang w:val="zh_TW" w:bidi="zh_TW"/>
-          </w:rPr>
-          <w:rPr>
-            <w:color w:val="0000EE"/>
-            <w:u w:val="single"/>
-          </w:rPr>
-          <w:t>9:3–6</w:t>
-        </w:r>
-      </w:hyperlink>
+      <w:r>
+        <w:rPr>
+          <w:lang w:val="zh_TW" w:bidi="zh_TW"/>
+        </w:rPr>
+        <w:t>9:3–6</w:t>
+      </w:r>
       <w:r>
         <w:rPr>
           <w:lang w:val="zh_TW" w:bidi="zh_TW"/>
         </w:rPr>
         <w:t>、</w:t>
       </w:r>
-      <w:hyperlink r:id="rId208">
-        <w:r>
-          <w:rPr>
-            <w:lang w:val="zh_TW" w:bidi="zh_TW"/>
-          </w:rPr>
-          <w:rPr>
-            <w:color w:val="0000EE"/>
-            <w:u w:val="single"/>
-          </w:rPr>
-          <w:t>10–16</w:t>
-        </w:r>
-      </w:hyperlink>
+      <w:r>
+        <w:rPr>
+          <w:lang w:val="zh_TW" w:bidi="zh_TW"/>
+        </w:rPr>
+        <w:t>10–16</w:t>
+      </w:r>
       <w:r>
         <w:rPr>
           <w:lang w:val="zh_TW" w:bidi="zh_TW"/>
@@ -5711,54 +4283,36 @@
         </w:rPr>
         <w:t>在大馬士革的路上的歸信過程（</w:t>
       </w:r>
-      <w:hyperlink r:id="rId207">
-        <w:r>
-          <w:rPr>
-            <w:lang w:val="zh_TW" w:bidi="zh_TW"/>
-          </w:rPr>
-          <w:rPr>
-            <w:color w:val="0000EE"/>
-            <w:u w:val="single"/>
-          </w:rPr>
-          <w:t>徒9:3–6</w:t>
-        </w:r>
-      </w:hyperlink>
+      <w:r>
+        <w:rPr>
+          <w:lang w:val="zh_TW" w:bidi="zh_TW"/>
+        </w:rPr>
+        <w:t>徒9:3–6</w:t>
+      </w:r>
       <w:r>
         <w:rPr>
           <w:lang w:val="zh_TW" w:bidi="zh_TW"/>
         </w:rPr>
         <w:t>；</w:t>
       </w:r>
-      <w:hyperlink r:id="rId209">
-        <w:r>
-          <w:rPr>
-            <w:lang w:val="zh_TW" w:bidi="zh_TW"/>
-          </w:rPr>
-          <w:rPr>
-            <w:color w:val="0000EE"/>
-            <w:u w:val="single"/>
-          </w:rPr>
-          <w:t>22:6–10</w:t>
-        </w:r>
-      </w:hyperlink>
+      <w:r>
+        <w:rPr>
+          <w:lang w:val="zh_TW" w:bidi="zh_TW"/>
+        </w:rPr>
+        <w:t>22:6–10</w:t>
+      </w:r>
       <w:r>
         <w:rPr>
           <w:lang w:val="zh_TW" w:bidi="zh_TW"/>
         </w:rPr>
         <w:t>；</w:t>
       </w:r>
-      <w:hyperlink r:id="rId210">
-        <w:r>
-          <w:rPr>
-            <w:lang w:val="zh_TW" w:bidi="zh_TW"/>
-          </w:rPr>
-          <w:rPr>
-            <w:color w:val="0000EE"/>
-            <w:u w:val="single"/>
-          </w:rPr>
-          <w:t>26:12–19</w:t>
-        </w:r>
-      </w:hyperlink>
+      <w:r>
+        <w:rPr>
+          <w:lang w:val="zh_TW" w:bidi="zh_TW"/>
+        </w:rPr>
+        <w:t>26:12–19</w:t>
+      </w:r>
       <w:r>
         <w:rPr>
           <w:lang w:val="zh_TW" w:bidi="zh_TW"/>
@@ -5783,18 +4337,12 @@
         </w:rPr>
         <w:t>在歐洲宣教旅程之前（</w:t>
       </w:r>
-      <w:hyperlink r:id="rId199">
-        <w:r>
-          <w:rPr>
-            <w:lang w:val="zh_TW" w:bidi="zh_TW"/>
-          </w:rPr>
-          <w:rPr>
-            <w:color w:val="0000EE"/>
-            <w:u w:val="single"/>
-          </w:rPr>
-          <w:t>16:9</w:t>
-        </w:r>
-      </w:hyperlink>
+      <w:r>
+        <w:rPr>
+          <w:lang w:val="zh_TW" w:bidi="zh_TW"/>
+        </w:rPr>
+        <w:t>16:9</w:t>
+      </w:r>
       <w:r>
         <w:rPr>
           <w:lang w:val="zh_TW" w:bidi="zh_TW"/>
@@ -5819,18 +4367,12 @@
         </w:rPr>
         <w:t>在哥林多 （</w:t>
       </w:r>
-      <w:hyperlink r:id="rId211">
-        <w:r>
-          <w:rPr>
-            <w:lang w:val="zh_TW" w:bidi="zh_TW"/>
-          </w:rPr>
-          <w:rPr>
-            <w:color w:val="0000EE"/>
-            <w:u w:val="single"/>
-          </w:rPr>
-          <w:t>18:9–11</w:t>
-        </w:r>
-      </w:hyperlink>
+      <w:r>
+        <w:rPr>
+          <w:lang w:val="zh_TW" w:bidi="zh_TW"/>
+        </w:rPr>
+        <w:t>18:9–11</w:t>
+      </w:r>
       <w:r>
         <w:rPr>
           <w:lang w:val="zh_TW" w:bidi="zh_TW"/>
@@ -5855,18 +4397,12 @@
         </w:rPr>
         <w:t>在聖殿中（</w:t>
       </w:r>
-      <w:hyperlink r:id="rId200">
-        <w:r>
-          <w:rPr>
-            <w:lang w:val="zh_TW" w:bidi="zh_TW"/>
-          </w:rPr>
-          <w:rPr>
-            <w:color w:val="0000EE"/>
-            <w:u w:val="single"/>
-          </w:rPr>
-          <w:t>22:17–21</w:t>
-        </w:r>
-      </w:hyperlink>
+      <w:r>
+        <w:rPr>
+          <w:lang w:val="zh_TW" w:bidi="zh_TW"/>
+        </w:rPr>
+        <w:t>22:17–21</w:t>
+      </w:r>
       <w:r>
         <w:rPr>
           <w:lang w:val="zh_TW" w:bidi="zh_TW"/>
@@ -5891,18 +4427,12 @@
         </w:rPr>
         <w:t>在耶路撒冷前往羅馬的旅程之前（</w:t>
       </w:r>
-      <w:hyperlink r:id="rId201">
-        <w:r>
-          <w:rPr>
-            <w:lang w:val="zh_TW" w:bidi="zh_TW"/>
-          </w:rPr>
-          <w:rPr>
-            <w:color w:val="0000EE"/>
-            <w:u w:val="single"/>
-          </w:rPr>
-          <w:t>23:11</w:t>
-        </w:r>
-      </w:hyperlink>
+      <w:r>
+        <w:rPr>
+          <w:lang w:val="zh_TW" w:bidi="zh_TW"/>
+        </w:rPr>
+        <w:t>23:11</w:t>
+      </w:r>
       <w:r>
         <w:rPr>
           <w:lang w:val="zh_TW" w:bidi="zh_TW"/>
@@ -5971,18 +4501,12 @@
         </w:rPr>
         <w:t>的研讀註釋；另見</w:t>
       </w:r>
-      <w:hyperlink r:id="rId212">
-        <w:r>
-          <w:rPr>
-            <w:lang w:val="zh_TW" w:bidi="zh_TW"/>
-          </w:rPr>
-          <w:rPr>
-            <w:color w:val="0000EE"/>
-            <w:u w:val="single"/>
-          </w:rPr>
-          <w:t>加1:8–9</w:t>
-        </w:r>
-      </w:hyperlink>
+      <w:r>
+        <w:rPr>
+          <w:lang w:val="zh_TW" w:bidi="zh_TW"/>
+        </w:rPr>
+        <w:t>加1:8–9</w:t>
+      </w:r>
       <w:r>
         <w:rPr>
           <w:lang w:val="zh_TW" w:bidi="zh_TW"/>
@@ -6024,450 +4548,300 @@
           <w:lang w:val="zh_TW" w:bidi="zh_TW"/>
         </w:rPr>
       </w:r>
-      <w:hyperlink r:id="rId194">
-        <w:r>
-          <w:rPr>
-            <w:lang w:val="zh_TW" w:bidi="zh_TW"/>
-          </w:rPr>
-          <w:rPr>
-            <w:color w:val="0000EE"/>
-            <w:u w:val="single"/>
-          </w:rPr>
-          <w:t>創37:5–10</w:t>
-        </w:r>
-      </w:hyperlink>
+      <w:r>
+        <w:rPr>
+          <w:lang w:val="zh_TW" w:bidi="zh_TW"/>
+        </w:rPr>
+        <w:t>創37:5–10</w:t>
+      </w:r>
       <w:r>
         <w:rPr>
           <w:lang w:val="zh_TW" w:bidi="zh_TW"/>
         </w:rPr>
         <w:t>，</w:t>
       </w:r>
-      <w:hyperlink r:id="rId213">
-        <w:r>
-          <w:rPr>
-            <w:lang w:val="zh_TW" w:bidi="zh_TW"/>
-          </w:rPr>
-          <w:rPr>
-            <w:color w:val="0000EE"/>
-            <w:u w:val="single"/>
-          </w:rPr>
-          <w:t>40:1–41:36</w:t>
-        </w:r>
-      </w:hyperlink>
+      <w:r>
+        <w:rPr>
+          <w:lang w:val="zh_TW" w:bidi="zh_TW"/>
+        </w:rPr>
+        <w:t>40:1–41:36</w:t>
+      </w:r>
       <w:r>
         <w:rPr>
           <w:lang w:val="zh_TW" w:bidi="zh_TW"/>
         </w:rPr>
         <w:t>；</w:t>
       </w:r>
-      <w:hyperlink r:id="rId197">
-        <w:r>
-          <w:rPr>
-            <w:lang w:val="zh_TW" w:bidi="zh_TW"/>
-          </w:rPr>
-          <w:rPr>
-            <w:color w:val="0000EE"/>
-            <w:u w:val="single"/>
-          </w:rPr>
-          <w:t>賽6:1–13</w:t>
-        </w:r>
-      </w:hyperlink>
+      <w:r>
+        <w:rPr>
+          <w:lang w:val="zh_TW" w:bidi="zh_TW"/>
+        </w:rPr>
+        <w:t>賽6:1–13</w:t>
+      </w:r>
       <w:r>
         <w:rPr>
           <w:lang w:val="zh_TW" w:bidi="zh_TW"/>
         </w:rPr>
         <w:t>；</w:t>
       </w:r>
-      <w:hyperlink r:id="rId214">
-        <w:r>
-          <w:rPr>
-            <w:lang w:val="zh_TW" w:bidi="zh_TW"/>
-          </w:rPr>
-          <w:rPr>
-            <w:color w:val="0000EE"/>
-            <w:u w:val="single"/>
-          </w:rPr>
-          <w:t>耶14:14</w:t>
-        </w:r>
-      </w:hyperlink>
+      <w:r>
+        <w:rPr>
+          <w:lang w:val="zh_TW" w:bidi="zh_TW"/>
+        </w:rPr>
+        <w:t>耶14:14</w:t>
+      </w:r>
       <w:r>
         <w:rPr>
           <w:lang w:val="zh_TW" w:bidi="zh_TW"/>
         </w:rPr>
         <w:t>；</w:t>
       </w:r>
-      <w:hyperlink r:id="rId196">
-        <w:r>
-          <w:rPr>
-            <w:lang w:val="zh_TW" w:bidi="zh_TW"/>
-          </w:rPr>
-          <w:rPr>
-            <w:color w:val="0000EE"/>
-            <w:u w:val="single"/>
-          </w:rPr>
-          <w:t>結37:1–14</w:t>
-        </w:r>
-      </w:hyperlink>
+      <w:r>
+        <w:rPr>
+          <w:lang w:val="zh_TW" w:bidi="zh_TW"/>
+        </w:rPr>
+        <w:t>結37:1–14</w:t>
+      </w:r>
       <w:r>
         <w:rPr>
           <w:lang w:val="zh_TW" w:bidi="zh_TW"/>
         </w:rPr>
         <w:t>；</w:t>
       </w:r>
-      <w:hyperlink r:id="rId215">
-        <w:r>
-          <w:rPr>
-            <w:lang w:val="zh_TW" w:bidi="zh_TW"/>
-          </w:rPr>
-          <w:rPr>
-            <w:color w:val="0000EE"/>
-            <w:u w:val="single"/>
-          </w:rPr>
-          <w:t>但8:1–27</w:t>
-        </w:r>
-      </w:hyperlink>
+      <w:r>
+        <w:rPr>
+          <w:lang w:val="zh_TW" w:bidi="zh_TW"/>
+        </w:rPr>
+        <w:t>但8:1–27</w:t>
+      </w:r>
       <w:r>
         <w:rPr>
           <w:lang w:val="zh_TW" w:bidi="zh_TW"/>
         </w:rPr>
         <w:t>，</w:t>
       </w:r>
-      <w:hyperlink r:id="rId216">
-        <w:r>
-          <w:rPr>
-            <w:lang w:val="zh_TW" w:bidi="zh_TW"/>
-          </w:rPr>
-          <w:rPr>
-            <w:color w:val="0000EE"/>
-            <w:u w:val="single"/>
-          </w:rPr>
-          <w:t>9:21</w:t>
-        </w:r>
-      </w:hyperlink>
+      <w:r>
+        <w:rPr>
+          <w:lang w:val="zh_TW" w:bidi="zh_TW"/>
+        </w:rPr>
+        <w:t>9:21</w:t>
+      </w:r>
       <w:r>
         <w:rPr>
           <w:lang w:val="zh_TW" w:bidi="zh_TW"/>
         </w:rPr>
         <w:t>；</w:t>
       </w:r>
-      <w:hyperlink r:id="rId217">
-        <w:r>
-          <w:rPr>
-            <w:lang w:val="zh_TW" w:bidi="zh_TW"/>
-          </w:rPr>
-          <w:rPr>
-            <w:color w:val="0000EE"/>
-            <w:u w:val="single"/>
-          </w:rPr>
-          <w:t>何12:10</w:t>
-        </w:r>
-      </w:hyperlink>
+      <w:r>
+        <w:rPr>
+          <w:lang w:val="zh_TW" w:bidi="zh_TW"/>
+        </w:rPr>
+        <w:t>何12:10</w:t>
+      </w:r>
       <w:r>
         <w:rPr>
           <w:lang w:val="zh_TW" w:bidi="zh_TW"/>
         </w:rPr>
         <w:t>；</w:t>
       </w:r>
-      <w:hyperlink r:id="rId218">
-        <w:r>
-          <w:rPr>
-            <w:lang w:val="zh_TW" w:bidi="zh_TW"/>
-          </w:rPr>
-          <w:rPr>
-            <w:color w:val="0000EE"/>
-            <w:u w:val="single"/>
-          </w:rPr>
-          <w:t>俄1:1</w:t>
-        </w:r>
-      </w:hyperlink>
+      <w:r>
+        <w:rPr>
+          <w:lang w:val="zh_TW" w:bidi="zh_TW"/>
+        </w:rPr>
+        <w:t>俄1:1</w:t>
+      </w:r>
       <w:r>
         <w:rPr>
           <w:lang w:val="zh_TW" w:bidi="zh_TW"/>
         </w:rPr>
         <w:t>；</w:t>
       </w:r>
-      <w:hyperlink r:id="rId219">
-        <w:r>
-          <w:rPr>
-            <w:lang w:val="zh_TW" w:bidi="zh_TW"/>
-          </w:rPr>
-          <w:rPr>
-            <w:color w:val="0000EE"/>
-            <w:u w:val="single"/>
-          </w:rPr>
-          <w:t>哈2:3</w:t>
-        </w:r>
-      </w:hyperlink>
+      <w:r>
+        <w:rPr>
+          <w:lang w:val="zh_TW" w:bidi="zh_TW"/>
+        </w:rPr>
+        <w:t>哈2:3</w:t>
+      </w:r>
       <w:r>
         <w:rPr>
           <w:lang w:val="zh_TW" w:bidi="zh_TW"/>
         </w:rPr>
         <w:t>；</w:t>
       </w:r>
-      <w:hyperlink r:id="rId202">
-        <w:r>
-          <w:rPr>
-            <w:lang w:val="zh_TW" w:bidi="zh_TW"/>
-          </w:rPr>
-          <w:rPr>
-            <w:color w:val="0000EE"/>
-            <w:u w:val="single"/>
-          </w:rPr>
-          <w:t>路1:8–20</w:t>
-        </w:r>
-      </w:hyperlink>
+      <w:r>
+        <w:rPr>
+          <w:lang w:val="zh_TW" w:bidi="zh_TW"/>
+        </w:rPr>
+        <w:t>路1:8–20</w:t>
+      </w:r>
       <w:r>
         <w:rPr>
           <w:lang w:val="zh_TW" w:bidi="zh_TW"/>
         </w:rPr>
         <w:t>；</w:t>
       </w:r>
-      <w:hyperlink r:id="rId207">
-        <w:r>
-          <w:rPr>
-            <w:lang w:val="zh_TW" w:bidi="zh_TW"/>
-          </w:rPr>
-          <w:rPr>
-            <w:color w:val="0000EE"/>
-            <w:u w:val="single"/>
-          </w:rPr>
-          <w:t>徒9:3–6</w:t>
-        </w:r>
-      </w:hyperlink>
+      <w:r>
+        <w:rPr>
+          <w:lang w:val="zh_TW" w:bidi="zh_TW"/>
+        </w:rPr>
+        <w:t>徒9:3–6</w:t>
+      </w:r>
       <w:r>
         <w:rPr>
           <w:lang w:val="zh_TW" w:bidi="zh_TW"/>
         </w:rPr>
         <w:t>、</w:t>
       </w:r>
-      <w:hyperlink r:id="rId208">
-        <w:r>
-          <w:rPr>
-            <w:lang w:val="zh_TW" w:bidi="zh_TW"/>
-          </w:rPr>
-          <w:rPr>
-            <w:color w:val="0000EE"/>
-            <w:u w:val="single"/>
-          </w:rPr>
-          <w:t>10–16</w:t>
-        </w:r>
-      </w:hyperlink>
+      <w:r>
+        <w:rPr>
+          <w:lang w:val="zh_TW" w:bidi="zh_TW"/>
+        </w:rPr>
+        <w:t>10–16</w:t>
+      </w:r>
       <w:r>
         <w:rPr>
           <w:lang w:val="zh_TW" w:bidi="zh_TW"/>
         </w:rPr>
         <w:t>，</w:t>
       </w:r>
-      <w:hyperlink r:id="rId220">
-        <w:r>
-          <w:rPr>
-            <w:lang w:val="zh_TW" w:bidi="zh_TW"/>
-          </w:rPr>
-          <w:rPr>
-            <w:color w:val="0000EE"/>
-            <w:u w:val="single"/>
-          </w:rPr>
-          <w:t>10:3–6</w:t>
-        </w:r>
-      </w:hyperlink>
+      <w:r>
+        <w:rPr>
+          <w:lang w:val="zh_TW" w:bidi="zh_TW"/>
+        </w:rPr>
+        <w:t>10:3–6</w:t>
+      </w:r>
       <w:r>
         <w:rPr>
           <w:lang w:val="zh_TW" w:bidi="zh_TW"/>
         </w:rPr>
         <w:t>、</w:t>
       </w:r>
-      <w:hyperlink r:id="rId205">
-        <w:r>
-          <w:rPr>
-            <w:lang w:val="zh_TW" w:bidi="zh_TW"/>
-          </w:rPr>
-          <w:rPr>
-            <w:color w:val="0000EE"/>
-            <w:u w:val="single"/>
-          </w:rPr>
-          <w:t>9–16</w:t>
-        </w:r>
-      </w:hyperlink>
+      <w:r>
+        <w:rPr>
+          <w:lang w:val="zh_TW" w:bidi="zh_TW"/>
+        </w:rPr>
+        <w:t>9–16</w:t>
+      </w:r>
       <w:r>
         <w:rPr>
           <w:lang w:val="zh_TW" w:bidi="zh_TW"/>
         </w:rPr>
         <w:t>、</w:t>
       </w:r>
-      <w:hyperlink r:id="rId204">
-        <w:r>
-          <w:rPr>
-            <w:lang w:val="zh_TW" w:bidi="zh_TW"/>
-          </w:rPr>
-          <w:rPr>
-            <w:color w:val="0000EE"/>
-            <w:u w:val="single"/>
-          </w:rPr>
-          <w:t>30–32</w:t>
-        </w:r>
-      </w:hyperlink>
+      <w:r>
+        <w:rPr>
+          <w:lang w:val="zh_TW" w:bidi="zh_TW"/>
+        </w:rPr>
+        <w:t>30–32</w:t>
+      </w:r>
       <w:r>
         <w:rPr>
           <w:lang w:val="zh_TW" w:bidi="zh_TW"/>
         </w:rPr>
         <w:t>，</w:t>
       </w:r>
-      <w:hyperlink r:id="rId221">
-        <w:r>
-          <w:rPr>
-            <w:lang w:val="zh_TW" w:bidi="zh_TW"/>
-          </w:rPr>
-          <w:rPr>
-            <w:color w:val="0000EE"/>
-            <w:u w:val="single"/>
-          </w:rPr>
-          <w:t>11:5–9</w:t>
-        </w:r>
-      </w:hyperlink>
+      <w:r>
+        <w:rPr>
+          <w:lang w:val="zh_TW" w:bidi="zh_TW"/>
+        </w:rPr>
+        <w:t>11:5–9</w:t>
+      </w:r>
       <w:r>
         <w:rPr>
           <w:lang w:val="zh_TW" w:bidi="zh_TW"/>
         </w:rPr>
         <w:t>，</w:t>
       </w:r>
-      <w:hyperlink r:id="rId222">
-        <w:r>
-          <w:rPr>
-            <w:lang w:val="zh_TW" w:bidi="zh_TW"/>
-          </w:rPr>
-          <w:rPr>
-            <w:color w:val="0000EE"/>
-            <w:u w:val="single"/>
-          </w:rPr>
-          <w:t>16:9–10</w:t>
-        </w:r>
-      </w:hyperlink>
+      <w:r>
+        <w:rPr>
+          <w:lang w:val="zh_TW" w:bidi="zh_TW"/>
+        </w:rPr>
+        <w:t>16:9–10</w:t>
+      </w:r>
       <w:r>
         <w:rPr>
           <w:lang w:val="zh_TW" w:bidi="zh_TW"/>
         </w:rPr>
         <w:t>，</w:t>
       </w:r>
-      <w:hyperlink r:id="rId211">
-        <w:r>
-          <w:rPr>
-            <w:lang w:val="zh_TW" w:bidi="zh_TW"/>
-          </w:rPr>
-          <w:rPr>
-            <w:color w:val="0000EE"/>
-            <w:u w:val="single"/>
-          </w:rPr>
-          <w:t>18:9–11</w:t>
-        </w:r>
-      </w:hyperlink>
+      <w:r>
+        <w:rPr>
+          <w:lang w:val="zh_TW" w:bidi="zh_TW"/>
+        </w:rPr>
+        <w:t>18:9–11</w:t>
+      </w:r>
       <w:r>
         <w:rPr>
           <w:lang w:val="zh_TW" w:bidi="zh_TW"/>
         </w:rPr>
         <w:t>，</w:t>
       </w:r>
-      <w:hyperlink r:id="rId209">
-        <w:r>
-          <w:rPr>
-            <w:lang w:val="zh_TW" w:bidi="zh_TW"/>
-          </w:rPr>
-          <w:rPr>
-            <w:color w:val="0000EE"/>
-            <w:u w:val="single"/>
-          </w:rPr>
-          <w:t>22:6–10</w:t>
-        </w:r>
-      </w:hyperlink>
+      <w:r>
+        <w:rPr>
+          <w:lang w:val="zh_TW" w:bidi="zh_TW"/>
+        </w:rPr>
+        <w:t>22:6–10</w:t>
+      </w:r>
       <w:r>
         <w:rPr>
           <w:lang w:val="zh_TW" w:bidi="zh_TW"/>
         </w:rPr>
         <w:t>、</w:t>
       </w:r>
-      <w:hyperlink r:id="rId200">
-        <w:r>
-          <w:rPr>
-            <w:lang w:val="zh_TW" w:bidi="zh_TW"/>
-          </w:rPr>
-          <w:rPr>
-            <w:color w:val="0000EE"/>
-            <w:u w:val="single"/>
-          </w:rPr>
-          <w:t>17–21</w:t>
-        </w:r>
-      </w:hyperlink>
+      <w:r>
+        <w:rPr>
+          <w:lang w:val="zh_TW" w:bidi="zh_TW"/>
+        </w:rPr>
+        <w:t>17–21</w:t>
+      </w:r>
       <w:r>
         <w:rPr>
           <w:lang w:val="zh_TW" w:bidi="zh_TW"/>
         </w:rPr>
         <w:t>，</w:t>
       </w:r>
-      <w:hyperlink r:id="rId201">
-        <w:r>
-          <w:rPr>
-            <w:lang w:val="zh_TW" w:bidi="zh_TW"/>
-          </w:rPr>
-          <w:rPr>
-            <w:color w:val="0000EE"/>
-            <w:u w:val="single"/>
-          </w:rPr>
-          <w:t>23:11</w:t>
-        </w:r>
-      </w:hyperlink>
+      <w:r>
+        <w:rPr>
+          <w:lang w:val="zh_TW" w:bidi="zh_TW"/>
+        </w:rPr>
+        <w:t>23:11</w:t>
+      </w:r>
       <w:r>
         <w:rPr>
           <w:lang w:val="zh_TW" w:bidi="zh_TW"/>
         </w:rPr>
         <w:t>，</w:t>
       </w:r>
-      <w:hyperlink r:id="rId223">
-        <w:r>
-          <w:rPr>
-            <w:lang w:val="zh_TW" w:bidi="zh_TW"/>
-          </w:rPr>
-          <w:rPr>
-            <w:color w:val="0000EE"/>
-            <w:u w:val="single"/>
-          </w:rPr>
-          <w:t>26:14–19</w:t>
-        </w:r>
-      </w:hyperlink>
+      <w:r>
+        <w:rPr>
+          <w:lang w:val="zh_TW" w:bidi="zh_TW"/>
+        </w:rPr>
+        <w:t>26:14–19</w:t>
+      </w:r>
       <w:r>
         <w:rPr>
           <w:lang w:val="zh_TW" w:bidi="zh_TW"/>
         </w:rPr>
         <w:t>；</w:t>
       </w:r>
-      <w:hyperlink r:id="rId224">
-        <w:r>
-          <w:rPr>
-            <w:lang w:val="zh_TW" w:bidi="zh_TW"/>
-          </w:rPr>
-          <w:rPr>
-            <w:color w:val="0000EE"/>
-            <w:u w:val="single"/>
-          </w:rPr>
-          <w:t>林後12:1–10</w:t>
-        </w:r>
-      </w:hyperlink>
+      <w:r>
+        <w:rPr>
+          <w:lang w:val="zh_TW" w:bidi="zh_TW"/>
+        </w:rPr>
+        <w:t>林後12:1–10</w:t>
+      </w:r>
       <w:r>
         <w:rPr>
           <w:lang w:val="zh_TW" w:bidi="zh_TW"/>
         </w:rPr>
         <w:t>；</w:t>
       </w:r>
-      <w:hyperlink r:id="rId225">
-        <w:r>
-          <w:rPr>
-            <w:lang w:val="zh_TW" w:bidi="zh_TW"/>
-          </w:rPr>
-          <w:rPr>
-            <w:color w:val="0000EE"/>
-            <w:u w:val="single"/>
-          </w:rPr>
-          <w:t>啟1:9–22:7</w:t>
-        </w:r>
-      </w:hyperlink>
+      <w:r>
+        <w:rPr>
+          <w:lang w:val="zh_TW" w:bidi="zh_TW"/>
+        </w:rPr>
+        <w:t>啟1:9–22:7</w:t>
+      </w:r>
       <w:r>
         <w:rPr>
           <w:lang w:val="zh_TW" w:bidi="zh_TW"/>
@@ -6544,54 +4918,36 @@
         </w:rPr>
         <w:t>聖經告訴我們，基督徒也必須與基督一同受苦。它說：「現在的苦楚若比起將來要顯於我們的榮耀就不足介意了」（</w:t>
       </w:r>
-      <w:hyperlink r:id="rId226">
-        <w:r>
-          <w:rPr>
-            <w:lang w:val="zh_TW" w:bidi="zh_TW"/>
-          </w:rPr>
-          <w:rPr>
-            <w:color w:val="0000EE"/>
-            <w:u w:val="single"/>
-          </w:rPr>
-          <w:t>羅8:17–18</w:t>
-        </w:r>
-      </w:hyperlink>
+      <w:r>
+        <w:rPr>
+          <w:lang w:val="zh_TW" w:bidi="zh_TW"/>
+        </w:rPr>
+        <w:t>羅8:17–18</w:t>
+      </w:r>
       <w:r>
         <w:rPr>
           <w:lang w:val="zh_TW" w:bidi="zh_TW"/>
         </w:rPr>
         <w:t>）。成為基督的門徒意味著願意跟隨衪遭受苦難（見</w:t>
       </w:r>
-      <w:hyperlink r:id="rId227">
-        <w:r>
-          <w:rPr>
-            <w:lang w:val="zh_TW" w:bidi="zh_TW"/>
-          </w:rPr>
-          <w:rPr>
-            <w:color w:val="0000EE"/>
-            <w:u w:val="single"/>
-          </w:rPr>
-          <w:t>路9:23–25</w:t>
-        </w:r>
-      </w:hyperlink>
+      <w:r>
+        <w:rPr>
+          <w:lang w:val="zh_TW" w:bidi="zh_TW"/>
+        </w:rPr>
+        <w:t>路9:23–25</w:t>
+      </w:r>
       <w:r>
         <w:rPr>
           <w:lang w:val="zh_TW" w:bidi="zh_TW"/>
         </w:rPr>
         <w:t>，</w:t>
       </w:r>
-      <w:hyperlink r:id="rId228">
-        <w:r>
-          <w:rPr>
-            <w:lang w:val="zh_TW" w:bidi="zh_TW"/>
-          </w:rPr>
-          <w:rPr>
-            <w:color w:val="0000EE"/>
-            <w:u w:val="single"/>
-          </w:rPr>
-          <w:t>腓3:10–11</w:t>
-        </w:r>
-      </w:hyperlink>
+      <w:r>
+        <w:rPr>
+          <w:lang w:val="zh_TW" w:bidi="zh_TW"/>
+        </w:rPr>
+        <w:t>腓3:10–11</w:t>
+      </w:r>
       <w:r>
         <w:rPr>
           <w:lang w:val="zh_TW" w:bidi="zh_TW"/>
@@ -6612,54 +4968,36 @@
         </w:rPr>
         <w:t>即使在抱怨中，約伯仍然承認只有神能提供他所需的答案。當約伯向神求死時，他其實是在尋求解脫，直到神能在較好的狀況下對待他（</w:t>
       </w:r>
-      <w:hyperlink r:id="rId229">
-        <w:r>
-          <w:rPr>
-            <w:lang w:val="zh_TW" w:bidi="zh_TW"/>
-          </w:rPr>
-          <w:rPr>
-            <w:color w:val="0000EE"/>
-            <w:u w:val="single"/>
-          </w:rPr>
-          <w:t>伯14:13</w:t>
-        </w:r>
-      </w:hyperlink>
+      <w:r>
+        <w:rPr>
+          <w:lang w:val="zh_TW" w:bidi="zh_TW"/>
+        </w:rPr>
+        <w:t>伯14:13</w:t>
+      </w:r>
       <w:r>
         <w:rPr>
           <w:lang w:val="zh_TW" w:bidi="zh_TW"/>
         </w:rPr>
         <w:t>）。當約伯想要「一位中保」時，目的是為了幫助他能在神面前蒙恩（</w:t>
       </w:r>
-      <w:hyperlink r:id="rId230">
-        <w:r>
-          <w:rPr>
-            <w:lang w:val="zh_TW" w:bidi="zh_TW"/>
-          </w:rPr>
-          <w:rPr>
-            <w:color w:val="0000EE"/>
-            <w:u w:val="single"/>
-          </w:rPr>
-          <w:t>伯9:33–35</w:t>
-        </w:r>
-      </w:hyperlink>
+      <w:r>
+        <w:rPr>
+          <w:lang w:val="zh_TW" w:bidi="zh_TW"/>
+        </w:rPr>
+        <w:t>伯9:33–35</w:t>
+      </w:r>
       <w:r>
         <w:rPr>
           <w:lang w:val="zh_TW" w:bidi="zh_TW"/>
         </w:rPr>
         <w:t>）。當約伯抱怨神不聽他的禱告時，正是因為他知道他的答案必須來自神（見</w:t>
       </w:r>
-      <w:hyperlink r:id="rId231">
-        <w:r>
-          <w:rPr>
-            <w:lang w:val="zh_TW" w:bidi="zh_TW"/>
-          </w:rPr>
-          <w:rPr>
-            <w:color w:val="0000EE"/>
-            <w:u w:val="single"/>
-          </w:rPr>
-          <w:t>伯19:25–27</w:t>
-        </w:r>
-      </w:hyperlink>
+      <w:r>
+        <w:rPr>
+          <w:lang w:val="zh_TW" w:bidi="zh_TW"/>
+        </w:rPr>
+        <w:t>伯19:25–27</w:t>
+      </w:r>
       <w:r>
         <w:rPr>
           <w:lang w:val="zh_TW" w:bidi="zh_TW"/>
@@ -6680,90 +5018,60 @@
         </w:rPr>
         <w:t>我們無法知道或理解所有事情（見</w:t>
       </w:r>
-      <w:hyperlink r:id="rId175">
-        <w:r>
-          <w:rPr>
-            <w:lang w:val="zh_TW" w:bidi="zh_TW"/>
-          </w:rPr>
-          <w:rPr>
-            <w:color w:val="0000EE"/>
-            <w:u w:val="single"/>
-          </w:rPr>
-          <w:t>創2:16–17</w:t>
-        </w:r>
-      </w:hyperlink>
+      <w:r>
+        <w:rPr>
+          <w:lang w:val="zh_TW" w:bidi="zh_TW"/>
+        </w:rPr>
+        <w:t>創2:16–17</w:t>
+      </w:r>
       <w:r>
         <w:rPr>
           <w:lang w:val="zh_TW" w:bidi="zh_TW"/>
         </w:rPr>
         <w:t>；</w:t>
       </w:r>
-      <w:hyperlink r:id="rId232">
-        <w:r>
-          <w:rPr>
-            <w:lang w:val="zh_TW" w:bidi="zh_TW"/>
-          </w:rPr>
-          <w:rPr>
-            <w:color w:val="0000EE"/>
-            <w:u w:val="single"/>
-          </w:rPr>
-          <w:t>申29:29</w:t>
-        </w:r>
-      </w:hyperlink>
+      <w:r>
+        <w:rPr>
+          <w:lang w:val="zh_TW" w:bidi="zh_TW"/>
+        </w:rPr>
+        <w:t>申29:29</w:t>
+      </w:r>
       <w:r>
         <w:rPr>
           <w:lang w:val="zh_TW" w:bidi="zh_TW"/>
         </w:rPr>
         <w:t>；</w:t>
       </w:r>
-      <w:hyperlink r:id="rId233">
-        <w:r>
-          <w:rPr>
-            <w:lang w:val="zh_TW" w:bidi="zh_TW"/>
-          </w:rPr>
-          <w:rPr>
-            <w:color w:val="0000EE"/>
-            <w:u w:val="single"/>
-          </w:rPr>
-          <w:t>徒1:7</w:t>
-        </w:r>
-      </w:hyperlink>
+      <w:r>
+        <w:rPr>
+          <w:lang w:val="zh_TW" w:bidi="zh_TW"/>
+        </w:rPr>
+        <w:t>徒1:7</w:t>
+      </w:r>
       <w:r>
         <w:rPr>
           <w:lang w:val="zh_TW" w:bidi="zh_TW"/>
         </w:rPr>
         <w:t>；</w:t>
       </w:r>
-      <w:hyperlink r:id="rId234">
-        <w:r>
-          <w:rPr>
-            <w:lang w:val="zh_TW" w:bidi="zh_TW"/>
-          </w:rPr>
-          <w:rPr>
-            <w:color w:val="0000EE"/>
-            <w:u w:val="single"/>
-          </w:rPr>
-          <w:t>帖前5:1–2</w:t>
-        </w:r>
-      </w:hyperlink>
+      <w:r>
+        <w:rPr>
+          <w:lang w:val="zh_TW" w:bidi="zh_TW"/>
+        </w:rPr>
+        <w:t>帖前5:1–2</w:t>
+      </w:r>
       <w:r>
         <w:rPr>
           <w:lang w:val="zh_TW" w:bidi="zh_TW"/>
         </w:rPr>
         <w:t>）。有些事情只有神才能理解並按照祂的旨意引導。我們應該憑信心生活，即使在受苦時，我們也可以信靠神（見</w:t>
       </w:r>
-      <w:hyperlink r:id="rId235">
-        <w:r>
-          <w:rPr>
-            <w:lang w:val="zh_TW" w:bidi="zh_TW"/>
-          </w:rPr>
-          <w:rPr>
-            <w:color w:val="0000EE"/>
-            <w:u w:val="single"/>
-          </w:rPr>
-          <w:t>羅8:26–39</w:t>
-        </w:r>
-      </w:hyperlink>
+      <w:r>
+        <w:rPr>
+          <w:lang w:val="zh_TW" w:bidi="zh_TW"/>
+        </w:rPr>
+        <w:t>羅8:26–39</w:t>
+      </w:r>
       <w:r>
         <w:rPr>
           <w:lang w:val="zh_TW" w:bidi="zh_TW"/>
@@ -6793,486 +5101,324 @@
           <w:lang w:val="zh_TW" w:bidi="zh_TW"/>
         </w:rPr>
       </w:r>
-      <w:hyperlink r:id="rId236">
-        <w:r>
-          <w:rPr>
-            <w:lang w:val="zh_TW" w:bidi="zh_TW"/>
-          </w:rPr>
-          <w:rPr>
-            <w:color w:val="0000EE"/>
-            <w:u w:val="single"/>
-          </w:rPr>
-          <w:t>創4:4–8</w:t>
-        </w:r>
-      </w:hyperlink>
+      <w:r>
+        <w:rPr>
+          <w:lang w:val="zh_TW" w:bidi="zh_TW"/>
+        </w:rPr>
+        <w:t>創4:4–8</w:t>
+      </w:r>
       <w:r>
         <w:rPr>
           <w:lang w:val="zh_TW" w:bidi="zh_TW"/>
         </w:rPr>
         <w:t>，</w:t>
       </w:r>
-      <w:hyperlink r:id="rId237">
-        <w:r>
-          <w:rPr>
-            <w:lang w:val="zh_TW" w:bidi="zh_TW"/>
-          </w:rPr>
-          <w:rPr>
-            <w:color w:val="0000EE"/>
-            <w:u w:val="single"/>
-          </w:rPr>
-          <w:t>26:17–33</w:t>
-        </w:r>
-      </w:hyperlink>
+      <w:r>
+        <w:rPr>
+          <w:lang w:val="zh_TW" w:bidi="zh_TW"/>
+        </w:rPr>
+        <w:t>26:17–33</w:t>
+      </w:r>
       <w:r>
         <w:rPr>
           <w:lang w:val="zh_TW" w:bidi="zh_TW"/>
         </w:rPr>
         <w:t>，</w:t>
       </w:r>
-      <w:hyperlink r:id="rId238">
-        <w:r>
-          <w:rPr>
-            <w:lang w:val="zh_TW" w:bidi="zh_TW"/>
-          </w:rPr>
-          <w:rPr>
-            <w:color w:val="0000EE"/>
-            <w:u w:val="single"/>
-          </w:rPr>
-          <w:t>31:38–42</w:t>
-        </w:r>
-      </w:hyperlink>
+      <w:r>
+        <w:rPr>
+          <w:lang w:val="zh_TW" w:bidi="zh_TW"/>
+        </w:rPr>
+        <w:t>31:38–42</w:t>
+      </w:r>
       <w:r>
         <w:rPr>
           <w:lang w:val="zh_TW" w:bidi="zh_TW"/>
         </w:rPr>
         <w:t>，</w:t>
       </w:r>
-      <w:hyperlink r:id="rId239">
-        <w:r>
-          <w:rPr>
-            <w:lang w:val="zh_TW" w:bidi="zh_TW"/>
-          </w:rPr>
-          <w:rPr>
-            <w:color w:val="0000EE"/>
-            <w:u w:val="single"/>
-          </w:rPr>
-          <w:t>37:2–36</w:t>
-        </w:r>
-      </w:hyperlink>
+      <w:r>
+        <w:rPr>
+          <w:lang w:val="zh_TW" w:bidi="zh_TW"/>
+        </w:rPr>
+        <w:t>37:2–36</w:t>
+      </w:r>
       <w:r>
         <w:rPr>
           <w:lang w:val="zh_TW" w:bidi="zh_TW"/>
         </w:rPr>
         <w:t>，</w:t>
       </w:r>
-      <w:hyperlink r:id="rId240">
-        <w:r>
-          <w:rPr>
-            <w:lang w:val="zh_TW" w:bidi="zh_TW"/>
-          </w:rPr>
-          <w:rPr>
-            <w:color w:val="0000EE"/>
-            <w:u w:val="single"/>
-          </w:rPr>
-          <w:t>39:1–20</w:t>
-        </w:r>
-      </w:hyperlink>
+      <w:r>
+        <w:rPr>
+          <w:lang w:val="zh_TW" w:bidi="zh_TW"/>
+        </w:rPr>
+        <w:t>39:1–20</w:t>
+      </w:r>
       <w:r>
         <w:rPr>
           <w:lang w:val="zh_TW" w:bidi="zh_TW"/>
         </w:rPr>
         <w:t>；</w:t>
       </w:r>
-      <w:hyperlink r:id="rId241">
-        <w:r>
-          <w:rPr>
-            <w:lang w:val="zh_TW" w:bidi="zh_TW"/>
-          </w:rPr>
-          <w:rPr>
-            <w:color w:val="0000EE"/>
-            <w:u w:val="single"/>
-          </w:rPr>
-          <w:t>出1:8–11</w:t>
-        </w:r>
-      </w:hyperlink>
+      <w:r>
+        <w:rPr>
+          <w:lang w:val="zh_TW" w:bidi="zh_TW"/>
+        </w:rPr>
+        <w:t>出1:8–11</w:t>
+      </w:r>
       <w:r>
         <w:rPr>
           <w:lang w:val="zh_TW" w:bidi="zh_TW"/>
         </w:rPr>
         <w:t>；</w:t>
       </w:r>
-      <w:hyperlink r:id="rId242">
-        <w:r>
-          <w:rPr>
-            <w:lang w:val="zh_TW" w:bidi="zh_TW"/>
-          </w:rPr>
-          <w:rPr>
-            <w:color w:val="0000EE"/>
-            <w:u w:val="single"/>
-          </w:rPr>
-          <w:t>撒上18:10–11</w:t>
-        </w:r>
-      </w:hyperlink>
+      <w:r>
+        <w:rPr>
+          <w:lang w:val="zh_TW" w:bidi="zh_TW"/>
+        </w:rPr>
+        <w:t>撒上18:10–11</w:t>
+      </w:r>
       <w:r>
         <w:rPr>
           <w:lang w:val="zh_TW" w:bidi="zh_TW"/>
         </w:rPr>
         <w:t>、</w:t>
       </w:r>
-      <w:hyperlink r:id="rId243">
-        <w:r>
-          <w:rPr>
-            <w:lang w:val="zh_TW" w:bidi="zh_TW"/>
-          </w:rPr>
-          <w:rPr>
-            <w:color w:val="0000EE"/>
-            <w:u w:val="single"/>
-          </w:rPr>
-          <w:t>28–29</w:t>
-        </w:r>
-      </w:hyperlink>
+      <w:r>
+        <w:rPr>
+          <w:lang w:val="zh_TW" w:bidi="zh_TW"/>
+        </w:rPr>
+        <w:t>28–29</w:t>
+      </w:r>
       <w:r>
         <w:rPr>
           <w:lang w:val="zh_TW" w:bidi="zh_TW"/>
         </w:rPr>
         <w:t>，</w:t>
       </w:r>
-      <w:hyperlink r:id="rId244">
-        <w:r>
-          <w:rPr>
-            <w:lang w:val="zh_TW" w:bidi="zh_TW"/>
-          </w:rPr>
-          <w:rPr>
-            <w:color w:val="0000EE"/>
-            <w:u w:val="single"/>
-          </w:rPr>
-          <w:t>19:10</w:t>
-        </w:r>
-      </w:hyperlink>
+      <w:r>
+        <w:rPr>
+          <w:lang w:val="zh_TW" w:bidi="zh_TW"/>
+        </w:rPr>
+        <w:t>19:10</w:t>
+      </w:r>
       <w:r>
         <w:rPr>
           <w:lang w:val="zh_TW" w:bidi="zh_TW"/>
         </w:rPr>
         <w:t>，</w:t>
       </w:r>
-      <w:hyperlink r:id="rId245">
-        <w:r>
-          <w:rPr>
-            <w:lang w:val="zh_TW" w:bidi="zh_TW"/>
-          </w:rPr>
-          <w:rPr>
-            <w:color w:val="0000EE"/>
-            <w:u w:val="single"/>
-          </w:rPr>
-          <w:t>22:1–19</w:t>
-        </w:r>
-      </w:hyperlink>
+      <w:r>
+        <w:rPr>
+          <w:lang w:val="zh_TW" w:bidi="zh_TW"/>
+        </w:rPr>
+        <w:t>22:1–19</w:t>
+      </w:r>
       <w:r>
         <w:rPr>
           <w:lang w:val="zh_TW" w:bidi="zh_TW"/>
         </w:rPr>
         <w:t>；</w:t>
       </w:r>
-      <w:hyperlink r:id="rId246">
-        <w:r>
-          <w:rPr>
-            <w:lang w:val="zh_TW" w:bidi="zh_TW"/>
-          </w:rPr>
-          <w:rPr>
-            <w:color w:val="0000EE"/>
-            <w:u w:val="single"/>
-          </w:rPr>
-          <w:t>王上21:1–15</w:t>
-        </w:r>
-      </w:hyperlink>
+      <w:r>
+        <w:rPr>
+          <w:lang w:val="zh_TW" w:bidi="zh_TW"/>
+        </w:rPr>
+        <w:t>王上21:1–15</w:t>
+      </w:r>
       <w:r>
         <w:rPr>
           <w:lang w:val="zh_TW" w:bidi="zh_TW"/>
         </w:rPr>
         <w:t>；</w:t>
       </w:r>
-      <w:hyperlink r:id="rId247">
-        <w:r>
-          <w:rPr>
-            <w:lang w:val="zh_TW" w:bidi="zh_TW"/>
-          </w:rPr>
-          <w:rPr>
-            <w:color w:val="0000EE"/>
-            <w:u w:val="single"/>
-          </w:rPr>
-          <w:t>代下24:20–22</w:t>
-        </w:r>
-      </w:hyperlink>
+      <w:r>
+        <w:rPr>
+          <w:lang w:val="zh_TW" w:bidi="zh_TW"/>
+        </w:rPr>
+        <w:t>代下24:20–22</w:t>
+      </w:r>
       <w:r>
         <w:rPr>
           <w:lang w:val="zh_TW" w:bidi="zh_TW"/>
         </w:rPr>
         <w:t>；</w:t>
       </w:r>
-      <w:hyperlink r:id="rId230">
-        <w:r>
-          <w:rPr>
-            <w:lang w:val="zh_TW" w:bidi="zh_TW"/>
-          </w:rPr>
-          <w:rPr>
-            <w:color w:val="0000EE"/>
-            <w:u w:val="single"/>
-          </w:rPr>
-          <w:t>伯9:33–35</w:t>
-        </w:r>
-      </w:hyperlink>
+      <w:r>
+        <w:rPr>
+          <w:lang w:val="zh_TW" w:bidi="zh_TW"/>
+        </w:rPr>
+        <w:t>伯9:33–35</w:t>
+      </w:r>
       <w:r>
         <w:rPr>
           <w:lang w:val="zh_TW" w:bidi="zh_TW"/>
         </w:rPr>
         <w:t>，</w:t>
       </w:r>
-      <w:hyperlink r:id="rId229">
-        <w:r>
-          <w:rPr>
-            <w:lang w:val="zh_TW" w:bidi="zh_TW"/>
-          </w:rPr>
-          <w:rPr>
-            <w:color w:val="0000EE"/>
-            <w:u w:val="single"/>
-          </w:rPr>
-          <w:t>14:13</w:t>
-        </w:r>
-      </w:hyperlink>
+      <w:r>
+        <w:rPr>
+          <w:lang w:val="zh_TW" w:bidi="zh_TW"/>
+        </w:rPr>
+        <w:t>14:13</w:t>
+      </w:r>
       <w:r>
         <w:rPr>
           <w:lang w:val="zh_TW" w:bidi="zh_TW"/>
         </w:rPr>
         <w:t>，</w:t>
       </w:r>
-      <w:hyperlink r:id="rId231">
-        <w:r>
-          <w:rPr>
-            <w:lang w:val="zh_TW" w:bidi="zh_TW"/>
-          </w:rPr>
-          <w:rPr>
-            <w:color w:val="0000EE"/>
-            <w:u w:val="single"/>
-          </w:rPr>
-          <w:t>19:25–27</w:t>
-        </w:r>
-      </w:hyperlink>
+      <w:r>
+        <w:rPr>
+          <w:lang w:val="zh_TW" w:bidi="zh_TW"/>
+        </w:rPr>
+        <w:t>19:25–27</w:t>
+      </w:r>
       <w:r>
         <w:rPr>
           <w:lang w:val="zh_TW" w:bidi="zh_TW"/>
         </w:rPr>
         <w:t>；</w:t>
       </w:r>
-      <w:hyperlink r:id="rId248">
-        <w:r>
-          <w:rPr>
-            <w:lang w:val="zh_TW" w:bidi="zh_TW"/>
-          </w:rPr>
-          <w:rPr>
-            <w:color w:val="0000EE"/>
-            <w:u w:val="single"/>
-          </w:rPr>
-          <w:t>賽54:17</w:t>
-        </w:r>
-      </w:hyperlink>
+      <w:r>
+        <w:rPr>
+          <w:lang w:val="zh_TW" w:bidi="zh_TW"/>
+        </w:rPr>
+        <w:t>賽54:17</w:t>
+      </w:r>
       <w:r>
         <w:rPr>
           <w:lang w:val="zh_TW" w:bidi="zh_TW"/>
         </w:rPr>
         <w:t>；</w:t>
       </w:r>
-      <w:hyperlink r:id="rId249">
-        <w:r>
-          <w:rPr>
-            <w:lang w:val="zh_TW" w:bidi="zh_TW"/>
-          </w:rPr>
-          <w:rPr>
-            <w:color w:val="0000EE"/>
-            <w:u w:val="single"/>
-          </w:rPr>
-          <w:t>耶11:18–21</w:t>
-        </w:r>
-      </w:hyperlink>
+      <w:r>
+        <w:rPr>
+          <w:lang w:val="zh_TW" w:bidi="zh_TW"/>
+        </w:rPr>
+        <w:t>耶11:18–21</w:t>
+      </w:r>
       <w:r>
         <w:rPr>
           <w:lang w:val="zh_TW" w:bidi="zh_TW"/>
         </w:rPr>
         <w:t>，</w:t>
       </w:r>
-      <w:hyperlink r:id="rId250">
-        <w:r>
-          <w:rPr>
-            <w:lang w:val="zh_TW" w:bidi="zh_TW"/>
-          </w:rPr>
-          <w:rPr>
-            <w:color w:val="0000EE"/>
-            <w:u w:val="single"/>
-          </w:rPr>
-          <w:t>26:1–23</w:t>
-        </w:r>
-      </w:hyperlink>
+      <w:r>
+        <w:rPr>
+          <w:lang w:val="zh_TW" w:bidi="zh_TW"/>
+        </w:rPr>
+        <w:t>26:1–23</w:t>
+      </w:r>
       <w:r>
         <w:rPr>
           <w:lang w:val="zh_TW" w:bidi="zh_TW"/>
         </w:rPr>
         <w:t>，</w:t>
       </w:r>
-      <w:hyperlink r:id="rId251">
-        <w:r>
-          <w:rPr>
-            <w:lang w:val="zh_TW" w:bidi="zh_TW"/>
-          </w:rPr>
-          <w:rPr>
-            <w:color w:val="0000EE"/>
-            <w:u w:val="single"/>
-          </w:rPr>
-          <w:t>38:1–13</w:t>
-        </w:r>
-      </w:hyperlink>
+      <w:r>
+        <w:rPr>
+          <w:lang w:val="zh_TW" w:bidi="zh_TW"/>
+        </w:rPr>
+        <w:t>38:1–13</w:t>
+      </w:r>
       <w:r>
         <w:rPr>
           <w:lang w:val="zh_TW" w:bidi="zh_TW"/>
         </w:rPr>
         <w:t>；</w:t>
       </w:r>
-      <w:hyperlink r:id="rId252">
-        <w:r>
-          <w:rPr>
-            <w:lang w:val="zh_TW" w:bidi="zh_TW"/>
-          </w:rPr>
-          <w:rPr>
-            <w:color w:val="0000EE"/>
-            <w:u w:val="single"/>
-          </w:rPr>
-          <w:t>太23:29–37</w:t>
-        </w:r>
-      </w:hyperlink>
+      <w:r>
+        <w:rPr>
+          <w:lang w:val="zh_TW" w:bidi="zh_TW"/>
+        </w:rPr>
+        <w:t>太23:29–37</w:t>
+      </w:r>
       <w:r>
         <w:rPr>
           <w:lang w:val="zh_TW" w:bidi="zh_TW"/>
         </w:rPr>
         <w:t>；</w:t>
       </w:r>
-      <w:hyperlink r:id="rId253">
-        <w:r>
-          <w:rPr>
-            <w:lang w:val="zh_TW" w:bidi="zh_TW"/>
-          </w:rPr>
-          <w:rPr>
-            <w:color w:val="0000EE"/>
-            <w:u w:val="single"/>
-          </w:rPr>
-          <w:t>約5:24</w:t>
-        </w:r>
-      </w:hyperlink>
+      <w:r>
+        <w:rPr>
+          <w:lang w:val="zh_TW" w:bidi="zh_TW"/>
+        </w:rPr>
+        <w:t>約5:24</w:t>
+      </w:r>
       <w:r>
         <w:rPr>
           <w:lang w:val="zh_TW" w:bidi="zh_TW"/>
         </w:rPr>
         <w:t>，</w:t>
       </w:r>
-      <w:hyperlink r:id="rId254">
-        <w:r>
-          <w:rPr>
-            <w:lang w:val="zh_TW" w:bidi="zh_TW"/>
-          </w:rPr>
-          <w:rPr>
-            <w:color w:val="0000EE"/>
-            <w:u w:val="single"/>
-          </w:rPr>
-          <w:t>15:20</w:t>
-        </w:r>
-      </w:hyperlink>
+      <w:r>
+        <w:rPr>
+          <w:lang w:val="zh_TW" w:bidi="zh_TW"/>
+        </w:rPr>
+        <w:t>15:20</w:t>
+      </w:r>
       <w:r>
         <w:rPr>
           <w:lang w:val="zh_TW" w:bidi="zh_TW"/>
         </w:rPr>
         <w:t>；</w:t>
       </w:r>
-      <w:hyperlink r:id="rId255">
-        <w:r>
-          <w:rPr>
-            <w:lang w:val="zh_TW" w:bidi="zh_TW"/>
-          </w:rPr>
-          <w:rPr>
-            <w:color w:val="0000EE"/>
-            <w:u w:val="single"/>
-          </w:rPr>
-          <w:t>徒6:8–7:60</w:t>
-        </w:r>
-      </w:hyperlink>
+      <w:r>
+        <w:rPr>
+          <w:lang w:val="zh_TW" w:bidi="zh_TW"/>
+        </w:rPr>
+        <w:t>徒6:8–7:60</w:t>
+      </w:r>
       <w:r>
         <w:rPr>
           <w:lang w:val="zh_TW" w:bidi="zh_TW"/>
         </w:rPr>
         <w:t>；</w:t>
       </w:r>
-      <w:hyperlink r:id="rId226">
-        <w:r>
-          <w:rPr>
-            <w:lang w:val="zh_TW" w:bidi="zh_TW"/>
-          </w:rPr>
-          <w:rPr>
-            <w:color w:val="0000EE"/>
-            <w:u w:val="single"/>
-          </w:rPr>
-          <w:t>羅8:17–18</w:t>
-        </w:r>
-      </w:hyperlink>
+      <w:r>
+        <w:rPr>
+          <w:lang w:val="zh_TW" w:bidi="zh_TW"/>
+        </w:rPr>
+        <w:t>羅8:17–18</w:t>
+      </w:r>
       <w:r>
         <w:rPr>
           <w:lang w:val="zh_TW" w:bidi="zh_TW"/>
         </w:rPr>
         <w:t>、</w:t>
       </w:r>
-      <w:hyperlink r:id="rId235">
-        <w:r>
-          <w:rPr>
-            <w:lang w:val="zh_TW" w:bidi="zh_TW"/>
-          </w:rPr>
-          <w:rPr>
-            <w:color w:val="0000EE"/>
-            <w:u w:val="single"/>
-          </w:rPr>
-          <w:t>26–39</w:t>
-        </w:r>
-      </w:hyperlink>
+      <w:r>
+        <w:rPr>
+          <w:lang w:val="zh_TW" w:bidi="zh_TW"/>
+        </w:rPr>
+        <w:t>26–39</w:t>
+      </w:r>
       <w:r>
         <w:rPr>
           <w:lang w:val="zh_TW" w:bidi="zh_TW"/>
         </w:rPr>
         <w:t>；</w:t>
       </w:r>
-      <w:hyperlink r:id="rId256">
-        <w:r>
-          <w:rPr>
-            <w:lang w:val="zh_TW" w:bidi="zh_TW"/>
-          </w:rPr>
-          <w:rPr>
-            <w:color w:val="0000EE"/>
-            <w:u w:val="single"/>
-          </w:rPr>
-          <w:t>來12:1–13</w:t>
-        </w:r>
-      </w:hyperlink>
+      <w:r>
+        <w:rPr>
+          <w:lang w:val="zh_TW" w:bidi="zh_TW"/>
+        </w:rPr>
+        <w:t>來12:1–13</w:t>
+      </w:r>
       <w:r>
         <w:rPr>
           <w:lang w:val="zh_TW" w:bidi="zh_TW"/>
         </w:rPr>
         <w:t>；</w:t>
       </w:r>
-      <w:hyperlink r:id="rId257">
-        <w:r>
-          <w:rPr>
-            <w:lang w:val="zh_TW" w:bidi="zh_TW"/>
-          </w:rPr>
-          <w:rPr>
-            <w:color w:val="0000EE"/>
-            <w:u w:val="single"/>
-          </w:rPr>
-          <w:t>彼前4:12–16</w:t>
-        </w:r>
-      </w:hyperlink>
+      <w:r>
+        <w:rPr>
+          <w:lang w:val="zh_TW" w:bidi="zh_TW"/>
+        </w:rPr>
+        <w:t>彼前4:12–16</w:t>
+      </w:r>
       <w:r>
         <w:rPr>
           <w:lang w:val="zh_TW" w:bidi="zh_TW"/>
